--- a/deliverables/embedded_greenhouse_course/Greenhouse_Course_Paper_Draft.docx
+++ b/deliverables/embedded_greenhouse_course/Greenhouse_Course_Paper_Draft.docx
@@ -110,7 +110,7 @@
           <w:rFonts w:ascii="Times New Roman" w:hAnsi="Times New Roman" w:eastAsia="宋体"/>
           <w:sz w:val="24"/>
         </w:rPr>
-        <w:t>组员及学号：待填</w:t>
+        <w:t>组员一姓名/学号：待填</w:t>
       </w:r>
     </w:p>
     <w:p>
@@ -124,7 +124,7 @@
           <w:rFonts w:ascii="Times New Roman" w:hAnsi="Times New Roman" w:eastAsia="宋体"/>
           <w:sz w:val="24"/>
         </w:rPr>
-        <w:t>指导教师：待填</w:t>
+        <w:t>组员二姓名/学号：待填</w:t>
       </w:r>
     </w:p>
     <w:p>
@@ -138,7 +138,7 @@
           <w:rFonts w:ascii="Times New Roman" w:hAnsi="Times New Roman" w:eastAsia="宋体"/>
           <w:sz w:val="24"/>
         </w:rPr>
-        <w:t>日期：       年    月    日</w:t>
+        <w:t>指导教师：待填</w:t>
       </w:r>
     </w:p>
     <w:p>
@@ -152,6 +152,7 @@
           <w:rFonts w:ascii="Times New Roman" w:hAnsi="Times New Roman" w:eastAsia="宋体"/>
           <w:sz w:val="24"/>
         </w:rPr>
+        <w:t>日期：       年    月    日</w:t>
       </w:r>
     </w:p>
     <w:p>
@@ -163,9 +164,8 @@
       <w:r>
         <w:rPr>
           <w:rFonts w:ascii="Times New Roman" w:hAnsi="Times New Roman" w:eastAsia="宋体"/>
-          <w:sz w:val="21"/>
-        </w:rPr>
-        <w:t>设计与主机逻辑验证稿</w:t>
+          <w:sz w:val="24"/>
+        </w:rPr>
       </w:r>
     </w:p>
     <w:p>
@@ -179,6 +179,20 @@
           <w:rFonts w:ascii="Times New Roman" w:hAnsi="Times New Roman" w:eastAsia="宋体"/>
           <w:sz w:val="21"/>
         </w:rPr>
+        <w:t>设计与主机逻辑验证稿</w:t>
+      </w:r>
+    </w:p>
+    <w:p>
+      <w:pPr>
+        <w:spacing w:after="320"/>
+        <w:ind w:firstLine="0"/>
+        <w:jc w:val="center"/>
+      </w:pPr>
+      <w:r>
+        <w:rPr>
+          <w:rFonts w:ascii="Times New Roman" w:hAnsi="Times New Roman" w:eastAsia="宋体"/>
+          <w:sz w:val="21"/>
+        </w:rPr>
         <w:t>实物资料、实测结果及个人分工待核验补入</w:t>
       </w:r>
     </w:p>
@@ -379,22 +393,22 @@
     </w:p>
     <w:bookmarkEnd w:id="24"/>
     <w:bookmarkEnd w:id="25"/>
-    <w:bookmarkStart w:id="29" w:name="相关技术与方案论证"/>
+    <w:bookmarkStart w:id="28" w:name="国内外发展与应用现状"/>
     <w:p>
       <w:pPr>
         <w:pStyle w:val="Heading1"/>
       </w:pPr>
       <w:r>
-        <w:t xml:space="preserve">2 相关技术与方案论证</w:t>
-      </w:r>
-    </w:p>
-    <w:bookmarkStart w:id="26" w:name="技术发展与本课题定位"/>
+        <w:t xml:space="preserve">2 国内外发展与应用现状</w:t>
+      </w:r>
+    </w:p>
+    <w:bookmarkStart w:id="26" w:name="相关技术的发展与应用"/>
     <w:p>
       <w:pPr>
         <w:pStyle w:val="Heading2"/>
       </w:pPr>
       <w:r>
-        <w:t xml:space="preserve">2.1 技术发展与本课题定位</w:t>
+        <w:t xml:space="preserve">2.1 相关技术的发展与应用</w:t>
       </w:r>
     </w:p>
     <w:p>
@@ -414,13 +428,83 @@
       </w:r>
     </w:p>
     <w:bookmarkEnd w:id="26"/>
-    <w:bookmarkStart w:id="27" w:name="硬件与系统方案比较"/>
+    <w:bookmarkStart w:id="27" w:name="参考工作的适用性与改进方向"/>
     <w:p>
       <w:pPr>
         <w:pStyle w:val="Heading2"/>
       </w:pPr>
       <w:r>
-        <w:t xml:space="preserve">2.2 硬件与系统方案比较</w:t>
+        <w:t xml:space="preserve">2.2 参考工作的适用性与改进方向</w:t>
+      </w:r>
+    </w:p>
+    <w:p>
+      <w:pPr>
+        <w:pStyle w:val="FirstParagraph"/>
+      </w:pPr>
+      <w:r>
+        <w:t xml:space="preserve">在本次资料范围内，国内应用实例以钱图的智能楼宇系统为代表，其价值在于展示传感器、执行器与多任务的整合[3]；国际通用软件资料包括FreeRTOS内核接口及嵌入式设计模式文献[4-6]，为任务隔离、状态管理和接口设计提供方法依据。两类资料的对象与证据层次不同，本文不据单个毕设推断国内外产业水平。</w:t>
+      </w:r>
+    </w:p>
+    <w:p>
+      <w:pPr>
+        <w:pStyle w:val="BodyText"/>
+      </w:pPr>
+      <w:r>
+        <w:t xml:space="preserve">本课题的改进方向是将应用边界明确为教学温室，增加统一输出仲裁、数据时效判断和记录契约，并建立可重现的逻辑测试。若教师要求独立的近期研究综述，应再补充实际阅读的温室监测论文，按研究对象、硬件、控制方法及验证方式比较，不能仅罗列题名。</w:t>
+      </w:r>
+    </w:p>
+    <w:bookmarkEnd w:id="27"/>
+    <w:bookmarkEnd w:id="28"/>
+    <w:bookmarkStart w:id="39" w:name="系统原理分析与总体设计"/>
+    <w:p>
+      <w:pPr>
+        <w:pStyle w:val="Heading1"/>
+      </w:pPr>
+      <w:r>
+        <w:t xml:space="preserve">3 系统原理分析与总体设计</w:t>
+      </w:r>
+    </w:p>
+    <w:bookmarkStart w:id="29" w:name="功能需求"/>
+    <w:p>
+      <w:pPr>
+        <w:pStyle w:val="Heading2"/>
+      </w:pPr>
+      <w:r>
+        <w:t xml:space="preserve">3.1 功能需求</w:t>
+      </w:r>
+    </w:p>
+    <w:p>
+      <w:pPr>
+        <w:pStyle w:val="FirstParagraph"/>
+      </w:pPr>
+      <w:r>
+        <w:t xml:space="preserve">系统应读取空气温度、湿度、气压和相对光照，显示数值、单位、模式、报警和传感器状态。温度以DS18B20为控制依据，DHT11主要提供湿度及辅助温度观察，不能在两种温度源之间无说明地切换。超声距离仅在布防后用于入口接近判定，不把它当作可靠的人员身份识别装置。</w:t>
+      </w:r>
+    </w:p>
+    <w:p>
+      <w:pPr>
+        <w:pStyle w:val="BodyText"/>
+      </w:pPr>
+      <w:r>
+        <w:t xml:space="preserve">自动模式采用温度与光照回差；手动模式允许短时改变执行器命令，但不能越过高温保护、故障和报警约束。每60 s记录一次当前快照，记录时间、序号、传感器有效性及输出状态；按键可进入历史页回查。RS485主站读取同一快照，不能直接绕过控制任务改变GPIO。</w:t>
+      </w:r>
+    </w:p>
+    <w:bookmarkEnd w:id="29"/>
+    <w:bookmarkStart w:id="30" w:name="性能与运行环境"/>
+    <w:p>
+      <w:pPr>
+        <w:pStyle w:val="Heading2"/>
+      </w:pPr>
+      <w:r>
+        <w:t xml:space="preserve">3.2 性能与运行环境</w:t>
+      </w:r>
+    </w:p>
+    <w:p>
+      <w:pPr>
+        <w:pStyle w:val="FirstParagraph"/>
+      </w:pPr>
+      <w:r>
+        <w:t xml:space="preserve">表3-1中的数值是课程模型的设计目标或参数，不是已经测得的整机指标。传感器量程也不等于系统工作温度，实际运行环境须满足开发板、显示、电源和外接模块各自规格的交集。</w:t>
       </w:r>
     </w:p>
     <w:tbl>
@@ -455,41 +539,41 @@
               <w:rPr>
                 <w:sz w:val="21"/>
               </w:rPr>
-              <w:t xml:space="preserve">比较项目</w:t>
-            </w:r>
-          </w:p>
-        </w:tc>
-        <w:tc>
-          <w:tcPr/>
-          <w:p>
-            <w:pPr>
-              <w:pStyle w:val="Compact"/>
-              <w:spacing w:line="240" w:lineRule="auto" w:after="40"/>
-              <w:ind w:firstLine="0"/>
-              <w:jc w:val="left"/>
-            </w:pPr>
-            <w:r>
-              <w:rPr>
-                <w:sz w:val="21"/>
-              </w:rPr>
-              <w:t xml:space="preserve">可选方案</w:t>
-            </w:r>
-          </w:p>
-        </w:tc>
-        <w:tc>
-          <w:tcPr/>
-          <w:p>
-            <w:pPr>
-              <w:pStyle w:val="Compact"/>
-              <w:spacing w:line="240" w:lineRule="auto" w:after="40"/>
-              <w:ind w:firstLine="0"/>
-              <w:jc w:val="left"/>
-            </w:pPr>
-            <w:r>
-              <w:rPr>
-                <w:sz w:val="21"/>
-              </w:rPr>
-              <w:t xml:space="preserve">分析与选择</w:t>
+              <w:t xml:space="preserve">项目</w:t>
+            </w:r>
+          </w:p>
+        </w:tc>
+        <w:tc>
+          <w:tcPr/>
+          <w:p>
+            <w:pPr>
+              <w:pStyle w:val="Compact"/>
+              <w:spacing w:line="240" w:lineRule="auto" w:after="40"/>
+              <w:ind w:firstLine="0"/>
+              <w:jc w:val="left"/>
+            </w:pPr>
+            <w:r>
+              <w:rPr>
+                <w:sz w:val="21"/>
+              </w:rPr>
+              <w:t xml:space="preserve">基线参数或目标</w:t>
+            </w:r>
+          </w:p>
+        </w:tc>
+        <w:tc>
+          <w:tcPr/>
+          <w:p>
+            <w:pPr>
+              <w:pStyle w:val="Compact"/>
+              <w:spacing w:line="240" w:lineRule="auto" w:after="40"/>
+              <w:ind w:firstLine="0"/>
+              <w:jc w:val="left"/>
+            </w:pPr>
+            <w:r>
+              <w:rPr>
+                <w:sz w:val="21"/>
+              </w:rPr>
+              <w:t xml:space="preserve">验证方法与状态</w:t>
             </w:r>
           </w:p>
         </w:tc>
@@ -511,41 +595,41 @@
               <w:rPr>
                 <w:sz w:val="21"/>
               </w:rPr>
-              <w:t xml:space="preserve">控制器</w:t>
-            </w:r>
-          </w:p>
-        </w:tc>
-        <w:tc>
-          <w:tcPr/>
-          <w:p>
-            <w:pPr>
-              <w:pStyle w:val="Compact"/>
-              <w:spacing w:line="240" w:lineRule="auto" w:after="40"/>
-              <w:ind w:firstLine="0"/>
-              <w:jc w:val="left"/>
-            </w:pPr>
-            <w:r>
-              <w:rPr>
-                <w:sz w:val="21"/>
-              </w:rPr>
-              <w:t xml:space="preserve">8位单片机、STM32F103、Linux板</w:t>
-            </w:r>
-          </w:p>
-        </w:tc>
-        <w:tc>
-          <w:tcPr/>
-          <w:p>
-            <w:pPr>
-              <w:pStyle w:val="Compact"/>
-              <w:spacing w:line="240" w:lineRule="auto" w:after="40"/>
-              <w:ind w:firstLine="0"/>
-              <w:jc w:val="left"/>
-            </w:pPr>
-            <w:r>
-              <w:rPr>
-                <w:sz w:val="21"/>
-              </w:rPr>
-              <w:t xml:space="preserve">F103符合课程32位平台要求，具有ADC、定时器和串口；Linux板增加资源与软件复杂度，选择现有M48Z-M3</w:t>
+              <w:t xml:space="preserve">温度显示</w:t>
+            </w:r>
+          </w:p>
+        </w:tc>
+        <w:tc>
+          <w:tcPr/>
+          <w:p>
+            <w:pPr>
+              <w:pStyle w:val="Compact"/>
+              <w:spacing w:line="240" w:lineRule="auto" w:after="40"/>
+              <w:ind w:firstLine="0"/>
+              <w:jc w:val="left"/>
+            </w:pPr>
+            <w:r>
+              <w:rPr>
+                <w:sz w:val="21"/>
+              </w:rPr>
+              <w:t xml:space="preserve">课程观察范围0～50 ℃，显示0.1 ℃</w:t>
+            </w:r>
+          </w:p>
+        </w:tc>
+        <w:tc>
+          <w:tcPr/>
+          <w:p>
+            <w:pPr>
+              <w:pStyle w:val="Compact"/>
+              <w:spacing w:line="240" w:lineRule="auto" w:after="40"/>
+              <w:ind w:firstLine="0"/>
+              <w:jc w:val="left"/>
+            </w:pPr>
+            <w:r>
+              <w:rPr>
+                <w:sz w:val="21"/>
+              </w:rPr>
+              <w:t xml:space="preserve">显示分辨率不等于准确度；实物与参考温度计对比待填</w:t>
             </w:r>
           </w:p>
         </w:tc>
@@ -567,41 +651,41 @@
               <w:rPr>
                 <w:sz w:val="21"/>
               </w:rPr>
-              <w:t xml:space="preserve">软件组织</w:t>
-            </w:r>
-          </w:p>
-        </w:tc>
-        <w:tc>
-          <w:tcPr/>
-          <w:p>
-            <w:pPr>
-              <w:pStyle w:val="Compact"/>
-              <w:spacing w:line="240" w:lineRule="auto" w:after="40"/>
-              <w:ind w:firstLine="0"/>
-              <w:jc w:val="left"/>
-            </w:pPr>
-            <w:r>
-              <w:rPr>
-                <w:sz w:val="21"/>
-              </w:rPr>
-              <w:t xml:space="preserve">轮询主循环、FreeRTOS任务</w:t>
-            </w:r>
-          </w:p>
-        </w:tc>
-        <w:tc>
-          <w:tcPr/>
-          <w:p>
-            <w:pPr>
-              <w:pStyle w:val="Compact"/>
-              <w:spacing w:line="240" w:lineRule="auto" w:after="40"/>
-              <w:ind w:firstLine="0"/>
-              <w:jc w:val="left"/>
-            </w:pPr>
-            <w:r>
-              <w:rPr>
-                <w:sz w:val="21"/>
-              </w:rPr>
-              <w:t xml:space="preserve">轮询实现简单，但传感器等待和显示刷新易影响响应；选择周期任务与事件结合</w:t>
+              <w:t xml:space="preserve">湿度显示</w:t>
+            </w:r>
+          </w:p>
+        </w:tc>
+        <w:tc>
+          <w:tcPr/>
+          <w:p>
+            <w:pPr>
+              <w:pStyle w:val="Compact"/>
+              <w:spacing w:line="240" w:lineRule="auto" w:after="40"/>
+              <w:ind w:firstLine="0"/>
+              <w:jc w:val="left"/>
+            </w:pPr>
+            <w:r>
+              <w:rPr>
+                <w:sz w:val="21"/>
+              </w:rPr>
+              <w:t xml:space="preserve">课程观察范围20%～90%RH，显示1%RH</w:t>
+            </w:r>
+          </w:p>
+        </w:tc>
+        <w:tc>
+          <w:tcPr/>
+          <w:p>
+            <w:pPr>
+              <w:pStyle w:val="Compact"/>
+              <w:spacing w:line="240" w:lineRule="auto" w:after="40"/>
+              <w:ind w:firstLine="0"/>
+              <w:jc w:val="left"/>
+            </w:pPr>
+            <w:r>
+              <w:rPr>
+                <w:sz w:val="21"/>
+              </w:rPr>
+              <w:t xml:space="preserve">依据实际DHT11型号规格核验，误差待测</w:t>
             </w:r>
           </w:p>
         </w:tc>
@@ -623,41 +707,41 @@
               <w:rPr>
                 <w:sz w:val="21"/>
               </w:rPr>
-              <w:t xml:space="preserve">温控方法</w:t>
-            </w:r>
-          </w:p>
-        </w:tc>
-        <w:tc>
-          <w:tcPr/>
-          <w:p>
-            <w:pPr>
-              <w:pStyle w:val="Compact"/>
-              <w:spacing w:line="240" w:lineRule="auto" w:after="40"/>
-              <w:ind w:firstLine="0"/>
-              <w:jc w:val="left"/>
-            </w:pPr>
-            <w:r>
-              <w:rPr>
-                <w:sz w:val="21"/>
-              </w:rPr>
-              <w:t xml:space="preserve">单阈值、回差、PID</w:t>
-            </w:r>
-          </w:p>
-        </w:tc>
-        <w:tc>
-          <w:tcPr/>
-          <w:p>
-            <w:pPr>
-              <w:pStyle w:val="Compact"/>
-              <w:spacing w:line="240" w:lineRule="auto" w:after="40"/>
-              <w:ind w:firstLine="0"/>
-              <w:jc w:val="left"/>
-            </w:pPr>
-            <w:r>
-              <w:rPr>
-                <w:sz w:val="21"/>
-              </w:rPr>
-              <w:t xml:space="preserve">单阈值易抖动；LED不能形成真实热闭环，无法辨识PID对象；选择回差控制</w:t>
+              <w:t xml:space="preserve">气压显示</w:t>
+            </w:r>
+          </w:p>
+        </w:tc>
+        <w:tc>
+          <w:tcPr/>
+          <w:p>
+            <w:pPr>
+              <w:pStyle w:val="Compact"/>
+              <w:spacing w:line="240" w:lineRule="auto" w:after="40"/>
+              <w:ind w:firstLine="0"/>
+              <w:jc w:val="left"/>
+            </w:pPr>
+            <w:r>
+              <w:rPr>
+                <w:sz w:val="21"/>
+              </w:rPr>
+              <w:t xml:space="preserve">课程观察范围300～1100 hPa</w:t>
+            </w:r>
+          </w:p>
+        </w:tc>
+        <w:tc>
+          <w:tcPr/>
+          <w:p>
+            <w:pPr>
+              <w:pStyle w:val="Compact"/>
+              <w:spacing w:line="240" w:lineRule="auto" w:after="40"/>
+              <w:ind w:firstLine="0"/>
+              <w:jc w:val="left"/>
+            </w:pPr>
+            <w:r>
+              <w:rPr>
+                <w:sz w:val="21"/>
+              </w:rPr>
+              <w:t xml:space="preserve">BMP280补偿按具体驱动实现核验</w:t>
             </w:r>
           </w:p>
         </w:tc>
@@ -679,41 +763,41 @@
               <w:rPr>
                 <w:sz w:val="21"/>
               </w:rPr>
-              <w:t xml:space="preserve">显示</w:t>
-            </w:r>
-          </w:p>
-        </w:tc>
-        <w:tc>
-          <w:tcPr/>
-          <w:p>
-            <w:pPr>
-              <w:pStyle w:val="Compact"/>
-              <w:spacing w:line="240" w:lineRule="auto" w:after="40"/>
-              <w:ind w:firstLine="0"/>
-              <w:jc w:val="left"/>
-            </w:pPr>
-            <w:r>
-              <w:rPr>
-                <w:sz w:val="21"/>
-              </w:rPr>
-              <w:t xml:space="preserve">OLED、SPI TFT</w:t>
-            </w:r>
-          </w:p>
-        </w:tc>
-        <w:tc>
-          <w:tcPr/>
-          <w:p>
-            <w:pPr>
-              <w:pStyle w:val="Compact"/>
-              <w:spacing w:line="240" w:lineRule="auto" w:after="40"/>
-              <w:ind w:firstLine="0"/>
-              <w:jc w:val="left"/>
-            </w:pPr>
-            <w:r>
-              <w:rPr>
-                <w:sz w:val="21"/>
-              </w:rPr>
-              <w:t xml:space="preserve">OLED占用资源少；指导书提供ILI9341液晶，选择SPI TFT并局部刷新</w:t>
+              <w:t xml:space="preserve">光照</w:t>
+            </w:r>
+          </w:p>
+        </w:tc>
+        <w:tc>
+          <w:tcPr/>
+          <w:p>
+            <w:pPr>
+              <w:pStyle w:val="Compact"/>
+              <w:spacing w:line="240" w:lineRule="auto" w:after="40"/>
+              <w:ind w:firstLine="0"/>
+              <w:jc w:val="left"/>
+            </w:pPr>
+            <w:r>
+              <w:rPr>
+                <w:sz w:val="21"/>
+              </w:rPr>
+              <w:t xml:space="preserve">0～100相对指数，0暗、100亮</w:t>
+            </w:r>
+          </w:p>
+        </w:tc>
+        <w:tc>
+          <w:tcPr/>
+          <w:p>
+            <w:pPr>
+              <w:pStyle w:val="Compact"/>
+              <w:spacing w:line="240" w:lineRule="auto" w:after="40"/>
+              <w:ind w:firstLine="0"/>
+              <w:jc w:val="left"/>
+            </w:pPr>
+            <w:r>
+              <w:rPr>
+                <w:sz w:val="21"/>
+              </w:rPr>
+              <w:t xml:space="preserve">主机端验证换算方向，非lux</w:t>
             </w:r>
           </w:p>
         </w:tc>
@@ -735,41 +819,41 @@
               <w:rPr>
                 <w:sz w:val="21"/>
               </w:rPr>
-              <w:t xml:space="preserve">外部通信</w:t>
-            </w:r>
-          </w:p>
-        </w:tc>
-        <w:tc>
-          <w:tcPr/>
-          <w:p>
-            <w:pPr>
-              <w:pStyle w:val="Compact"/>
-              <w:spacing w:line="240" w:lineRule="auto" w:after="40"/>
-              <w:ind w:firstLine="0"/>
-              <w:jc w:val="left"/>
-            </w:pPr>
-            <w:r>
-              <w:rPr>
-                <w:sz w:val="21"/>
-              </w:rPr>
-              <w:t xml:space="preserve">Wi-Fi、CAN、RS485</w:t>
-            </w:r>
-          </w:p>
-        </w:tc>
-        <w:tc>
-          <w:tcPr/>
-          <w:p>
-            <w:pPr>
-              <w:pStyle w:val="Compact"/>
-              <w:spacing w:line="240" w:lineRule="auto" w:after="40"/>
-              <w:ind w:firstLine="0"/>
-              <w:jc w:val="left"/>
-            </w:pPr>
-            <w:r>
-              <w:rPr>
-                <w:sz w:val="21"/>
-              </w:rPr>
-              <w:t xml:space="preserve">基线以现场显示和有线监测为主，选择RS485 Modbus RTU只读接口</w:t>
+              <w:t xml:space="preserve">采集周期</w:t>
+            </w:r>
+          </w:p>
+        </w:tc>
+        <w:tc>
+          <w:tcPr/>
+          <w:p>
+            <w:pPr>
+              <w:pStyle w:val="Compact"/>
+              <w:spacing w:line="240" w:lineRule="auto" w:after="40"/>
+              <w:ind w:firstLine="0"/>
+              <w:jc w:val="left"/>
+            </w:pPr>
+            <w:r>
+              <w:rPr>
+                <w:sz w:val="21"/>
+              </w:rPr>
+              <w:t xml:space="preserve">温度1 s，湿度/气压2 s，光照100 ms</w:t>
+            </w:r>
+          </w:p>
+        </w:tc>
+        <w:tc>
+          <w:tcPr/>
+          <w:p>
+            <w:pPr>
+              <w:pStyle w:val="Compact"/>
+              <w:spacing w:line="240" w:lineRule="auto" w:after="40"/>
+              <w:ind w:firstLine="0"/>
+              <w:jc w:val="left"/>
+            </w:pPr>
+            <w:r>
+              <w:rPr>
+                <w:sz w:val="21"/>
+              </w:rPr>
+              <w:t xml:space="preserve">目标板周期抖动待测</w:t>
             </w:r>
           </w:p>
         </w:tc>
@@ -791,193 +875,41 @@
               <w:rPr>
                 <w:sz w:val="21"/>
               </w:rPr>
-              <w:t xml:space="preserve">历史存储</w:t>
-            </w:r>
-          </w:p>
-        </w:tc>
-        <w:tc>
-          <w:tcPr/>
-          <w:p>
-            <w:pPr>
-              <w:pStyle w:val="Compact"/>
-              <w:spacing w:line="240" w:lineRule="auto" w:after="40"/>
-              <w:ind w:firstLine="0"/>
-              <w:jc w:val="left"/>
-            </w:pPr>
-            <w:r>
-              <w:rPr>
-                <w:sz w:val="21"/>
-              </w:rPr>
-              <w:t xml:space="preserve">片内Flash、W25Q16</w:t>
-            </w:r>
-          </w:p>
-        </w:tc>
-        <w:tc>
-          <w:tcPr/>
-          <w:p>
-            <w:pPr>
-              <w:pStyle w:val="Compact"/>
-              <w:spacing w:line="240" w:lineRule="auto" w:after="40"/>
-              <w:ind w:firstLine="0"/>
-              <w:jc w:val="left"/>
-            </w:pPr>
-            <w:r>
-              <w:rPr>
-                <w:sz w:val="21"/>
-              </w:rPr>
-              <w:t xml:space="preserve">片内容量紧张且与程序布局耦合，选择外接SPI Flash作为记录方案</w:t>
-            </w:r>
-          </w:p>
-        </w:tc>
-      </w:tr>
-    </w:tbl>
-    <w:p>
-      <w:pPr>
-        <w:pStyle w:val="BodyText"/>
-      </w:pPr>
-      <w:r>
-        <w:t xml:space="preserve">FreeRTOS本身不自动保证实时性。任务是否及时运行还取决于优先级、执行时间、阻塞方式和中断使用。采用RTOS的理由是分离不同周期的职责，并通过队列传递事件；不能仅凭“使用实时操作系统”就宣称满足所有响应时间指标。</w:t>
-      </w:r>
-    </w:p>
-    <w:bookmarkEnd w:id="27"/>
-    <w:bookmarkStart w:id="28" w:name="设计模式选择"/>
-    <w:p>
-      <w:pPr>
-        <w:pStyle w:val="Heading2"/>
-      </w:pPr>
-      <w:r>
-        <w:t xml:space="preserve">2.3 设计模式选择</w:t>
-      </w:r>
-    </w:p>
-    <w:p>
-      <w:pPr>
-        <w:pStyle w:val="FirstParagraph"/>
-      </w:pPr>
-      <w:r>
-        <w:t xml:space="preserve">状态模式和策略分离的作用是把模式转换与具体控制规则分开，而不是把多个条件判断简单改名[5-6]。在C语言固件中，可以使用枚举、状态结构和函数表实现相同的组织原则，不必依赖C++类和动态分配。硬件抽象使控制器只接收带时间戳的数值快照，不直接读取GPIO，因此主机模型能验证相同的决策规则；驱动层的精度和时序仍需另行验证。</w:t>
-      </w:r>
-    </w:p>
-    <w:bookmarkEnd w:id="28"/>
-    <w:bookmarkEnd w:id="29"/>
-    <w:bookmarkStart w:id="34" w:name="需求分析与技术指标"/>
-    <w:p>
-      <w:pPr>
-        <w:pStyle w:val="Heading1"/>
-      </w:pPr>
-      <w:r>
-        <w:t xml:space="preserve">3 需求分析与技术指标</w:t>
-      </w:r>
-    </w:p>
-    <w:bookmarkStart w:id="30" w:name="功能需求"/>
-    <w:p>
-      <w:pPr>
-        <w:pStyle w:val="Heading2"/>
-      </w:pPr>
-      <w:r>
-        <w:t xml:space="preserve">3.1 功能需求</w:t>
-      </w:r>
-    </w:p>
-    <w:p>
-      <w:pPr>
-        <w:pStyle w:val="FirstParagraph"/>
-      </w:pPr>
-      <w:r>
-        <w:t xml:space="preserve">系统应读取空气温度、湿度、气压和相对光照，显示数值、单位、模式、报警和传感器状态。温度以DS18B20为控制依据，DHT11主要提供湿度及辅助温度观察，不能在两种温度源之间无说明地切换。超声距离仅在布防后用于入口接近判定，不把它当作可靠的人员身份识别装置。</w:t>
-      </w:r>
-    </w:p>
-    <w:p>
-      <w:pPr>
-        <w:pStyle w:val="BodyText"/>
-      </w:pPr>
-      <w:r>
-        <w:t xml:space="preserve">自动模式采用温度与光照回差；手动模式允许短时改变执行器命令，但不能越过高温保护、故障和报警约束。每60 s记录一次当前快照，记录时间、序号、传感器有效性及输出状态；按键可进入历史页回查。RS485主站读取同一快照，不能直接绕过控制任务改变GPIO。</w:t>
-      </w:r>
-    </w:p>
-    <w:bookmarkEnd w:id="30"/>
-    <w:bookmarkStart w:id="31" w:name="性能与运行环境"/>
-    <w:p>
-      <w:pPr>
-        <w:pStyle w:val="Heading2"/>
-      </w:pPr>
-      <w:r>
-        <w:t xml:space="preserve">3.2 性能与运行环境</w:t>
-      </w:r>
-    </w:p>
-    <w:p>
-      <w:pPr>
-        <w:pStyle w:val="FirstParagraph"/>
-      </w:pPr>
-      <w:r>
-        <w:t xml:space="preserve">表3-1中的数值是课程模型的设计目标或参数，不是已经测得的整机指标。传感器量程也不等于系统工作温度，实际运行环境须满足开发板、显示、电源和外接模块各自规格的交集。</w:t>
-      </w:r>
-    </w:p>
-    <w:tbl>
-      <w:tblPr>
-        <w:tblStyle w:val="Table"/>
-        <w:tblW w:type="pct" w:w="5000"/>
-        <w:jc w:val="left"/>
-        <w:tblLayout w:type="fixed"/>
-        <w:tblLook w:firstRow="1" w:lastRow="0" w:firstColumn="0" w:lastColumn="0" w:noHBand="0" w:noVBand="0" w:val="0020"/>
-      </w:tblPr>
-      <w:tblGrid>
-        <w:gridCol w:w="2640"/>
-        <w:gridCol w:w="2640"/>
-        <w:gridCol w:w="2640"/>
-      </w:tblGrid>
-      <w:tr>
-        <w:trPr>
-          <w:tblHeader w:val="on"/>
-          <w:cantSplit/>
-          <w:tblHeader/>
-        </w:trPr>
-        <w:tc>
-          <w:tcPr/>
-          <w:p>
-            <w:pPr>
-              <w:pStyle w:val="Compact"/>
-              <w:spacing w:line="240" w:lineRule="auto" w:after="40"/>
-              <w:ind w:firstLine="0"/>
-              <w:jc w:val="left"/>
-            </w:pPr>
-            <w:r>
-              <w:rPr>
-                <w:sz w:val="21"/>
-              </w:rPr>
-              <w:t xml:space="preserve">项目</w:t>
-            </w:r>
-          </w:p>
-        </w:tc>
-        <w:tc>
-          <w:tcPr/>
-          <w:p>
-            <w:pPr>
-              <w:pStyle w:val="Compact"/>
-              <w:spacing w:line="240" w:lineRule="auto" w:after="40"/>
-              <w:ind w:firstLine="0"/>
-              <w:jc w:val="left"/>
-            </w:pPr>
-            <w:r>
-              <w:rPr>
-                <w:sz w:val="21"/>
-              </w:rPr>
-              <w:t xml:space="preserve">基线参数或目标</w:t>
-            </w:r>
-          </w:p>
-        </w:tc>
-        <w:tc>
-          <w:tcPr/>
-          <w:p>
-            <w:pPr>
-              <w:pStyle w:val="Compact"/>
-              <w:spacing w:line="240" w:lineRule="auto" w:after="40"/>
-              <w:ind w:firstLine="0"/>
-              <w:jc w:val="left"/>
-            </w:pPr>
-            <w:r>
-              <w:rPr>
-                <w:sz w:val="21"/>
-              </w:rPr>
-              <w:t xml:space="preserve">验证方法与状态</w:t>
+              <w:t xml:space="preserve">超声检测</w:t>
+            </w:r>
+          </w:p>
+        </w:tc>
+        <w:tc>
+          <w:tcPr/>
+          <w:p>
+            <w:pPr>
+              <w:pStyle w:val="Compact"/>
+              <w:spacing w:line="240" w:lineRule="auto" w:after="40"/>
+              <w:ind w:firstLine="0"/>
+              <w:jc w:val="left"/>
+            </w:pPr>
+            <w:r>
+              <w:rPr>
+                <w:sz w:val="21"/>
+              </w:rPr>
+              <w:t xml:space="preserve">每100 ms触发，30 ms超时</w:t>
+            </w:r>
+          </w:p>
+        </w:tc>
+        <w:tc>
+          <w:tcPr/>
+          <w:p>
+            <w:pPr>
+              <w:pStyle w:val="Compact"/>
+              <w:spacing w:line="240" w:lineRule="auto" w:after="40"/>
+              <w:ind w:firstLine="0"/>
+              <w:jc w:val="left"/>
+            </w:pPr>
+            <w:r>
+              <w:rPr>
+                <w:sz w:val="21"/>
+              </w:rPr>
+              <w:t xml:space="preserve">回波电平与时序待测</w:t>
             </w:r>
           </w:p>
         </w:tc>
@@ -999,41 +931,41 @@
               <w:rPr>
                 <w:sz w:val="21"/>
               </w:rPr>
-              <w:t xml:space="preserve">温度显示</w:t>
-            </w:r>
-          </w:p>
-        </w:tc>
-        <w:tc>
-          <w:tcPr/>
-          <w:p>
-            <w:pPr>
-              <w:pStyle w:val="Compact"/>
-              <w:spacing w:line="240" w:lineRule="auto" w:after="40"/>
-              <w:ind w:firstLine="0"/>
-              <w:jc w:val="left"/>
-            </w:pPr>
-            <w:r>
-              <w:rPr>
-                <w:sz w:val="21"/>
-              </w:rPr>
-              <w:t xml:space="preserve">课程观察范围0～50 ℃，显示0.1 ℃</w:t>
-            </w:r>
-          </w:p>
-        </w:tc>
-        <w:tc>
-          <w:tcPr/>
-          <w:p>
-            <w:pPr>
-              <w:pStyle w:val="Compact"/>
-              <w:spacing w:line="240" w:lineRule="auto" w:after="40"/>
-              <w:ind w:firstLine="0"/>
-              <w:jc w:val="left"/>
-            </w:pPr>
-            <w:r>
-              <w:rPr>
-                <w:sz w:val="21"/>
-              </w:rPr>
-              <w:t xml:space="preserve">显示分辨率不等于准确度；实物与参考温度计对比待填</w:t>
+              <w:t xml:space="preserve">控制与按键</w:t>
+            </w:r>
+          </w:p>
+        </w:tc>
+        <w:tc>
+          <w:tcPr/>
+          <w:p>
+            <w:pPr>
+              <w:pStyle w:val="Compact"/>
+              <w:spacing w:line="240" w:lineRule="auto" w:after="40"/>
+              <w:ind w:firstLine="0"/>
+              <w:jc w:val="left"/>
+            </w:pPr>
+            <w:r>
+              <w:rPr>
+                <w:sz w:val="21"/>
+              </w:rPr>
+              <w:t xml:space="preserve">控制周期50 ms，按键扫描10 ms、30 ms去抖</w:t>
+            </w:r>
+          </w:p>
+        </w:tc>
+        <w:tc>
+          <w:tcPr/>
+          <w:p>
+            <w:pPr>
+              <w:pStyle w:val="Compact"/>
+              <w:spacing w:line="240" w:lineRule="auto" w:after="40"/>
+              <w:ind w:firstLine="0"/>
+              <w:jc w:val="left"/>
+            </w:pPr>
+            <w:r>
+              <w:rPr>
+                <w:sz w:val="21"/>
+              </w:rPr>
+              <w:t xml:space="preserve">目标板最坏响应待测</w:t>
             </w:r>
           </w:p>
         </w:tc>
@@ -1055,41 +987,41 @@
               <w:rPr>
                 <w:sz w:val="21"/>
               </w:rPr>
-              <w:t xml:space="preserve">湿度显示</w:t>
-            </w:r>
-          </w:p>
-        </w:tc>
-        <w:tc>
-          <w:tcPr/>
-          <w:p>
-            <w:pPr>
-              <w:pStyle w:val="Compact"/>
-              <w:spacing w:line="240" w:lineRule="auto" w:after="40"/>
-              <w:ind w:firstLine="0"/>
-              <w:jc w:val="left"/>
-            </w:pPr>
-            <w:r>
-              <w:rPr>
-                <w:sz w:val="21"/>
-              </w:rPr>
-              <w:t xml:space="preserve">课程观察范围20%～90%RH，显示1%RH</w:t>
-            </w:r>
-          </w:p>
-        </w:tc>
-        <w:tc>
-          <w:tcPr/>
-          <w:p>
-            <w:pPr>
-              <w:pStyle w:val="Compact"/>
-              <w:spacing w:line="240" w:lineRule="auto" w:after="40"/>
-              <w:ind w:firstLine="0"/>
-              <w:jc w:val="left"/>
-            </w:pPr>
-            <w:r>
-              <w:rPr>
-                <w:sz w:val="21"/>
-              </w:rPr>
-              <w:t xml:space="preserve">依据实际DHT11型号规格核验，误差待测</w:t>
+              <w:t xml:space="preserve">显示与记录</w:t>
+            </w:r>
+          </w:p>
+        </w:tc>
+        <w:tc>
+          <w:tcPr/>
+          <w:p>
+            <w:pPr>
+              <w:pStyle w:val="Compact"/>
+              <w:spacing w:line="240" w:lineRule="auto" w:after="40"/>
+              <w:ind w:firstLine="0"/>
+              <w:jc w:val="left"/>
+            </w:pPr>
+            <w:r>
+              <w:rPr>
+                <w:sz w:val="21"/>
+              </w:rPr>
+              <w:t xml:space="preserve">局部刷新200 ms；记录60 s</w:t>
+            </w:r>
+          </w:p>
+        </w:tc>
+        <w:tc>
+          <w:tcPr/>
+          <w:p>
+            <w:pPr>
+              <w:pStyle w:val="Compact"/>
+              <w:spacing w:line="240" w:lineRule="auto" w:after="40"/>
+              <w:ind w:firstLine="0"/>
+              <w:jc w:val="left"/>
+            </w:pPr>
+            <w:r>
+              <w:rPr>
+                <w:sz w:val="21"/>
+              </w:rPr>
+              <w:t xml:space="preserve">主机已验证记录节拍逻辑；实物待核验</w:t>
             </w:r>
           </w:p>
         </w:tc>
@@ -1111,41 +1043,41 @@
               <w:rPr>
                 <w:sz w:val="21"/>
               </w:rPr>
-              <w:t xml:space="preserve">气压显示</w:t>
-            </w:r>
-          </w:p>
-        </w:tc>
-        <w:tc>
-          <w:tcPr/>
-          <w:p>
-            <w:pPr>
-              <w:pStyle w:val="Compact"/>
-              <w:spacing w:line="240" w:lineRule="auto" w:after="40"/>
-              <w:ind w:firstLine="0"/>
-              <w:jc w:val="left"/>
-            </w:pPr>
-            <w:r>
-              <w:rPr>
-                <w:sz w:val="21"/>
-              </w:rPr>
-              <w:t xml:space="preserve">课程观察范围300～1100 hPa</w:t>
-            </w:r>
-          </w:p>
-        </w:tc>
-        <w:tc>
-          <w:tcPr/>
-          <w:p>
-            <w:pPr>
-              <w:pStyle w:val="Compact"/>
-              <w:spacing w:line="240" w:lineRule="auto" w:after="40"/>
-              <w:ind w:firstLine="0"/>
-              <w:jc w:val="left"/>
-            </w:pPr>
-            <w:r>
-              <w:rPr>
-                <w:sz w:val="21"/>
-              </w:rPr>
-              <w:t xml:space="preserve">BMP280补偿按具体驱动实现核验</w:t>
+              <w:t xml:space="preserve">连续运行</w:t>
+            </w:r>
+          </w:p>
+        </w:tc>
+        <w:tc>
+          <w:tcPr/>
+          <w:p>
+            <w:pPr>
+              <w:pStyle w:val="Compact"/>
+              <w:spacing w:line="240" w:lineRule="auto" w:after="40"/>
+              <w:ind w:firstLine="0"/>
+              <w:jc w:val="left"/>
+            </w:pPr>
+            <w:r>
+              <w:rPr>
+                <w:sz w:val="21"/>
+              </w:rPr>
+              <w:t xml:space="preserve">拟做不少于2 h课程稳定性观察</w:t>
+            </w:r>
+          </w:p>
+        </w:tc>
+        <w:tc>
+          <w:tcPr/>
+          <w:p>
+            <w:pPr>
+              <w:pStyle w:val="Compact"/>
+              <w:spacing w:line="240" w:lineRule="auto" w:after="40"/>
+              <w:ind w:firstLine="0"/>
+              <w:jc w:val="left"/>
+            </w:pPr>
+            <w:r>
+              <w:rPr>
+                <w:sz w:val="21"/>
+              </w:rPr>
+              <w:t xml:space="preserve">原始记录及异常计数待填</w:t>
             </w:r>
           </w:p>
         </w:tc>
@@ -1167,342 +1099,6 @@
               <w:rPr>
                 <w:sz w:val="21"/>
               </w:rPr>
-              <w:t xml:space="preserve">光照</w:t>
-            </w:r>
-          </w:p>
-        </w:tc>
-        <w:tc>
-          <w:tcPr/>
-          <w:p>
-            <w:pPr>
-              <w:pStyle w:val="Compact"/>
-              <w:spacing w:line="240" w:lineRule="auto" w:after="40"/>
-              <w:ind w:firstLine="0"/>
-              <w:jc w:val="left"/>
-            </w:pPr>
-            <w:r>
-              <w:rPr>
-                <w:sz w:val="21"/>
-              </w:rPr>
-              <w:t xml:space="preserve">0～100相对指数，0暗、100亮</w:t>
-            </w:r>
-          </w:p>
-        </w:tc>
-        <w:tc>
-          <w:tcPr/>
-          <w:p>
-            <w:pPr>
-              <w:pStyle w:val="Compact"/>
-              <w:spacing w:line="240" w:lineRule="auto" w:after="40"/>
-              <w:ind w:firstLine="0"/>
-              <w:jc w:val="left"/>
-            </w:pPr>
-            <w:r>
-              <w:rPr>
-                <w:sz w:val="21"/>
-              </w:rPr>
-              <w:t xml:space="preserve">主机端验证换算方向，非lux</w:t>
-            </w:r>
-          </w:p>
-        </w:tc>
-      </w:tr>
-      <w:tr>
-        <w:trPr>
-          <w:cantSplit/>
-        </w:trPr>
-        <w:tc>
-          <w:tcPr/>
-          <w:p>
-            <w:pPr>
-              <w:pStyle w:val="Compact"/>
-              <w:spacing w:line="240" w:lineRule="auto" w:after="40"/>
-              <w:ind w:firstLine="0"/>
-              <w:jc w:val="left"/>
-            </w:pPr>
-            <w:r>
-              <w:rPr>
-                <w:sz w:val="21"/>
-              </w:rPr>
-              <w:t xml:space="preserve">采集周期</w:t>
-            </w:r>
-          </w:p>
-        </w:tc>
-        <w:tc>
-          <w:tcPr/>
-          <w:p>
-            <w:pPr>
-              <w:pStyle w:val="Compact"/>
-              <w:spacing w:line="240" w:lineRule="auto" w:after="40"/>
-              <w:ind w:firstLine="0"/>
-              <w:jc w:val="left"/>
-            </w:pPr>
-            <w:r>
-              <w:rPr>
-                <w:sz w:val="21"/>
-              </w:rPr>
-              <w:t xml:space="preserve">温度1 s，湿度/气压2 s，光照100 ms</w:t>
-            </w:r>
-          </w:p>
-        </w:tc>
-        <w:tc>
-          <w:tcPr/>
-          <w:p>
-            <w:pPr>
-              <w:pStyle w:val="Compact"/>
-              <w:spacing w:line="240" w:lineRule="auto" w:after="40"/>
-              <w:ind w:firstLine="0"/>
-              <w:jc w:val="left"/>
-            </w:pPr>
-            <w:r>
-              <w:rPr>
-                <w:sz w:val="21"/>
-              </w:rPr>
-              <w:t xml:space="preserve">目标板周期抖动待测</w:t>
-            </w:r>
-          </w:p>
-        </w:tc>
-      </w:tr>
-      <w:tr>
-        <w:trPr>
-          <w:cantSplit/>
-        </w:trPr>
-        <w:tc>
-          <w:tcPr/>
-          <w:p>
-            <w:pPr>
-              <w:pStyle w:val="Compact"/>
-              <w:spacing w:line="240" w:lineRule="auto" w:after="40"/>
-              <w:ind w:firstLine="0"/>
-              <w:jc w:val="left"/>
-            </w:pPr>
-            <w:r>
-              <w:rPr>
-                <w:sz w:val="21"/>
-              </w:rPr>
-              <w:t xml:space="preserve">超声检测</w:t>
-            </w:r>
-          </w:p>
-        </w:tc>
-        <w:tc>
-          <w:tcPr/>
-          <w:p>
-            <w:pPr>
-              <w:pStyle w:val="Compact"/>
-              <w:spacing w:line="240" w:lineRule="auto" w:after="40"/>
-              <w:ind w:firstLine="0"/>
-              <w:jc w:val="left"/>
-            </w:pPr>
-            <w:r>
-              <w:rPr>
-                <w:sz w:val="21"/>
-              </w:rPr>
-              <w:t xml:space="preserve">每100 ms触发，30 ms超时</w:t>
-            </w:r>
-          </w:p>
-        </w:tc>
-        <w:tc>
-          <w:tcPr/>
-          <w:p>
-            <w:pPr>
-              <w:pStyle w:val="Compact"/>
-              <w:spacing w:line="240" w:lineRule="auto" w:after="40"/>
-              <w:ind w:firstLine="0"/>
-              <w:jc w:val="left"/>
-            </w:pPr>
-            <w:r>
-              <w:rPr>
-                <w:sz w:val="21"/>
-              </w:rPr>
-              <w:t xml:space="preserve">回波电平与时序待测</w:t>
-            </w:r>
-          </w:p>
-        </w:tc>
-      </w:tr>
-      <w:tr>
-        <w:trPr>
-          <w:cantSplit/>
-        </w:trPr>
-        <w:tc>
-          <w:tcPr/>
-          <w:p>
-            <w:pPr>
-              <w:pStyle w:val="Compact"/>
-              <w:spacing w:line="240" w:lineRule="auto" w:after="40"/>
-              <w:ind w:firstLine="0"/>
-              <w:jc w:val="left"/>
-            </w:pPr>
-            <w:r>
-              <w:rPr>
-                <w:sz w:val="21"/>
-              </w:rPr>
-              <w:t xml:space="preserve">控制与按键</w:t>
-            </w:r>
-          </w:p>
-        </w:tc>
-        <w:tc>
-          <w:tcPr/>
-          <w:p>
-            <w:pPr>
-              <w:pStyle w:val="Compact"/>
-              <w:spacing w:line="240" w:lineRule="auto" w:after="40"/>
-              <w:ind w:firstLine="0"/>
-              <w:jc w:val="left"/>
-            </w:pPr>
-            <w:r>
-              <w:rPr>
-                <w:sz w:val="21"/>
-              </w:rPr>
-              <w:t xml:space="preserve">控制周期50 ms，按键扫描10 ms、30 ms去抖</w:t>
-            </w:r>
-          </w:p>
-        </w:tc>
-        <w:tc>
-          <w:tcPr/>
-          <w:p>
-            <w:pPr>
-              <w:pStyle w:val="Compact"/>
-              <w:spacing w:line="240" w:lineRule="auto" w:after="40"/>
-              <w:ind w:firstLine="0"/>
-              <w:jc w:val="left"/>
-            </w:pPr>
-            <w:r>
-              <w:rPr>
-                <w:sz w:val="21"/>
-              </w:rPr>
-              <w:t xml:space="preserve">目标板最坏响应待测</w:t>
-            </w:r>
-          </w:p>
-        </w:tc>
-      </w:tr>
-      <w:tr>
-        <w:trPr>
-          <w:cantSplit/>
-        </w:trPr>
-        <w:tc>
-          <w:tcPr/>
-          <w:p>
-            <w:pPr>
-              <w:pStyle w:val="Compact"/>
-              <w:spacing w:line="240" w:lineRule="auto" w:after="40"/>
-              <w:ind w:firstLine="0"/>
-              <w:jc w:val="left"/>
-            </w:pPr>
-            <w:r>
-              <w:rPr>
-                <w:sz w:val="21"/>
-              </w:rPr>
-              <w:t xml:space="preserve">显示与记录</w:t>
-            </w:r>
-          </w:p>
-        </w:tc>
-        <w:tc>
-          <w:tcPr/>
-          <w:p>
-            <w:pPr>
-              <w:pStyle w:val="Compact"/>
-              <w:spacing w:line="240" w:lineRule="auto" w:after="40"/>
-              <w:ind w:firstLine="0"/>
-              <w:jc w:val="left"/>
-            </w:pPr>
-            <w:r>
-              <w:rPr>
-                <w:sz w:val="21"/>
-              </w:rPr>
-              <w:t xml:space="preserve">局部刷新200 ms；记录60 s</w:t>
-            </w:r>
-          </w:p>
-        </w:tc>
-        <w:tc>
-          <w:tcPr/>
-          <w:p>
-            <w:pPr>
-              <w:pStyle w:val="Compact"/>
-              <w:spacing w:line="240" w:lineRule="auto" w:after="40"/>
-              <w:ind w:firstLine="0"/>
-              <w:jc w:val="left"/>
-            </w:pPr>
-            <w:r>
-              <w:rPr>
-                <w:sz w:val="21"/>
-              </w:rPr>
-              <w:t xml:space="preserve">主机已验证记录节拍逻辑；实物待核验</w:t>
-            </w:r>
-          </w:p>
-        </w:tc>
-      </w:tr>
-      <w:tr>
-        <w:trPr>
-          <w:cantSplit/>
-        </w:trPr>
-        <w:tc>
-          <w:tcPr/>
-          <w:p>
-            <w:pPr>
-              <w:pStyle w:val="Compact"/>
-              <w:spacing w:line="240" w:lineRule="auto" w:after="40"/>
-              <w:ind w:firstLine="0"/>
-              <w:jc w:val="left"/>
-            </w:pPr>
-            <w:r>
-              <w:rPr>
-                <w:sz w:val="21"/>
-              </w:rPr>
-              <w:t xml:space="preserve">连续运行</w:t>
-            </w:r>
-          </w:p>
-        </w:tc>
-        <w:tc>
-          <w:tcPr/>
-          <w:p>
-            <w:pPr>
-              <w:pStyle w:val="Compact"/>
-              <w:spacing w:line="240" w:lineRule="auto" w:after="40"/>
-              <w:ind w:firstLine="0"/>
-              <w:jc w:val="left"/>
-            </w:pPr>
-            <w:r>
-              <w:rPr>
-                <w:sz w:val="21"/>
-              </w:rPr>
-              <w:t xml:space="preserve">拟做不少于2 h课程稳定性观察</w:t>
-            </w:r>
-          </w:p>
-        </w:tc>
-        <w:tc>
-          <w:tcPr/>
-          <w:p>
-            <w:pPr>
-              <w:pStyle w:val="Compact"/>
-              <w:spacing w:line="240" w:lineRule="auto" w:after="40"/>
-              <w:ind w:firstLine="0"/>
-              <w:jc w:val="left"/>
-            </w:pPr>
-            <w:r>
-              <w:rPr>
-                <w:sz w:val="21"/>
-              </w:rPr>
-              <w:t xml:space="preserve">原始记录及异常计数待填</w:t>
-            </w:r>
-          </w:p>
-        </w:tc>
-      </w:tr>
-      <w:tr>
-        <w:trPr>
-          <w:cantSplit/>
-        </w:trPr>
-        <w:tc>
-          <w:tcPr/>
-          <w:p>
-            <w:pPr>
-              <w:pStyle w:val="Compact"/>
-              <w:spacing w:line="240" w:lineRule="auto" w:after="40"/>
-              <w:ind w:firstLine="0"/>
-              <w:jc w:val="left"/>
-            </w:pPr>
-            <w:r>
-              <w:rPr>
-                <w:sz w:val="21"/>
-              </w:rPr>
               <w:t xml:space="preserve">电源</w:t>
             </w:r>
           </w:p>
@@ -1543,34 +1139,34 @@
         </w:tc>
       </w:tr>
     </w:tbl>
+    <w:bookmarkEnd w:id="30"/>
+    <w:bookmarkStart w:id="31" w:name="输入输出与数据需求"/>
+    <w:p>
+      <w:pPr>
+        <w:pStyle w:val="Heading2"/>
+      </w:pPr>
+      <w:r>
+        <w:t xml:space="preserve">3.3 输入输出与数据需求</w:t>
+      </w:r>
+    </w:p>
+    <w:p>
+      <w:pPr>
+        <w:pStyle w:val="FirstParagraph"/>
+      </w:pPr>
+      <w:r>
+        <w:t xml:space="preserve">输入分为周期样本、按键命令、距离事件和通信请求。每种样本包含数值、采样单调时间和有效标志；记录另保存RTC日历时间。输出分为实际执行器命令和观察数据，二者必须对应同一控制序号，避免显示“已停加热”而输出仍保持旧状态。</w:t>
+      </w:r>
+    </w:p>
+    <w:p>
+      <w:pPr>
+        <w:pStyle w:val="BodyText"/>
+      </w:pPr>
+      <w:r>
+        <w:t xml:space="preserve">温度过期阈值为3 s，湿度和气压为6 s，光照为2 s；边界时刻仍有效，超过边界即置故障。界面将无效值显示为“–”，协议使用约定哨兵值，记录同时保存有效性标志。RTC未设置时应显示“未校时”，不能伪造日期，也不能因此停止基于单调时钟的安全控制。</w:t>
+      </w:r>
+    </w:p>
     <w:bookmarkEnd w:id="31"/>
-    <w:bookmarkStart w:id="32" w:name="输入输出与数据需求"/>
-    <w:p>
-      <w:pPr>
-        <w:pStyle w:val="Heading2"/>
-      </w:pPr>
-      <w:r>
-        <w:t xml:space="preserve">3.3 输入输出与数据需求</w:t>
-      </w:r>
-    </w:p>
-    <w:p>
-      <w:pPr>
-        <w:pStyle w:val="FirstParagraph"/>
-      </w:pPr>
-      <w:r>
-        <w:t xml:space="preserve">输入分为周期样本、按键命令、距离事件和通信请求。每种样本包含数值、采样单调时间和有效标志；记录另保存RTC日历时间。输出分为实际执行器命令和观察数据，二者必须对应同一控制序号，避免显示“已停加热”而输出仍保持旧状态。</w:t>
-      </w:r>
-    </w:p>
-    <w:p>
-      <w:pPr>
-        <w:pStyle w:val="BodyText"/>
-      </w:pPr>
-      <w:r>
-        <w:t xml:space="preserve">温度过期阈值为3 s，湿度和气压为6 s，光照为2 s；边界时刻仍有效，超过边界即置故障。界面将无效值显示为“–”，协议使用约定哨兵值，记录同时保存有效性标志。RTC未设置时应显示“未校时”，不能伪造日期，也不能因此停止基于单调时钟的安全控制。</w:t>
-      </w:r>
-    </w:p>
-    <w:bookmarkEnd w:id="32"/>
-    <w:bookmarkStart w:id="33" w:name="需求追踪"/>
+    <w:bookmarkStart w:id="32" w:name="需求追踪"/>
     <w:p>
       <w:pPr>
         <w:pStyle w:val="Heading2"/>
@@ -1719,7 +1315,7 @@
               <w:rPr>
                 <w:sz w:val="21"/>
               </w:rPr>
-              <w:t xml:space="preserve">第4、5章采集链与局部刷新</w:t>
+              <w:t xml:space="preserve">第4、6章采集链与局部刷新</w:t>
             </w:r>
           </w:p>
         </w:tc>
@@ -1792,7 +1388,7 @@
               <w:rPr>
                 <w:sz w:val="21"/>
               </w:rPr>
-              <w:t xml:space="preserve">第6章回差、互锁和仲裁</w:t>
+              <w:t xml:space="preserve">第5章回差、互锁和仲裁</w:t>
             </w:r>
           </w:p>
         </w:tc>
@@ -2107,24 +1703,458 @@
         </w:tc>
       </w:tr>
     </w:tbl>
+    <w:bookmarkEnd w:id="32"/>
+    <w:bookmarkStart w:id="33" w:name="硬件与系统方案比较"/>
+    <w:p>
+      <w:pPr>
+        <w:pStyle w:val="Heading2"/>
+      </w:pPr>
+      <w:r>
+        <w:t xml:space="preserve">3.5 硬件与系统方案比较</w:t>
+      </w:r>
+    </w:p>
+    <w:tbl>
+      <w:tblPr>
+        <w:tblStyle w:val="Table"/>
+        <w:tblW w:type="pct" w:w="5000"/>
+        <w:jc w:val="left"/>
+        <w:tblLayout w:type="fixed"/>
+        <w:tblLook w:firstRow="1" w:lastRow="0" w:firstColumn="0" w:lastColumn="0" w:noHBand="0" w:noVBand="0" w:val="0020"/>
+      </w:tblPr>
+      <w:tblGrid>
+        <w:gridCol w:w="2640"/>
+        <w:gridCol w:w="2640"/>
+        <w:gridCol w:w="2640"/>
+      </w:tblGrid>
+      <w:tr>
+        <w:trPr>
+          <w:tblHeader w:val="on"/>
+          <w:cantSplit/>
+          <w:tblHeader/>
+        </w:trPr>
+        <w:tc>
+          <w:tcPr/>
+          <w:p>
+            <w:pPr>
+              <w:pStyle w:val="Compact"/>
+              <w:spacing w:line="240" w:lineRule="auto" w:after="40"/>
+              <w:ind w:firstLine="0"/>
+              <w:jc w:val="left"/>
+            </w:pPr>
+            <w:r>
+              <w:rPr>
+                <w:sz w:val="21"/>
+              </w:rPr>
+              <w:t xml:space="preserve">比较项目</w:t>
+            </w:r>
+          </w:p>
+        </w:tc>
+        <w:tc>
+          <w:tcPr/>
+          <w:p>
+            <w:pPr>
+              <w:pStyle w:val="Compact"/>
+              <w:spacing w:line="240" w:lineRule="auto" w:after="40"/>
+              <w:ind w:firstLine="0"/>
+              <w:jc w:val="left"/>
+            </w:pPr>
+            <w:r>
+              <w:rPr>
+                <w:sz w:val="21"/>
+              </w:rPr>
+              <w:t xml:space="preserve">可选方案</w:t>
+            </w:r>
+          </w:p>
+        </w:tc>
+        <w:tc>
+          <w:tcPr/>
+          <w:p>
+            <w:pPr>
+              <w:pStyle w:val="Compact"/>
+              <w:spacing w:line="240" w:lineRule="auto" w:after="40"/>
+              <w:ind w:firstLine="0"/>
+              <w:jc w:val="left"/>
+            </w:pPr>
+            <w:r>
+              <w:rPr>
+                <w:sz w:val="21"/>
+              </w:rPr>
+              <w:t xml:space="preserve">分析与选择</w:t>
+            </w:r>
+          </w:p>
+        </w:tc>
+      </w:tr>
+      <w:tr>
+        <w:trPr>
+          <w:cantSplit/>
+        </w:trPr>
+        <w:tc>
+          <w:tcPr/>
+          <w:p>
+            <w:pPr>
+              <w:pStyle w:val="Compact"/>
+              <w:spacing w:line="240" w:lineRule="auto" w:after="40"/>
+              <w:ind w:firstLine="0"/>
+              <w:jc w:val="left"/>
+            </w:pPr>
+            <w:r>
+              <w:rPr>
+                <w:sz w:val="21"/>
+              </w:rPr>
+              <w:t xml:space="preserve">控制器</w:t>
+            </w:r>
+          </w:p>
+        </w:tc>
+        <w:tc>
+          <w:tcPr/>
+          <w:p>
+            <w:pPr>
+              <w:pStyle w:val="Compact"/>
+              <w:spacing w:line="240" w:lineRule="auto" w:after="40"/>
+              <w:ind w:firstLine="0"/>
+              <w:jc w:val="left"/>
+            </w:pPr>
+            <w:r>
+              <w:rPr>
+                <w:sz w:val="21"/>
+              </w:rPr>
+              <w:t xml:space="preserve">8位单片机、STM32F103、Linux板</w:t>
+            </w:r>
+          </w:p>
+        </w:tc>
+        <w:tc>
+          <w:tcPr/>
+          <w:p>
+            <w:pPr>
+              <w:pStyle w:val="Compact"/>
+              <w:spacing w:line="240" w:lineRule="auto" w:after="40"/>
+              <w:ind w:firstLine="0"/>
+              <w:jc w:val="left"/>
+            </w:pPr>
+            <w:r>
+              <w:rPr>
+                <w:sz w:val="21"/>
+              </w:rPr>
+              <w:t xml:space="preserve">F103符合课程32位平台要求，具有ADC、定时器和串口；Linux板增加资源与软件复杂度，选择现有M48Z-M3</w:t>
+            </w:r>
+          </w:p>
+        </w:tc>
+      </w:tr>
+      <w:tr>
+        <w:trPr>
+          <w:cantSplit/>
+        </w:trPr>
+        <w:tc>
+          <w:tcPr/>
+          <w:p>
+            <w:pPr>
+              <w:pStyle w:val="Compact"/>
+              <w:spacing w:line="240" w:lineRule="auto" w:after="40"/>
+              <w:ind w:firstLine="0"/>
+              <w:jc w:val="left"/>
+            </w:pPr>
+            <w:r>
+              <w:rPr>
+                <w:sz w:val="21"/>
+              </w:rPr>
+              <w:t xml:space="preserve">软件组织</w:t>
+            </w:r>
+          </w:p>
+        </w:tc>
+        <w:tc>
+          <w:tcPr/>
+          <w:p>
+            <w:pPr>
+              <w:pStyle w:val="Compact"/>
+              <w:spacing w:line="240" w:lineRule="auto" w:after="40"/>
+              <w:ind w:firstLine="0"/>
+              <w:jc w:val="left"/>
+            </w:pPr>
+            <w:r>
+              <w:rPr>
+                <w:sz w:val="21"/>
+              </w:rPr>
+              <w:t xml:space="preserve">轮询主循环、FreeRTOS任务</w:t>
+            </w:r>
+          </w:p>
+        </w:tc>
+        <w:tc>
+          <w:tcPr/>
+          <w:p>
+            <w:pPr>
+              <w:pStyle w:val="Compact"/>
+              <w:spacing w:line="240" w:lineRule="auto" w:after="40"/>
+              <w:ind w:firstLine="0"/>
+              <w:jc w:val="left"/>
+            </w:pPr>
+            <w:r>
+              <w:rPr>
+                <w:sz w:val="21"/>
+              </w:rPr>
+              <w:t xml:space="preserve">轮询实现简单，但传感器等待和显示刷新易影响响应；选择周期任务与事件结合</w:t>
+            </w:r>
+          </w:p>
+        </w:tc>
+      </w:tr>
+      <w:tr>
+        <w:trPr>
+          <w:cantSplit/>
+        </w:trPr>
+        <w:tc>
+          <w:tcPr/>
+          <w:p>
+            <w:pPr>
+              <w:pStyle w:val="Compact"/>
+              <w:spacing w:line="240" w:lineRule="auto" w:after="40"/>
+              <w:ind w:firstLine="0"/>
+              <w:jc w:val="left"/>
+            </w:pPr>
+            <w:r>
+              <w:rPr>
+                <w:sz w:val="21"/>
+              </w:rPr>
+              <w:t xml:space="preserve">温控方法</w:t>
+            </w:r>
+          </w:p>
+        </w:tc>
+        <w:tc>
+          <w:tcPr/>
+          <w:p>
+            <w:pPr>
+              <w:pStyle w:val="Compact"/>
+              <w:spacing w:line="240" w:lineRule="auto" w:after="40"/>
+              <w:ind w:firstLine="0"/>
+              <w:jc w:val="left"/>
+            </w:pPr>
+            <w:r>
+              <w:rPr>
+                <w:sz w:val="21"/>
+              </w:rPr>
+              <w:t xml:space="preserve">单阈值、回差、PID</w:t>
+            </w:r>
+          </w:p>
+        </w:tc>
+        <w:tc>
+          <w:tcPr/>
+          <w:p>
+            <w:pPr>
+              <w:pStyle w:val="Compact"/>
+              <w:spacing w:line="240" w:lineRule="auto" w:after="40"/>
+              <w:ind w:firstLine="0"/>
+              <w:jc w:val="left"/>
+            </w:pPr>
+            <w:r>
+              <w:rPr>
+                <w:sz w:val="21"/>
+              </w:rPr>
+              <w:t xml:space="preserve">单阈值易抖动；LED不能形成真实热闭环，无法辨识PID对象；选择回差控制</w:t>
+            </w:r>
+          </w:p>
+        </w:tc>
+      </w:tr>
+      <w:tr>
+        <w:trPr>
+          <w:cantSplit/>
+        </w:trPr>
+        <w:tc>
+          <w:tcPr/>
+          <w:p>
+            <w:pPr>
+              <w:pStyle w:val="Compact"/>
+              <w:spacing w:line="240" w:lineRule="auto" w:after="40"/>
+              <w:ind w:firstLine="0"/>
+              <w:jc w:val="left"/>
+            </w:pPr>
+            <w:r>
+              <w:rPr>
+                <w:sz w:val="21"/>
+              </w:rPr>
+              <w:t xml:space="preserve">显示</w:t>
+            </w:r>
+          </w:p>
+        </w:tc>
+        <w:tc>
+          <w:tcPr/>
+          <w:p>
+            <w:pPr>
+              <w:pStyle w:val="Compact"/>
+              <w:spacing w:line="240" w:lineRule="auto" w:after="40"/>
+              <w:ind w:firstLine="0"/>
+              <w:jc w:val="left"/>
+            </w:pPr>
+            <w:r>
+              <w:rPr>
+                <w:sz w:val="21"/>
+              </w:rPr>
+              <w:t xml:space="preserve">OLED、SPI TFT</w:t>
+            </w:r>
+          </w:p>
+        </w:tc>
+        <w:tc>
+          <w:tcPr/>
+          <w:p>
+            <w:pPr>
+              <w:pStyle w:val="Compact"/>
+              <w:spacing w:line="240" w:lineRule="auto" w:after="40"/>
+              <w:ind w:firstLine="0"/>
+              <w:jc w:val="left"/>
+            </w:pPr>
+            <w:r>
+              <w:rPr>
+                <w:sz w:val="21"/>
+              </w:rPr>
+              <w:t xml:space="preserve">OLED占用资源少；指导书提供ILI9341液晶，选择SPI TFT并局部刷新</w:t>
+            </w:r>
+          </w:p>
+        </w:tc>
+      </w:tr>
+      <w:tr>
+        <w:trPr>
+          <w:cantSplit/>
+        </w:trPr>
+        <w:tc>
+          <w:tcPr/>
+          <w:p>
+            <w:pPr>
+              <w:pStyle w:val="Compact"/>
+              <w:spacing w:line="240" w:lineRule="auto" w:after="40"/>
+              <w:ind w:firstLine="0"/>
+              <w:jc w:val="left"/>
+            </w:pPr>
+            <w:r>
+              <w:rPr>
+                <w:sz w:val="21"/>
+              </w:rPr>
+              <w:t xml:space="preserve">外部通信</w:t>
+            </w:r>
+          </w:p>
+        </w:tc>
+        <w:tc>
+          <w:tcPr/>
+          <w:p>
+            <w:pPr>
+              <w:pStyle w:val="Compact"/>
+              <w:spacing w:line="240" w:lineRule="auto" w:after="40"/>
+              <w:ind w:firstLine="0"/>
+              <w:jc w:val="left"/>
+            </w:pPr>
+            <w:r>
+              <w:rPr>
+                <w:sz w:val="21"/>
+              </w:rPr>
+              <w:t xml:space="preserve">Wi-Fi、CAN、RS485</w:t>
+            </w:r>
+          </w:p>
+        </w:tc>
+        <w:tc>
+          <w:tcPr/>
+          <w:p>
+            <w:pPr>
+              <w:pStyle w:val="Compact"/>
+              <w:spacing w:line="240" w:lineRule="auto" w:after="40"/>
+              <w:ind w:firstLine="0"/>
+              <w:jc w:val="left"/>
+            </w:pPr>
+            <w:r>
+              <w:rPr>
+                <w:sz w:val="21"/>
+              </w:rPr>
+              <w:t xml:space="preserve">基线以现场显示和有线监测为主，选择RS485 Modbus RTU只读接口</w:t>
+            </w:r>
+          </w:p>
+        </w:tc>
+      </w:tr>
+      <w:tr>
+        <w:trPr>
+          <w:cantSplit/>
+        </w:trPr>
+        <w:tc>
+          <w:tcPr/>
+          <w:p>
+            <w:pPr>
+              <w:pStyle w:val="Compact"/>
+              <w:spacing w:line="240" w:lineRule="auto" w:after="40"/>
+              <w:ind w:firstLine="0"/>
+              <w:jc w:val="left"/>
+            </w:pPr>
+            <w:r>
+              <w:rPr>
+                <w:sz w:val="21"/>
+              </w:rPr>
+              <w:t xml:space="preserve">历史存储</w:t>
+            </w:r>
+          </w:p>
+        </w:tc>
+        <w:tc>
+          <w:tcPr/>
+          <w:p>
+            <w:pPr>
+              <w:pStyle w:val="Compact"/>
+              <w:spacing w:line="240" w:lineRule="auto" w:after="40"/>
+              <w:ind w:firstLine="0"/>
+              <w:jc w:val="left"/>
+            </w:pPr>
+            <w:r>
+              <w:rPr>
+                <w:sz w:val="21"/>
+              </w:rPr>
+              <w:t xml:space="preserve">片内Flash、W25Q16</w:t>
+            </w:r>
+          </w:p>
+        </w:tc>
+        <w:tc>
+          <w:tcPr/>
+          <w:p>
+            <w:pPr>
+              <w:pStyle w:val="Compact"/>
+              <w:spacing w:line="240" w:lineRule="auto" w:after="40"/>
+              <w:ind w:firstLine="0"/>
+              <w:jc w:val="left"/>
+            </w:pPr>
+            <w:r>
+              <w:rPr>
+                <w:sz w:val="21"/>
+              </w:rPr>
+              <w:t xml:space="preserve">片内容量紧张且与程序布局耦合，选择外接SPI Flash作为记录方案</w:t>
+            </w:r>
+          </w:p>
+        </w:tc>
+      </w:tr>
+    </w:tbl>
+    <w:p>
+      <w:pPr>
+        <w:pStyle w:val="BodyText"/>
+      </w:pPr>
+      <w:r>
+        <w:t xml:space="preserve">FreeRTOS本身不自动保证实时性。任务是否及时运行还取决于优先级、执行时间、阻塞方式和中断使用。采用RTOS的理由是分离不同周期的职责，并通过队列传递事件；不能仅凭“使用实时操作系统”就宣称满足所有响应时间指标。</w:t>
+      </w:r>
+    </w:p>
     <w:bookmarkEnd w:id="33"/>
+    <w:bookmarkStart w:id="34" w:name="设计模式选择"/>
+    <w:p>
+      <w:pPr>
+        <w:pStyle w:val="Heading2"/>
+      </w:pPr>
+      <w:r>
+        <w:t xml:space="preserve">3.6 设计模式选择</w:t>
+      </w:r>
+    </w:p>
+    <w:p>
+      <w:pPr>
+        <w:pStyle w:val="FirstParagraph"/>
+      </w:pPr>
+      <w:r>
+        <w:t xml:space="preserve">状态模式和策略分离的作用是把模式转换与具体控制规则分开，而不是把多个条件判断简单改名[5-6]。在C语言固件中，可以使用枚举、状态结构和函数表实现相同的组织原则，不必依赖C++类和动态分配。硬件抽象使控制器只接收带时间戳的数值快照，不直接读取GPIO，因此主机模型能验证相同的决策规则；驱动层的精度和时序仍需另行验证。</w:t>
+      </w:r>
+    </w:p>
     <w:bookmarkEnd w:id="34"/>
-    <w:bookmarkStart w:id="46" w:name="系统原理与硬件设计"/>
-    <w:p>
-      <w:pPr>
-        <w:pStyle w:val="Heading1"/>
-      </w:pPr>
-      <w:r>
-        <w:t xml:space="preserve">4 系统原理与硬件设计</w:t>
-      </w:r>
-    </w:p>
     <w:bookmarkStart w:id="38" w:name="总体结构"/>
     <w:p>
       <w:pPr>
         <w:pStyle w:val="Heading2"/>
       </w:pPr>
       <w:r>
-        <w:t xml:space="preserve">4.1 总体结构</w:t>
+        <w:t xml:space="preserve">3.7 总体结构</w:t>
       </w:r>
     </w:p>
     <w:p>
@@ -2132,7 +2162,7 @@
         <w:pStyle w:val="FirstParagraph"/>
       </w:pPr>
       <w:r>
-        <w:t xml:space="preserve">系统采用单控制器结构，不将每个传感器虚构为具有独立联网能力的节点。各传感器通过单总线、ADC、I2C和GPIO接入M48Z-M3，MCU进行数据整理与输出决策，TFT承担现场显示，RS485连接PC主站，W25Q16承担历史记录。图4-1给出系统组成。</w:t>
+        <w:t xml:space="preserve">系统采用单控制器结构，不将每个传感器虚构为具有独立联网能力的节点。各传感器通过单总线、ADC、I2C和GPIO接入M48Z-M3，MCU进行数据整理与输出决策，TFT承担现场显示，RS485连接PC主站，W25Q16承担历史记录。图3-1给出系统组成。</w:t>
       </w:r>
     </w:p>
     <w:p>
@@ -2146,7 +2176,7 @@
           <wp:inline>
             <wp:extent cx="5067300" cy="3119292"/>
             <wp:effectExtent b="0" l="0" r="0" t="0"/>
-            <wp:docPr descr="图4-1 温室环境监测与联动控制系统总体结构" title="" id="36" name="Picture"/>
+            <wp:docPr descr="图3-1 温室环境监测与联动控制系统总体结构" title="" id="36" name="Picture"/>
             <a:graphic>
               <a:graphicData uri="http://schemas.openxmlformats.org/drawingml/2006/picture">
                 <pic:pic>
@@ -2187,19 +2217,31 @@
     <w:p>
       <w:pPr>
         <w:pStyle w:val="ImageCaption"/>
-      </w:pPr>
-      <w:r>
-        <w:t xml:space="preserve">图4-1 温室环境监测与联动控制系统总体结构</w:t>
+        <w:ind w:firstLine="0"/>
+        <w:jc w:val="center"/>
+      </w:pPr>
+      <w:r>
+        <w:t xml:space="preserve">图3-1 温室环境监测与联动控制系统总体结构</w:t>
       </w:r>
     </w:p>
     <w:bookmarkEnd w:id="38"/>
-    <w:bookmarkStart w:id="39" w:name="控制器资源与引脚规划"/>
+    <w:bookmarkEnd w:id="39"/>
+    <w:bookmarkStart w:id="47" w:name="系统电路设计"/>
+    <w:p>
+      <w:pPr>
+        <w:pStyle w:val="Heading1"/>
+      </w:pPr>
+      <w:r>
+        <w:t xml:space="preserve">4 系统电路设计</w:t>
+      </w:r>
+    </w:p>
+    <w:bookmarkStart w:id="40" w:name="控制器资源与引脚规划"/>
     <w:p>
       <w:pPr>
         <w:pStyle w:val="Heading2"/>
       </w:pPr>
       <w:r>
-        <w:t xml:space="preserve">4.2 控制器资源与引脚规划</w:t>
+        <w:t xml:space="preserve">4.1 控制器资源与引脚规划</w:t>
       </w:r>
     </w:p>
     <w:p>
@@ -3074,14 +3116,14 @@
         <w:t xml:space="preserve">该表是接线设计基线，不代表已经确认小组现有布线一致。PB4采用GPIO时需关闭JTAG、保留SWD；PA11/PA12用于蜂鸣器和485方向后不同时启用USB。若使用L9110S而非单MOSFET驱动风扇，还需第二方向输入，可使用释放后的PB3，并固定为单方向运行。不得使PB0与PB1分别接同一双输入驱动器后，又宣称PB1独立控制补光。</w:t>
       </w:r>
     </w:p>
-    <w:bookmarkEnd w:id="39"/>
-    <w:bookmarkStart w:id="40" w:name="传感器接口与电平保护"/>
+    <w:bookmarkEnd w:id="40"/>
+    <w:bookmarkStart w:id="41" w:name="传感器接口与电平保护"/>
     <w:p>
       <w:pPr>
         <w:pStyle w:val="Heading2"/>
       </w:pPr>
       <w:r>
-        <w:t xml:space="preserve">4.3 传感器接口与电平保护</w:t>
+        <w:t xml:space="preserve">4.2 传感器接口与电平保护</w:t>
       </w:r>
     </w:p>
     <w:p>
@@ -3111,98 +3153,106 @@
     <w:p>
       <w:pPr>
         <w:pStyle w:val="BodyText"/>
-      </w:pPr>
-      <m:oMathPara>
-        <m:oMathParaPr>
-          <m:jc m:val="center"/>
-        </m:oMathParaPr>
-        <m:oMath>
-          <m:sSub>
-            <m:e>
-              <m:r>
-                <m:t>V</m:t>
-              </m:r>
-            </m:e>
-            <m:sub>
-              <m:r>
-                <m:t>E</m:t>
-              </m:r>
-              <m:r>
-                <m:t>C</m:t>
-              </m:r>
-              <m:r>
-                <m:t>H</m:t>
-              </m:r>
-              <m:r>
-                <m:t>O</m:t>
-              </m:r>
-            </m:sub>
-          </m:sSub>
-          <m:r>
-            <m:rPr>
-              <m:sty m:val="p"/>
-            </m:rPr>
-            <m:t>=</m:t>
-          </m:r>
-          <m:r>
-            <m:t>5</m:t>
-          </m:r>
-          <m:r>
-            <m:rPr>
-              <m:sty m:val="p"/>
-            </m:rPr>
-            <m:t>×</m:t>
-          </m:r>
-          <m:f>
-            <m:fPr>
-              <m:type m:val="bar"/>
-            </m:fPr>
-            <m:num>
-              <m:r>
-                <m:t>18</m:t>
-              </m:r>
-            </m:num>
-            <m:den>
-              <m:r>
-                <m:t>12</m:t>
-              </m:r>
-              <m:r>
-                <m:rPr>
-                  <m:sty m:val="p"/>
-                </m:rPr>
-                <m:t>+</m:t>
-              </m:r>
-              <m:r>
-                <m:t>18</m:t>
-              </m:r>
-            </m:den>
-          </m:f>
-          <m:r>
-            <m:rPr>
-              <m:sty m:val="p"/>
-            </m:rPr>
-            <m:t>=</m:t>
-          </m:r>
-          <m:r>
-            <m:t>3.0</m:t>
-          </m:r>
-          <m:r>
-            <m:t> </m:t>
-          </m:r>
-          <m:r>
-            <m:rPr>
-              <m:sty m:val="p"/>
-            </m:rPr>
-            <m:t>V</m:t>
-          </m:r>
-          <m:r>
-            <m:rPr>
-              <m:sty m:val="p"/>
-            </m:rPr>
-            <m:t>.</m:t>
-          </m:r>
-        </m:oMath>
-      </m:oMathPara>
+        <w:tabs>
+          <w:tab w:pos="4677" w:val="center"/>
+          <w:tab w:pos="9354" w:val="right"/>
+        </w:tabs>
+        <w:ind w:firstLine="0"/>
+        <w:jc w:val="left"/>
+      </w:pPr>
+      <w:r>
+        <w:tab/>
+      </w:r>
+      <m:oMath>
+        <m:sSub>
+          <m:e>
+            <m:r>
+              <m:t>V</m:t>
+            </m:r>
+          </m:e>
+          <m:sub>
+            <m:r>
+              <m:t>E</m:t>
+            </m:r>
+            <m:r>
+              <m:t>C</m:t>
+            </m:r>
+            <m:r>
+              <m:t>H</m:t>
+            </m:r>
+            <m:r>
+              <m:t>O</m:t>
+            </m:r>
+          </m:sub>
+        </m:sSub>
+        <m:r>
+          <m:rPr>
+            <m:sty m:val="p"/>
+          </m:rPr>
+          <m:t>=</m:t>
+        </m:r>
+        <m:r>
+          <m:t>5</m:t>
+        </m:r>
+        <m:r>
+          <m:rPr>
+            <m:sty m:val="p"/>
+          </m:rPr>
+          <m:t>×</m:t>
+        </m:r>
+        <m:f>
+          <m:fPr>
+            <m:type m:val="bar"/>
+          </m:fPr>
+          <m:num>
+            <m:r>
+              <m:t>18</m:t>
+            </m:r>
+          </m:num>
+          <m:den>
+            <m:r>
+              <m:t>12</m:t>
+            </m:r>
+            <m:r>
+              <m:rPr>
+                <m:sty m:val="p"/>
+              </m:rPr>
+              <m:t>+</m:t>
+            </m:r>
+            <m:r>
+              <m:t>18</m:t>
+            </m:r>
+          </m:den>
+        </m:f>
+        <m:r>
+          <m:rPr>
+            <m:sty m:val="p"/>
+          </m:rPr>
+          <m:t>=</m:t>
+        </m:r>
+        <m:r>
+          <m:t>3.0</m:t>
+        </m:r>
+        <m:r>
+          <m:t> </m:t>
+        </m:r>
+        <m:r>
+          <m:rPr>
+            <m:sty m:val="p"/>
+          </m:rPr>
+          <m:t>V</m:t>
+        </m:r>
+        <m:r>
+          <m:rPr>
+            <m:sty m:val="p"/>
+          </m:rPr>
+          <m:t>.</m:t>
+        </m:r>
+      </m:oMath>
+      <w:r>
+        <w:tab/>
+        <w:t>(4-1)</w:t>
+      </w:r>
     </w:p>
     <w:p>
       <w:pPr>
@@ -3275,14 +3325,14 @@
         <w:t xml:space="preserve">，仍需结合实际供电、输入阈值及保护器件核验。PB5通过EXTI记录上升、下降沿，TIM2以1 MHz计数提供时间戳；内部计数不要求占用PA0输入通道，因此不影响PA0按键。</w:t>
       </w:r>
     </w:p>
-    <w:bookmarkEnd w:id="40"/>
-    <w:bookmarkStart w:id="41" w:name="光照采集与执行驱动"/>
+    <w:bookmarkEnd w:id="41"/>
+    <w:bookmarkStart w:id="42" w:name="光照采集与执行驱动"/>
     <w:p>
       <w:pPr>
         <w:pStyle w:val="Heading2"/>
       </w:pPr>
       <w:r>
-        <w:t xml:space="preserve">4.4 光照采集与执行驱动</w:t>
+        <w:t xml:space="preserve">4.3 光照采集与执行驱动</w:t>
       </w:r>
     </w:p>
     <w:p>
@@ -3327,122 +3377,130 @@
     <w:p>
       <w:pPr>
         <w:pStyle w:val="BodyText"/>
-      </w:pPr>
-      <m:oMathPara>
-        <m:oMathParaPr>
-          <m:jc m:val="center"/>
-        </m:oMathParaPr>
-        <m:oMath>
-          <m:sSub>
-            <m:e>
-              <m:r>
-                <m:t>V</m:t>
-              </m:r>
-            </m:e>
-            <m:sub>
-              <m:r>
-                <m:t>A</m:t>
-              </m:r>
-              <m:r>
-                <m:t>D</m:t>
-              </m:r>
-              <m:r>
-                <m:t>C</m:t>
-              </m:r>
-            </m:sub>
-          </m:sSub>
-          <m:r>
-            <m:rPr>
-              <m:sty m:val="p"/>
-            </m:rPr>
-            <m:t>=</m:t>
-          </m:r>
-          <m:f>
-            <m:fPr>
-              <m:type m:val="bar"/>
-            </m:fPr>
-            <m:num>
-              <m:r>
-                <m:t>N</m:t>
-              </m:r>
-            </m:num>
-            <m:den>
-              <m:r>
-                <m:t>4095</m:t>
-              </m:r>
-            </m:den>
-          </m:f>
-          <m:sSub>
-            <m:e>
-              <m:r>
-                <m:t>V</m:t>
-              </m:r>
-            </m:e>
-            <m:sub>
-              <m:r>
-                <m:t>D</m:t>
-              </m:r>
-              <m:r>
-                <m:t>D</m:t>
-              </m:r>
-              <m:r>
-                <m:t>A</m:t>
-              </m:r>
-            </m:sub>
-          </m:sSub>
-          <m:r>
-            <m:rPr>
-              <m:sty m:val="p"/>
-            </m:rPr>
-            <m:t>,</m:t>
-          </m:r>
-          <m:r>
-            <m:t>  </m:t>
-          </m:r>
-          <m:r>
-            <m:t>L</m:t>
-          </m:r>
-          <m:r>
-            <m:rPr>
-              <m:sty m:val="p"/>
-            </m:rPr>
-            <m:t>=</m:t>
-          </m:r>
-          <m:r>
-            <m:t>100</m:t>
-          </m:r>
-          <m:f>
-            <m:fPr>
-              <m:type m:val="bar"/>
-            </m:fPr>
-            <m:num>
-              <m:r>
-                <m:t>4095</m:t>
-              </m:r>
-              <m:r>
-                <m:rPr>
-                  <m:sty m:val="p"/>
-                </m:rPr>
-                <m:t>−</m:t>
-              </m:r>
-              <m:r>
-                <m:t>N</m:t>
-              </m:r>
-            </m:num>
-            <m:den>
-              <m:r>
-                <m:t>4095</m:t>
-              </m:r>
-            </m:den>
-          </m:f>
-          <m:r>
-            <m:rPr>
-              <m:sty m:val="p"/>
-            </m:rPr>
-            <m:t>.</m:t>
-          </m:r>
-        </m:oMath>
-      </m:oMathPara>
+        <w:tabs>
+          <w:tab w:pos="4677" w:val="center"/>
+          <w:tab w:pos="9354" w:val="right"/>
+        </w:tabs>
+        <w:ind w:firstLine="0"/>
+        <w:jc w:val="left"/>
+      </w:pPr>
+      <w:r>
+        <w:tab/>
+      </w:r>
+      <m:oMath>
+        <m:sSub>
+          <m:e>
+            <m:r>
+              <m:t>V</m:t>
+            </m:r>
+          </m:e>
+          <m:sub>
+            <m:r>
+              <m:t>A</m:t>
+            </m:r>
+            <m:r>
+              <m:t>D</m:t>
+            </m:r>
+            <m:r>
+              <m:t>C</m:t>
+            </m:r>
+          </m:sub>
+        </m:sSub>
+        <m:r>
+          <m:rPr>
+            <m:sty m:val="p"/>
+          </m:rPr>
+          <m:t>=</m:t>
+        </m:r>
+        <m:f>
+          <m:fPr>
+            <m:type m:val="bar"/>
+          </m:fPr>
+          <m:num>
+            <m:r>
+              <m:t>N</m:t>
+            </m:r>
+          </m:num>
+          <m:den>
+            <m:r>
+              <m:t>4095</m:t>
+            </m:r>
+          </m:den>
+        </m:f>
+        <m:sSub>
+          <m:e>
+            <m:r>
+              <m:t>V</m:t>
+            </m:r>
+          </m:e>
+          <m:sub>
+            <m:r>
+              <m:t>D</m:t>
+            </m:r>
+            <m:r>
+              <m:t>D</m:t>
+            </m:r>
+            <m:r>
+              <m:t>A</m:t>
+            </m:r>
+          </m:sub>
+        </m:sSub>
+        <m:r>
+          <m:rPr>
+            <m:sty m:val="p"/>
+          </m:rPr>
+          <m:t>,</m:t>
+        </m:r>
+        <m:r>
+          <m:t>  </m:t>
+        </m:r>
+        <m:r>
+          <m:t>L</m:t>
+        </m:r>
+        <m:r>
+          <m:rPr>
+            <m:sty m:val="p"/>
+          </m:rPr>
+          <m:t>=</m:t>
+        </m:r>
+        <m:r>
+          <m:t>100</m:t>
+        </m:r>
+        <m:f>
+          <m:fPr>
+            <m:type m:val="bar"/>
+          </m:fPr>
+          <m:num>
+            <m:r>
+              <m:t>4095</m:t>
+            </m:r>
+            <m:r>
+              <m:rPr>
+                <m:sty m:val="p"/>
+              </m:rPr>
+              <m:t>−</m:t>
+            </m:r>
+            <m:r>
+              <m:t>N</m:t>
+            </m:r>
+          </m:num>
+          <m:den>
+            <m:r>
+              <m:t>4095</m:t>
+            </m:r>
+          </m:den>
+        </m:f>
+        <m:r>
+          <m:rPr>
+            <m:sty m:val="p"/>
+          </m:rPr>
+          <m:t>.</m:t>
+        </m:r>
+      </m:oMath>
+      <w:r>
+        <w:tab/>
+        <w:t>(4-2)</w:t>
+      </w:r>
     </w:p>
     <w:p>
       <w:pPr>
@@ -3560,14 +3618,14 @@
         <w:t xml:space="preserve">kHz；这是用于课堂驱动验证的初始值，最终频率和起转占空比应依实际风扇调整。普通机械继电器不能承担此类高频调速。</w:t>
       </w:r>
     </w:p>
-    <w:bookmarkEnd w:id="41"/>
-    <w:bookmarkStart w:id="45" w:name="显示存储与485电路"/>
+    <w:bookmarkEnd w:id="42"/>
+    <w:bookmarkStart w:id="46" w:name="显示存储与485电路"/>
     <w:p>
       <w:pPr>
         <w:pStyle w:val="Heading2"/>
       </w:pPr>
       <w:r>
-        <w:t xml:space="preserve">4.5 显示、存储与485电路</w:t>
+        <w:t xml:space="preserve">4.4 显示、存储与485电路</w:t>
       </w:r>
     </w:p>
     <w:p>
@@ -3629,7 +3687,7 @@
         <w:pStyle w:val="BodyText"/>
       </w:pPr>
       <w:r>
-        <w:t xml:space="preserve">图4-2给出分压及电机驱动的连接设计示意，便于按引脚表实施。</w:t>
+        <w:t xml:space="preserve">图4-1给出分压及电机驱动的连接设计示意，便于按引脚表实施。</w:t>
       </w:r>
     </w:p>
     <w:p>
@@ -3643,18 +3701,18 @@
           <wp:inline>
             <wp:extent cx="4267200" cy="5956399"/>
             <wp:effectExtent b="0" l="0" r="0" t="0"/>
-            <wp:docPr descr="图4-2 光照分压、超声电平转换与风扇驱动连接示意" title="" id="43" name="Picture"/>
+            <wp:docPr descr="图4-1 光照分压、超声电平转换与风扇驱动连接示意" title="" id="44" name="Picture"/>
             <a:graphic>
               <a:graphicData uri="http://schemas.openxmlformats.org/drawingml/2006/picture">
                 <pic:pic>
                   <pic:nvPicPr>
-                    <pic:cNvPr descr="figures/fig4_interfaces.png" id="44" name="Picture"/>
+                    <pic:cNvPr descr="figures/fig4_interfaces.png" id="45" name="Picture"/>
                     <pic:cNvPicPr>
                       <a:picLocks noChangeArrowheads="1" noChangeAspect="1"/>
                     </pic:cNvPicPr>
                   </pic:nvPicPr>
                   <pic:blipFill>
-                    <a:blip r:embed="rId42"/>
+                    <a:blip r:embed="rId43"/>
                     <a:stretch>
                       <a:fillRect/>
                     </a:stretch>
@@ -3684,9 +3742,11 @@
     <w:p>
       <w:pPr>
         <w:pStyle w:val="ImageCaption"/>
-      </w:pPr>
-      <w:r>
-        <w:t xml:space="preserve">图4-2 光照分压、超声电平转换与风扇驱动连接示意</w:t>
+        <w:ind w:firstLine="0"/>
+        <w:jc w:val="center"/>
+      </w:pPr>
+      <w:r>
+        <w:t xml:space="preserve">图4-1 光照分压、超声电平转换与风扇驱动连接示意</w:t>
       </w:r>
     </w:p>
     <w:p>
@@ -3701,27 +3761,27 @@
           <w:b/>
           <w:bCs/>
         </w:rPr>
-        <w:t xml:space="preserve">待补图4-3：小组最终Altium电路原理图；待补图4-4：实物正反面及接线照片。</w:t>
-      </w:r>
-    </w:p>
-    <w:bookmarkEnd w:id="45"/>
+        <w:t xml:space="preserve">待补图4-2：小组最终Altium电路原理图；待补图8-1：实物正反面及接线照片。</w:t>
+      </w:r>
+    </w:p>
     <w:bookmarkEnd w:id="46"/>
-    <w:bookmarkStart w:id="58" w:name="软件架构与设计模式应用"/>
+    <w:bookmarkEnd w:id="47"/>
+    <w:bookmarkStart w:id="51" w:name="数据处理方法分析"/>
     <w:p>
       <w:pPr>
         <w:pStyle w:val="Heading1"/>
       </w:pPr>
       <w:r>
-        <w:t xml:space="preserve">5 软件架构与设计模式应用</w:t>
-      </w:r>
-    </w:p>
-    <w:bookmarkStart w:id="50" w:name="分层与模块关系"/>
+        <w:t xml:space="preserve">5 数据处理方法分析</w:t>
+      </w:r>
+    </w:p>
+    <w:bookmarkStart w:id="48" w:name="数据校验与滤波"/>
     <w:p>
       <w:pPr>
         <w:pStyle w:val="Heading2"/>
       </w:pPr>
       <w:r>
-        <w:t xml:space="preserve">5.1 分层与模块关系</w:t>
+        <w:t xml:space="preserve">5.1 数据校验与滤波</w:t>
       </w:r>
     </w:p>
     <w:p>
@@ -3729,1584 +3789,137 @@
         <w:pStyle w:val="FirstParagraph"/>
       </w:pPr>
       <w:r>
-        <w:t xml:space="preserve">软件分为板级支持层、外设驱动层、服务层和应用控制层。板级层设置时钟与引脚；驱动层处理电气时序和校验；服务层提供快照、记录、时钟和协议；应用层只决定模式、状态与输出。图5-1给出任务之间的数据关系。</w:t>
-      </w:r>
-    </w:p>
-    <w:p>
-      <w:pPr>
-        <w:pStyle w:val="CaptionedFigure"/>
+        <w:t xml:space="preserve">数字传感器先校验通信结果，再做量程检查和时间戳更新；温度读取失败不能沿用旧值却刷新时间。模拟光照可先取5点中值，再做一阶平滑：</w:t>
+      </w:r>
+    </w:p>
+    <w:p>
+      <w:pPr>
+        <w:pStyle w:val="BodyText"/>
+        <w:tabs>
+          <w:tab w:pos="4677" w:val="center"/>
+          <w:tab w:pos="9354" w:val="right"/>
+        </w:tabs>
         <w:ind w:firstLine="0"/>
-        <w:jc w:val="center"/>
-      </w:pPr>
-      <w:r>
-        <w:drawing>
-          <wp:inline>
-            <wp:extent cx="5227320" cy="5908330"/>
-            <wp:effectExtent b="0" l="0" r="0" t="0"/>
-            <wp:docPr descr="图5-1 基于FreeRTOS的任务与数据流设计" title="" id="48" name="Picture"/>
-            <a:graphic>
-              <a:graphicData uri="http://schemas.openxmlformats.org/drawingml/2006/picture">
-                <pic:pic>
-                  <pic:nvPicPr>
-                    <pic:cNvPr descr="figures/fig2_software.png" id="49" name="Picture"/>
-                    <pic:cNvPicPr>
-                      <a:picLocks noChangeArrowheads="1" noChangeAspect="1"/>
-                    </pic:cNvPicPr>
-                  </pic:nvPicPr>
-                  <pic:blipFill>
-                    <a:blip r:embed="rId47"/>
-                    <a:stretch>
-                      <a:fillRect/>
-                    </a:stretch>
-                  </pic:blipFill>
-                  <pic:spPr bwMode="auto">
-                    <a:xfrm>
-                      <a:off x="0" y="0"/>
-                      <a:ext cx="5227320" cy="5908330"/>
-                    </a:xfrm>
-                    <a:prstGeom prst="rect">
-                      <a:avLst/>
-                    </a:prstGeom>
-                    <a:noFill/>
-                    <a:ln w="9525">
-                      <a:noFill/>
-                      <a:headEnd/>
-                      <a:tailEnd/>
-                    </a:ln>
-                  </pic:spPr>
-                </pic:pic>
-              </a:graphicData>
-            </a:graphic>
-          </wp:inline>
-        </w:drawing>
-      </w:r>
-    </w:p>
-    <w:p>
-      <w:pPr>
-        <w:pStyle w:val="ImageCaption"/>
-      </w:pPr>
-      <w:r>
-        <w:t xml:space="preserve">图5-1 基于FreeRTOS的任务与数据流设计</w:t>
-      </w:r>
-    </w:p>
-    <w:p>
-      <w:pPr>
-        <w:pStyle w:val="BodyText"/>
-      </w:pPr>
-      <w:r>
-        <w:t xml:space="preserve">这种分层解决了可替换问题：换用模拟传感器时，只改变数据提供者；换用OLED时，只改变显示适配器；控制逻辑无需直接依赖某一型号液晶屏。硬件抽象不能消除器件差异，例如BMP280不是温湿度一体器件，驱动替换仍要保持接口语义一致。</w:t>
-      </w:r>
-    </w:p>
-    <w:bookmarkEnd w:id="50"/>
-    <w:bookmarkStart w:id="51" w:name="任务划分与静态资源估算"/>
-    <w:p>
-      <w:pPr>
-        <w:pStyle w:val="Heading2"/>
-      </w:pPr>
-      <w:r>
-        <w:t xml:space="preserve">5.2 任务划分与静态资源估算</w:t>
-      </w:r>
-    </w:p>
-    <w:tbl>
-      <w:tblPr>
-        <w:tblStyle w:val="Table"/>
-        <w:tblW w:type="auto" w:w="0"/>
         <w:jc w:val="left"/>
-        <w:tblLayout w:type="fixed"/>
-        <w:tblLook w:firstRow="1" w:lastRow="0" w:firstColumn="0" w:lastColumn="0" w:noHBand="0" w:noVBand="0" w:val="0020"/>
-      </w:tblPr>
-      <w:tblGrid>
-        <w:gridCol w:w="1584"/>
-        <w:gridCol w:w="1584"/>
-        <w:gridCol w:w="1584"/>
-        <w:gridCol w:w="1584"/>
-        <w:gridCol w:w="1584"/>
-      </w:tblGrid>
-      <w:tr>
-        <w:trPr>
-          <w:tblHeader w:val="on"/>
-          <w:cantSplit/>
-          <w:tblHeader/>
-        </w:trPr>
-        <w:tc>
-          <w:tcPr/>
-          <w:p>
-            <w:pPr>
-              <w:pStyle w:val="Compact"/>
-              <w:spacing w:line="240" w:lineRule="auto" w:after="40"/>
-              <w:ind w:firstLine="0"/>
-              <w:jc w:val="left"/>
-            </w:pPr>
-            <w:r>
-              <w:rPr>
-                <w:sz w:val="21"/>
-              </w:rPr>
-              <w:t xml:space="preserve">任务</w:t>
-            </w:r>
-          </w:p>
-        </w:tc>
-        <w:tc>
-          <w:tcPr/>
-          <w:p>
-            <w:pPr>
-              <w:pStyle w:val="Compact"/>
-              <w:spacing w:line="240" w:lineRule="auto" w:after="40"/>
-              <w:ind w:firstLine="0"/>
-              <w:jc w:val="right"/>
-            </w:pPr>
-            <w:r>
-              <w:rPr>
-                <w:sz w:val="21"/>
-              </w:rPr>
-              <w:t xml:space="preserve">优先级建议</w:t>
-            </w:r>
-          </w:p>
-        </w:tc>
-        <w:tc>
-          <w:tcPr/>
-          <w:p>
-            <w:pPr>
-              <w:pStyle w:val="Compact"/>
-              <w:spacing w:line="240" w:lineRule="auto" w:after="40"/>
-              <w:ind w:firstLine="0"/>
-              <w:jc w:val="left"/>
-            </w:pPr>
-            <w:r>
-              <w:rPr>
-                <w:sz w:val="21"/>
-              </w:rPr>
-              <w:t xml:space="preserve">周期/触发</w:t>
-            </w:r>
-          </w:p>
-        </w:tc>
-        <w:tc>
-          <w:tcPr/>
-          <w:p>
-            <w:pPr>
-              <w:pStyle w:val="Compact"/>
-              <w:spacing w:line="240" w:lineRule="auto" w:after="40"/>
-              <w:ind w:firstLine="0"/>
-              <w:jc w:val="left"/>
-            </w:pPr>
-            <w:r>
-              <w:rPr>
-                <w:sz w:val="21"/>
-              </w:rPr>
-              <w:t xml:space="preserve">主要职责</w:t>
-            </w:r>
-          </w:p>
-        </w:tc>
-        <w:tc>
-          <w:tcPr/>
-          <w:p>
-            <w:pPr>
-              <w:pStyle w:val="Compact"/>
-              <w:spacing w:line="240" w:lineRule="auto" w:after="40"/>
-              <w:ind w:firstLine="0"/>
-              <w:jc w:val="right"/>
-            </w:pPr>
-            <w:r>
-              <w:rPr>
-                <w:sz w:val="21"/>
-              </w:rPr>
-              <w:t xml:space="preserve">栈深度建议/word</w:t>
-            </w:r>
-          </w:p>
-        </w:tc>
-      </w:tr>
-      <w:tr>
-        <w:trPr>
-          <w:cantSplit/>
-        </w:trPr>
-        <w:tc>
-          <w:tcPr/>
-          <w:p>
-            <w:pPr>
-              <w:pStyle w:val="Compact"/>
-              <w:spacing w:line="240" w:lineRule="auto" w:after="40"/>
-              <w:ind w:firstLine="0"/>
-              <w:jc w:val="left"/>
-            </w:pPr>
-            <w:r>
-              <w:rPr>
-                <w:sz w:val="21"/>
-              </w:rPr>
-              <w:t xml:space="preserve">CtrlTask</w:t>
-            </w:r>
-          </w:p>
-        </w:tc>
-        <w:tc>
-          <w:tcPr/>
-          <w:p>
-            <w:pPr>
-              <w:pStyle w:val="Compact"/>
-              <w:spacing w:line="240" w:lineRule="auto" w:after="40"/>
-              <w:ind w:firstLine="0"/>
-              <w:jc w:val="right"/>
-            </w:pPr>
-            <w:r>
-              <w:rPr>
-                <w:sz w:val="21"/>
-              </w:rPr>
-              <w:t xml:space="preserve">5</w:t>
-            </w:r>
-          </w:p>
-        </w:tc>
-        <w:tc>
-          <w:tcPr/>
-          <w:p>
-            <w:pPr>
-              <w:pStyle w:val="Compact"/>
-              <w:spacing w:line="240" w:lineRule="auto" w:after="40"/>
-              <w:ind w:firstLine="0"/>
-              <w:jc w:val="left"/>
-            </w:pPr>
-            <w:r>
-              <w:rPr>
-                <w:sz w:val="21"/>
-              </w:rPr>
-              <w:t xml:space="preserve">50 ms及命令事件</w:t>
-            </w:r>
-          </w:p>
-        </w:tc>
-        <w:tc>
-          <w:tcPr/>
-          <w:p>
-            <w:pPr>
-              <w:pStyle w:val="Compact"/>
-              <w:spacing w:line="240" w:lineRule="auto" w:after="40"/>
-              <w:ind w:firstLine="0"/>
-              <w:jc w:val="left"/>
-            </w:pPr>
-            <w:r>
-              <w:rPr>
-                <w:sz w:val="21"/>
-              </w:rPr>
-              <w:t xml:space="preserve">快照判定、仲裁、唯一输出写入</w:t>
-            </w:r>
-          </w:p>
-        </w:tc>
-        <w:tc>
-          <w:tcPr/>
-          <w:p>
-            <w:pPr>
-              <w:pStyle w:val="Compact"/>
-              <w:spacing w:line="240" w:lineRule="auto" w:after="40"/>
-              <w:ind w:firstLine="0"/>
-              <w:jc w:val="right"/>
-            </w:pPr>
-            <w:r>
-              <w:rPr>
-                <w:sz w:val="21"/>
-              </w:rPr>
-              <w:t xml:space="preserve">384</w:t>
-            </w:r>
-          </w:p>
-        </w:tc>
-      </w:tr>
-      <w:tr>
-        <w:trPr>
-          <w:cantSplit/>
-        </w:trPr>
-        <w:tc>
-          <w:tcPr/>
-          <w:p>
-            <w:pPr>
-              <w:pStyle w:val="Compact"/>
-              <w:spacing w:line="240" w:lineRule="auto" w:after="40"/>
-              <w:ind w:firstLine="0"/>
-              <w:jc w:val="left"/>
-            </w:pPr>
-            <w:r>
-              <w:rPr>
-                <w:sz w:val="21"/>
-              </w:rPr>
-              <w:t xml:space="preserve">AcquireTask</w:t>
-            </w:r>
-          </w:p>
-        </w:tc>
-        <w:tc>
-          <w:tcPr/>
-          <w:p>
-            <w:pPr>
-              <w:pStyle w:val="Compact"/>
-              <w:spacing w:line="240" w:lineRule="auto" w:after="40"/>
-              <w:ind w:firstLine="0"/>
-              <w:jc w:val="right"/>
-            </w:pPr>
-            <w:r>
-              <w:rPr>
-                <w:sz w:val="21"/>
-              </w:rPr>
-              <w:t xml:space="preserve">4</w:t>
-            </w:r>
-          </w:p>
-        </w:tc>
-        <w:tc>
-          <w:tcPr/>
-          <w:p>
-            <w:pPr>
-              <w:pStyle w:val="Compact"/>
-              <w:spacing w:line="240" w:lineRule="auto" w:after="40"/>
-              <w:ind w:firstLine="0"/>
-              <w:jc w:val="left"/>
-            </w:pPr>
-            <w:r>
-              <w:rPr>
-                <w:sz w:val="21"/>
-              </w:rPr>
-              <w:t xml:space="preserve">多速率采样</w:t>
-            </w:r>
-          </w:p>
-        </w:tc>
-        <w:tc>
-          <w:tcPr/>
-          <w:p>
-            <w:pPr>
-              <w:pStyle w:val="Compact"/>
-              <w:spacing w:line="240" w:lineRule="auto" w:after="40"/>
-              <w:ind w:firstLine="0"/>
-              <w:jc w:val="left"/>
-            </w:pPr>
-            <w:r>
-              <w:rPr>
-                <w:sz w:val="21"/>
-              </w:rPr>
-              <w:t xml:space="preserve">调度传感器转换、超时与快照</w:t>
-            </w:r>
-          </w:p>
-        </w:tc>
-        <w:tc>
-          <w:tcPr/>
-          <w:p>
-            <w:pPr>
-              <w:pStyle w:val="Compact"/>
-              <w:spacing w:line="240" w:lineRule="auto" w:after="40"/>
-              <w:ind w:firstLine="0"/>
-              <w:jc w:val="right"/>
-            </w:pPr>
-            <w:r>
-              <w:rPr>
-                <w:sz w:val="21"/>
-              </w:rPr>
-              <w:t xml:space="preserve">512</w:t>
-            </w:r>
-          </w:p>
-        </w:tc>
-      </w:tr>
-      <w:tr>
-        <w:trPr>
-          <w:cantSplit/>
-        </w:trPr>
-        <w:tc>
-          <w:tcPr/>
-          <w:p>
-            <w:pPr>
-              <w:pStyle w:val="Compact"/>
-              <w:spacing w:line="240" w:lineRule="auto" w:after="40"/>
-              <w:ind w:firstLine="0"/>
-              <w:jc w:val="left"/>
-            </w:pPr>
-            <w:r>
-              <w:rPr>
-                <w:sz w:val="21"/>
-              </w:rPr>
-              <w:t xml:space="preserve">KeyTask</w:t>
-            </w:r>
-          </w:p>
-        </w:tc>
-        <w:tc>
-          <w:tcPr/>
-          <w:p>
-            <w:pPr>
-              <w:pStyle w:val="Compact"/>
-              <w:spacing w:line="240" w:lineRule="auto" w:after="40"/>
-              <w:ind w:firstLine="0"/>
-              <w:jc w:val="right"/>
-            </w:pPr>
-            <w:r>
-              <w:rPr>
-                <w:sz w:val="21"/>
-              </w:rPr>
-              <w:t xml:space="preserve">3</w:t>
-            </w:r>
-          </w:p>
-        </w:tc>
-        <w:tc>
-          <w:tcPr/>
-          <w:p>
-            <w:pPr>
-              <w:pStyle w:val="Compact"/>
-              <w:spacing w:line="240" w:lineRule="auto" w:after="40"/>
-              <w:ind w:firstLine="0"/>
-              <w:jc w:val="left"/>
-            </w:pPr>
-            <w:r>
-              <w:rPr>
-                <w:sz w:val="21"/>
-              </w:rPr>
-              <w:t xml:space="preserve">10 ms</w:t>
-            </w:r>
-          </w:p>
-        </w:tc>
-        <w:tc>
-          <w:tcPr/>
-          <w:p>
-            <w:pPr>
-              <w:pStyle w:val="Compact"/>
-              <w:spacing w:line="240" w:lineRule="auto" w:after="40"/>
-              <w:ind w:firstLine="0"/>
-              <w:jc w:val="left"/>
-            </w:pPr>
-            <w:r>
-              <w:rPr>
-                <w:sz w:val="21"/>
-              </w:rPr>
-              <w:t xml:space="preserve">按键去抖、菜单命令</w:t>
-            </w:r>
-          </w:p>
-        </w:tc>
-        <w:tc>
-          <w:tcPr/>
-          <w:p>
-            <w:pPr>
-              <w:pStyle w:val="Compact"/>
-              <w:spacing w:line="240" w:lineRule="auto" w:after="40"/>
-              <w:ind w:firstLine="0"/>
-              <w:jc w:val="right"/>
-            </w:pPr>
-            <w:r>
-              <w:rPr>
-                <w:sz w:val="21"/>
-              </w:rPr>
-              <w:t xml:space="preserve">192</w:t>
-            </w:r>
-          </w:p>
-        </w:tc>
-      </w:tr>
-      <w:tr>
-        <w:trPr>
-          <w:cantSplit/>
-        </w:trPr>
-        <w:tc>
-          <w:tcPr/>
-          <w:p>
-            <w:pPr>
-              <w:pStyle w:val="Compact"/>
-              <w:spacing w:line="240" w:lineRule="auto" w:after="40"/>
-              <w:ind w:firstLine="0"/>
-              <w:jc w:val="left"/>
-            </w:pPr>
-            <w:r>
-              <w:rPr>
-                <w:sz w:val="21"/>
-              </w:rPr>
-              <w:t xml:space="preserve">CommTask</w:t>
-            </w:r>
-          </w:p>
-        </w:tc>
-        <w:tc>
-          <w:tcPr/>
-          <w:p>
-            <w:pPr>
-              <w:pStyle w:val="Compact"/>
-              <w:spacing w:line="240" w:lineRule="auto" w:after="40"/>
-              <w:ind w:firstLine="0"/>
-              <w:jc w:val="right"/>
-            </w:pPr>
-            <w:r>
-              <w:rPr>
-                <w:sz w:val="21"/>
-              </w:rPr>
-              <w:t xml:space="preserve">2</w:t>
-            </w:r>
-          </w:p>
-        </w:tc>
-        <w:tc>
-          <w:tcPr/>
-          <w:p>
-            <w:pPr>
-              <w:pStyle w:val="Compact"/>
-              <w:spacing w:line="240" w:lineRule="auto" w:after="40"/>
-              <w:ind w:firstLine="0"/>
-              <w:jc w:val="left"/>
-            </w:pPr>
-            <w:r>
-              <w:rPr>
-                <w:sz w:val="21"/>
-              </w:rPr>
-              <w:t xml:space="preserve">串口接收事件</w:t>
-            </w:r>
-          </w:p>
-        </w:tc>
-        <w:tc>
-          <w:tcPr/>
-          <w:p>
-            <w:pPr>
-              <w:pStyle w:val="Compact"/>
-              <w:spacing w:line="240" w:lineRule="auto" w:after="40"/>
-              <w:ind w:firstLine="0"/>
-              <w:jc w:val="left"/>
-            </w:pPr>
-            <w:r>
-              <w:rPr>
-                <w:sz w:val="21"/>
-              </w:rPr>
-              <w:t xml:space="preserve">RTU成帧、只读快照</w:t>
-            </w:r>
-          </w:p>
-        </w:tc>
-        <w:tc>
-          <w:tcPr/>
-          <w:p>
-            <w:pPr>
-              <w:pStyle w:val="Compact"/>
-              <w:spacing w:line="240" w:lineRule="auto" w:after="40"/>
-              <w:ind w:firstLine="0"/>
-              <w:jc w:val="right"/>
-            </w:pPr>
-            <w:r>
-              <w:rPr>
-                <w:sz w:val="21"/>
-              </w:rPr>
-              <w:t xml:space="preserve">384</w:t>
-            </w:r>
-          </w:p>
-        </w:tc>
-      </w:tr>
-      <w:tr>
-        <w:trPr>
-          <w:cantSplit/>
-        </w:trPr>
-        <w:tc>
-          <w:tcPr/>
-          <w:p>
-            <w:pPr>
-              <w:pStyle w:val="Compact"/>
-              <w:spacing w:line="240" w:lineRule="auto" w:after="40"/>
-              <w:ind w:firstLine="0"/>
-              <w:jc w:val="left"/>
-            </w:pPr>
-            <w:r>
-              <w:rPr>
-                <w:sz w:val="21"/>
-              </w:rPr>
-              <w:t xml:space="preserve">LogTask</w:t>
-            </w:r>
-          </w:p>
-        </w:tc>
-        <w:tc>
-          <w:tcPr/>
-          <w:p>
-            <w:pPr>
-              <w:pStyle w:val="Compact"/>
-              <w:spacing w:line="240" w:lineRule="auto" w:after="40"/>
-              <w:ind w:firstLine="0"/>
-              <w:jc w:val="right"/>
-            </w:pPr>
-            <w:r>
-              <w:rPr>
-                <w:sz w:val="21"/>
-              </w:rPr>
-              <w:t xml:space="preserve">2</w:t>
-            </w:r>
-          </w:p>
-        </w:tc>
-        <w:tc>
-          <w:tcPr/>
-          <w:p>
-            <w:pPr>
-              <w:pStyle w:val="Compact"/>
-              <w:spacing w:line="240" w:lineRule="auto" w:after="40"/>
-              <w:ind w:firstLine="0"/>
-              <w:jc w:val="left"/>
-            </w:pPr>
-            <w:r>
-              <w:rPr>
-                <w:sz w:val="21"/>
-              </w:rPr>
-              <w:t xml:space="preserve">60 s及存储请求</w:t>
-            </w:r>
-          </w:p>
-        </w:tc>
-        <w:tc>
-          <w:tcPr/>
-          <w:p>
-            <w:pPr>
-              <w:pStyle w:val="Compact"/>
-              <w:spacing w:line="240" w:lineRule="auto" w:after="40"/>
-              <w:ind w:firstLine="0"/>
-              <w:jc w:val="left"/>
-            </w:pPr>
-            <w:r>
-              <w:rPr>
-                <w:sz w:val="21"/>
-              </w:rPr>
-              <w:t xml:space="preserve">记录写入、历史检索</w:t>
-            </w:r>
-          </w:p>
-        </w:tc>
-        <w:tc>
-          <w:tcPr/>
-          <w:p>
-            <w:pPr>
-              <w:pStyle w:val="Compact"/>
-              <w:spacing w:line="240" w:lineRule="auto" w:after="40"/>
-              <w:ind w:firstLine="0"/>
-              <w:jc w:val="right"/>
-            </w:pPr>
-            <w:r>
-              <w:rPr>
-                <w:sz w:val="21"/>
-              </w:rPr>
-              <w:t xml:space="preserve">384</w:t>
-            </w:r>
-          </w:p>
-        </w:tc>
-      </w:tr>
-      <w:tr>
-        <w:trPr>
-          <w:cantSplit/>
-        </w:trPr>
-        <w:tc>
-          <w:tcPr/>
-          <w:p>
-            <w:pPr>
-              <w:pStyle w:val="Compact"/>
-              <w:spacing w:line="240" w:lineRule="auto" w:after="40"/>
-              <w:ind w:firstLine="0"/>
-              <w:jc w:val="left"/>
-            </w:pPr>
-            <w:r>
-              <w:rPr>
-                <w:sz w:val="21"/>
-              </w:rPr>
-              <w:t xml:space="preserve">UiTask</w:t>
-            </w:r>
-          </w:p>
-        </w:tc>
-        <w:tc>
-          <w:tcPr/>
-          <w:p>
-            <w:pPr>
-              <w:pStyle w:val="Compact"/>
-              <w:spacing w:line="240" w:lineRule="auto" w:after="40"/>
-              <w:ind w:firstLine="0"/>
-              <w:jc w:val="right"/>
-            </w:pPr>
-            <w:r>
-              <w:rPr>
-                <w:sz w:val="21"/>
-              </w:rPr>
-              <w:t xml:space="preserve">1</w:t>
-            </w:r>
-          </w:p>
-        </w:tc>
-        <w:tc>
-          <w:tcPr/>
-          <w:p>
-            <w:pPr>
-              <w:pStyle w:val="Compact"/>
-              <w:spacing w:line="240" w:lineRule="auto" w:after="40"/>
-              <w:ind w:firstLine="0"/>
-              <w:jc w:val="left"/>
-            </w:pPr>
-            <w:r>
-              <w:rPr>
-                <w:sz w:val="21"/>
-              </w:rPr>
-              <w:t xml:space="preserve">200 ms</w:t>
-            </w:r>
-          </w:p>
-        </w:tc>
-        <w:tc>
-          <w:tcPr/>
-          <w:p>
-            <w:pPr>
-              <w:pStyle w:val="Compact"/>
-              <w:spacing w:line="240" w:lineRule="auto" w:after="40"/>
-              <w:ind w:firstLine="0"/>
-              <w:jc w:val="left"/>
-            </w:pPr>
-            <w:r>
-              <w:rPr>
-                <w:sz w:val="21"/>
-              </w:rPr>
-              <w:t xml:space="preserve">局部刷新、故障提示</w:t>
-            </w:r>
-          </w:p>
-        </w:tc>
-        <w:tc>
-          <w:tcPr/>
-          <w:p>
-            <w:pPr>
-              <w:pStyle w:val="Compact"/>
-              <w:spacing w:line="240" w:lineRule="auto" w:after="40"/>
-              <w:ind w:firstLine="0"/>
-              <w:jc w:val="right"/>
-            </w:pPr>
-            <w:r>
-              <w:rPr>
-                <w:sz w:val="21"/>
-              </w:rPr>
-              <w:t xml:space="preserve">384</w:t>
-            </w:r>
-          </w:p>
-        </w:tc>
-      </w:tr>
-      <w:tr>
-        <w:trPr>
-          <w:cantSplit/>
-        </w:trPr>
-        <w:tc>
-          <w:tcPr/>
-          <w:p>
-            <w:pPr>
-              <w:pStyle w:val="Compact"/>
-              <w:spacing w:line="240" w:lineRule="auto" w:after="40"/>
-              <w:ind w:firstLine="0"/>
-              <w:jc w:val="left"/>
-            </w:pPr>
-            <w:r>
-              <w:rPr>
-                <w:sz w:val="21"/>
-              </w:rPr>
-              <w:t xml:space="preserve">HealthTask</w:t>
-            </w:r>
-          </w:p>
-        </w:tc>
-        <w:tc>
-          <w:tcPr/>
-          <w:p>
-            <w:pPr>
-              <w:pStyle w:val="Compact"/>
-              <w:spacing w:line="240" w:lineRule="auto" w:after="40"/>
-              <w:ind w:firstLine="0"/>
-              <w:jc w:val="right"/>
-            </w:pPr>
-            <w:r>
-              <w:rPr>
-                <w:sz w:val="21"/>
-              </w:rPr>
-              <w:t xml:space="preserve">1</w:t>
-            </w:r>
-          </w:p>
-        </w:tc>
-        <w:tc>
-          <w:tcPr/>
-          <w:p>
-            <w:pPr>
-              <w:pStyle w:val="Compact"/>
-              <w:spacing w:line="240" w:lineRule="auto" w:after="40"/>
-              <w:ind w:firstLine="0"/>
-              <w:jc w:val="left"/>
-            </w:pPr>
-            <w:r>
-              <w:rPr>
-                <w:sz w:val="21"/>
-              </w:rPr>
-              <w:t xml:space="preserve">500 ms</w:t>
-            </w:r>
-          </w:p>
-        </w:tc>
-        <w:tc>
-          <w:tcPr/>
-          <w:p>
-            <w:pPr>
-              <w:pStyle w:val="Compact"/>
-              <w:spacing w:line="240" w:lineRule="auto" w:after="40"/>
-              <w:ind w:firstLine="0"/>
-              <w:jc w:val="left"/>
-            </w:pPr>
-            <w:r>
-              <w:rPr>
-                <w:sz w:val="21"/>
-              </w:rPr>
-              <w:t xml:space="preserve">心跳核查、看门狗喂狗</w:t>
-            </w:r>
-          </w:p>
-        </w:tc>
-        <w:tc>
-          <w:tcPr/>
-          <w:p>
-            <w:pPr>
-              <w:pStyle w:val="Compact"/>
-              <w:spacing w:line="240" w:lineRule="auto" w:after="40"/>
-              <w:ind w:firstLine="0"/>
-              <w:jc w:val="right"/>
-            </w:pPr>
-            <w:r>
-              <w:rPr>
-                <w:sz w:val="21"/>
-              </w:rPr>
-              <w:t xml:space="preserve">192</w:t>
-            </w:r>
-          </w:p>
-        </w:tc>
-      </w:tr>
-    </w:tbl>
-    <w:p>
-      <w:pPr>
-        <w:pStyle w:val="BodyText"/>
-      </w:pPr>
-      <w:r>
-        <w:t xml:space="preserve">优先级数值越大表示优先级越高，配置须覆盖这些级别。所有任务必须周期阻塞或等待事件，不能让高优先级任务持续占用CPU。栈深度单位按本Cortex-M3移植为32位word，不是字节；7个任务合计2432 word，即9728 B，再考虑空闲任务、TCB、队列、行缓冲、日志和中断主栈。该值为初始预算，不是实测峰值，应通过链接映射和栈高水位调整。</w:t>
-      </w:r>
-    </w:p>
-    <w:p>
-      <w:pPr>
-        <w:pStyle w:val="BodyText"/>
-      </w:pPr>
-      <w:r>
-        <w:t xml:space="preserve">建议优先采用静态任务和队列，禁用不用的软件定时器和动态对象，避免同时预留过大的RTOS堆。设计目标为静态数据、任务栈等不超过16 KB，并给中断主栈及运行余量预留约4 KB；若链接结果超限，应削减缓存和可选功能，不通过假定芯片有更大SRAM解决。固件Flash容量同样需要检查，不能仅由源码行数推断。</w:t>
-      </w:r>
-    </w:p>
-    <w:bookmarkEnd w:id="51"/>
-    <w:bookmarkStart w:id="52" w:name="生产者消费者与快照一致性"/>
-    <w:p>
-      <w:pPr>
-        <w:pStyle w:val="Heading2"/>
-      </w:pPr>
-      <w:r>
-        <w:t xml:space="preserve">5.3 生产者—消费者与快照一致性</w:t>
-      </w:r>
-    </w:p>
-    <w:p>
-      <w:pPr>
-        <w:pStyle w:val="FirstParagraph"/>
-      </w:pPr>
-      <w:r>
-        <w:t xml:space="preserve">AcquireTask是传感快照的生产者，CtrlTask是控制消费者，队列只传递结构化样本或固定大小快照，不传递临时局部变量地址。显示、记录、通信使用控制完成后的只读状态副本。FreeRTOS普通队列不是广播通道：若多个任务从同一队列取走元素，它们会竞争消费，而非各自得到全部数据。因此本设计为订阅者提供独立通知/覆盖队列，或以短临界区复制共享快照。</w:t>
-      </w:r>
-    </w:p>
-    <w:p>
-      <w:pPr>
-        <w:pStyle w:val="BodyText"/>
-      </w:pPr>
-      <w:r>
-        <w:t xml:space="preserve">传感快照允许覆盖过旧值，以避免控制处理积压历史数据；按键命令则采用有界FIFO和失败反馈，不应无声丢弃“确认报警”请求。传感器状态与命令渠道分离，防止高频采样挤占操作事件。中断只记录边沿、接收字节并发出FromISR通知，不在中断中刷新屏幕、执行Flash擦除或等待DHT11。</w:t>
-      </w:r>
-    </w:p>
-    <w:bookmarkEnd w:id="52"/>
-    <w:bookmarkStart w:id="56" w:name="状态机与单一写入者"/>
-    <w:p>
-      <w:pPr>
-        <w:pStyle w:val="Heading2"/>
-      </w:pPr>
-      <w:r>
-        <w:t xml:space="preserve">5.4 状态机与单一写入者</w:t>
-      </w:r>
-    </w:p>
-    <w:p>
-      <w:pPr>
-        <w:pStyle w:val="FirstParagraph"/>
-      </w:pPr>
-      <w:r>
-        <w:t xml:space="preserve">用户模式为AUTO或MANUAL，报警锁存和各传感器故障为正交状态标志。它们不是互斥枚举：手动模式下仍可能同时存在报警和湿度故障。界面应显示当前用户模式及异常标志，不能用“当前是手动”隐藏报警。状态模式在这里体现为显式状态、明确转换条件与统一入口。</w:t>
-      </w:r>
-    </w:p>
-    <w:p>
-      <w:pPr>
-        <w:pStyle w:val="BodyText"/>
-      </w:pPr>
-      <w:r>
-        <w:t xml:space="preserve">CtrlTask是执行器命令的唯一写入者。其他任务只能提交操作请求，不能直接控制风扇、灯或蜂鸣器。这样可避免参考毕设中多个功能分支分别写同一外设时出现“刚报警就被另一个任务关闭”的覆盖风险[3]。输出仲裁先处理锁存报警，其次处理温度无效与高温保护，再应用手动/自动策略；光照失效单独覆盖补光。仲裁关系见图5-2。</w:t>
-      </w:r>
-    </w:p>
-    <w:p>
-      <w:pPr>
-        <w:pStyle w:val="CaptionedFigure"/>
-        <w:ind w:firstLine="0"/>
-        <w:jc w:val="center"/>
-      </w:pPr>
-      <w:r>
-        <w:drawing>
-          <wp:inline>
-            <wp:extent cx="5334000" cy="7374032"/>
-            <wp:effectExtent b="0" l="0" r="0" t="0"/>
-            <wp:docPr descr="图5-2 执行器输出仲裁流程" title="" id="54" name="Picture"/>
-            <a:graphic>
-              <a:graphicData uri="http://schemas.openxmlformats.org/drawingml/2006/picture">
-                <pic:pic>
-                  <pic:nvPicPr>
-                    <pic:cNvPr descr="figures/fig3_arbitration.png" id="55" name="Picture"/>
-                    <pic:cNvPicPr>
-                      <a:picLocks noChangeArrowheads="1" noChangeAspect="1"/>
-                    </pic:cNvPicPr>
-                  </pic:nvPicPr>
-                  <pic:blipFill>
-                    <a:blip r:embed="rId53"/>
-                    <a:stretch>
-                      <a:fillRect/>
-                    </a:stretch>
-                  </pic:blipFill>
-                  <pic:spPr bwMode="auto">
-                    <a:xfrm>
-                      <a:off x="0" y="0"/>
-                      <a:ext cx="5334000" cy="7374032"/>
-                    </a:xfrm>
-                    <a:prstGeom prst="rect">
-                      <a:avLst/>
-                    </a:prstGeom>
-                    <a:noFill/>
-                    <a:ln w="9525">
-                      <a:noFill/>
-                      <a:headEnd/>
-                      <a:tailEnd/>
-                    </a:ln>
-                  </pic:spPr>
-                </pic:pic>
-              </a:graphicData>
-            </a:graphic>
-          </wp:inline>
-        </w:drawing>
-      </w:r>
-    </w:p>
-    <w:p>
-      <w:pPr>
-        <w:pStyle w:val="ImageCaption"/>
-      </w:pPr>
-      <w:r>
-        <w:t xml:space="preserve">图5-2 执行器输出仲裁流程</w:t>
-      </w:r>
-    </w:p>
-    <w:bookmarkEnd w:id="56"/>
-    <w:bookmarkStart w:id="57" w:name="接口与约束"/>
-    <w:p>
-      <w:pPr>
-        <w:pStyle w:val="Heading2"/>
-      </w:pPr>
-      <w:r>
-        <w:t xml:space="preserve">5.5 接口与约束</w:t>
-      </w:r>
-    </w:p>
-    <w:tbl>
-      <w:tblPr>
-        <w:tblStyle w:val="Table"/>
-        <w:tblW w:type="pct" w:w="5000"/>
-        <w:jc w:val="left"/>
-        <w:tblLayout w:type="fixed"/>
-        <w:tblLook w:firstRow="1" w:lastRow="0" w:firstColumn="0" w:lastColumn="0" w:noHBand="0" w:noVBand="0" w:val="0020"/>
-      </w:tblPr>
-      <w:tblGrid>
-        <w:gridCol w:w="2640"/>
-        <w:gridCol w:w="2640"/>
-        <w:gridCol w:w="2640"/>
-      </w:tblGrid>
-      <w:tr>
-        <w:trPr>
-          <w:tblHeader w:val="on"/>
-          <w:cantSplit/>
-          <w:tblHeader/>
-        </w:trPr>
-        <w:tc>
-          <w:tcPr/>
-          <w:p>
-            <w:pPr>
-              <w:pStyle w:val="Compact"/>
-              <w:spacing w:line="240" w:lineRule="auto" w:after="40"/>
-              <w:ind w:firstLine="0"/>
-              <w:jc w:val="left"/>
-            </w:pPr>
-            <w:r>
-              <w:rPr>
-                <w:sz w:val="21"/>
-              </w:rPr>
-              <w:t xml:space="preserve">接口原型（设计）</w:t>
-            </w:r>
-          </w:p>
-        </w:tc>
-        <w:tc>
-          <w:tcPr/>
-          <w:p>
-            <w:pPr>
-              <w:pStyle w:val="Compact"/>
-              <w:spacing w:line="240" w:lineRule="auto" w:after="40"/>
-              <w:ind w:firstLine="0"/>
-              <w:jc w:val="left"/>
-            </w:pPr>
-            <w:r>
-              <w:rPr>
-                <w:sz w:val="21"/>
-              </w:rPr>
-              <w:t xml:space="preserve">输入</w:t>
-            </w:r>
-          </w:p>
-        </w:tc>
-        <w:tc>
-          <w:tcPr/>
-          <w:p>
-            <w:pPr>
-              <w:pStyle w:val="Compact"/>
-              <w:spacing w:line="240" w:lineRule="auto" w:after="40"/>
-              <w:ind w:firstLine="0"/>
-              <w:jc w:val="left"/>
-            </w:pPr>
-            <w:r>
-              <w:rPr>
-                <w:sz w:val="21"/>
-              </w:rPr>
-              <w:t xml:space="preserve">输出与限制</w:t>
-            </w:r>
-          </w:p>
-        </w:tc>
-      </w:tr>
-      <w:tr>
-        <w:trPr>
-          <w:cantSplit/>
-        </w:trPr>
-        <w:tc>
-          <w:tcPr/>
-          <w:p>
-            <w:pPr>
-              <w:pStyle w:val="Compact"/>
-              <w:spacing w:line="240" w:lineRule="auto" w:after="40"/>
-              <w:ind w:firstLine="0"/>
-              <w:jc w:val="left"/>
-            </w:pPr>
-            <w:r>
-              <w:rPr>
-                <w:rStyle w:val="VerbatimChar"/>
-                <w:sz w:val="21"/>
-              </w:rPr>
-              <w:t xml:space="preserve">bool Sensor_Read(SensorId id, Sample *out)</w:t>
-            </w:r>
-          </w:p>
-        </w:tc>
-        <w:tc>
-          <w:tcPr/>
-          <w:p>
-            <w:pPr>
-              <w:pStyle w:val="Compact"/>
-              <w:spacing w:line="240" w:lineRule="auto" w:after="40"/>
-              <w:ind w:firstLine="0"/>
-              <w:jc w:val="left"/>
-            </w:pPr>
-            <w:r>
-              <w:rPr>
-                <w:sz w:val="21"/>
-              </w:rPr>
-              <w:t xml:space="preserve">传感器标识、输出地址</w:t>
-            </w:r>
-          </w:p>
-        </w:tc>
-        <w:tc>
-          <w:tcPr/>
-          <w:p>
-            <w:pPr>
-              <w:pStyle w:val="Compact"/>
-              <w:spacing w:line="240" w:lineRule="auto" w:after="40"/>
-              <w:ind w:firstLine="0"/>
-              <w:jc w:val="left"/>
-            </w:pPr>
-            <w:r>
-              <w:rPr>
-                <w:sz w:val="21"/>
-              </w:rPr>
-              <w:t xml:space="preserve">返回有效性；不得无期限阻塞</w:t>
-            </w:r>
-          </w:p>
-        </w:tc>
-      </w:tr>
-      <w:tr>
-        <w:trPr>
-          <w:cantSplit/>
-        </w:trPr>
-        <w:tc>
-          <w:tcPr/>
-          <w:p>
-            <w:pPr>
-              <w:pStyle w:val="Compact"/>
-              <w:spacing w:line="240" w:lineRule="auto" w:after="40"/>
-              <w:ind w:firstLine="0"/>
-              <w:jc w:val="left"/>
-            </w:pPr>
-            <w:r>
-              <w:rPr>
-                <w:rStyle w:val="VerbatimChar"/>
-                <w:sz w:val="21"/>
-              </w:rPr>
-              <w:t xml:space="preserve">bool Snapshot_Copy(SystemSnapshot *out)</w:t>
-            </w:r>
-          </w:p>
-        </w:tc>
-        <w:tc>
-          <w:tcPr/>
-          <w:p>
-            <w:pPr>
-              <w:pStyle w:val="Compact"/>
-              <w:spacing w:line="240" w:lineRule="auto" w:after="40"/>
-              <w:ind w:firstLine="0"/>
-              <w:jc w:val="left"/>
-            </w:pPr>
-            <w:r>
-              <w:rPr>
-                <w:sz w:val="21"/>
-              </w:rPr>
-              <w:t xml:space="preserve">输出地址</w:t>
-            </w:r>
-          </w:p>
-        </w:tc>
-        <w:tc>
-          <w:tcPr/>
-          <w:p>
-            <w:pPr>
-              <w:pStyle w:val="Compact"/>
-              <w:spacing w:line="240" w:lineRule="auto" w:after="40"/>
-              <w:ind w:firstLine="0"/>
-              <w:jc w:val="left"/>
-            </w:pPr>
-            <w:r>
-              <w:rPr>
-                <w:sz w:val="21"/>
-              </w:rPr>
-              <w:t xml:space="preserve">复制同一序号的数值及状态</w:t>
-            </w:r>
-          </w:p>
-        </w:tc>
-      </w:tr>
-      <w:tr>
-        <w:trPr>
-          <w:cantSplit/>
-        </w:trPr>
-        <w:tc>
-          <w:tcPr/>
-          <w:p>
-            <w:pPr>
-              <w:pStyle w:val="Compact"/>
-              <w:spacing w:line="240" w:lineRule="auto" w:after="40"/>
-              <w:ind w:firstLine="0"/>
-              <w:jc w:val="left"/>
-            </w:pPr>
-            <w:r>
-              <w:rPr>
-                <w:rStyle w:val="VerbatimChar"/>
-                <w:sz w:val="21"/>
-              </w:rPr>
-              <w:t xml:space="preserve">void Control_Step(const SystemSnapshot *in, const Command *cmd, Outputs *out)</w:t>
-            </w:r>
-          </w:p>
-        </w:tc>
-        <w:tc>
-          <w:tcPr/>
-          <w:p>
-            <w:pPr>
-              <w:pStyle w:val="Compact"/>
-              <w:spacing w:line="240" w:lineRule="auto" w:after="40"/>
-              <w:ind w:firstLine="0"/>
-              <w:jc w:val="left"/>
-            </w:pPr>
-            <w:r>
-              <w:rPr>
-                <w:sz w:val="21"/>
-              </w:rPr>
-              <w:t xml:space="preserve">快照、可空命令</w:t>
-            </w:r>
-          </w:p>
-        </w:tc>
-        <w:tc>
-          <w:tcPr/>
-          <w:p>
-            <w:pPr>
-              <w:pStyle w:val="Compact"/>
-              <w:spacing w:line="240" w:lineRule="auto" w:after="40"/>
-              <w:ind w:firstLine="0"/>
-              <w:jc w:val="left"/>
-            </w:pPr>
-            <w:r>
-              <w:rPr>
-                <w:sz w:val="21"/>
-              </w:rPr>
-              <w:t xml:space="preserve">计算输出，无直接GPIO副作用</w:t>
-            </w:r>
-          </w:p>
-        </w:tc>
-      </w:tr>
-      <w:tr>
-        <w:trPr>
-          <w:cantSplit/>
-        </w:trPr>
-        <w:tc>
-          <w:tcPr/>
-          <w:p>
-            <w:pPr>
-              <w:pStyle w:val="Compact"/>
-              <w:spacing w:line="240" w:lineRule="auto" w:after="40"/>
-              <w:ind w:firstLine="0"/>
-              <w:jc w:val="left"/>
-            </w:pPr>
-            <w:r>
-              <w:rPr>
-                <w:rStyle w:val="VerbatimChar"/>
-                <w:sz w:val="21"/>
-              </w:rPr>
-              <w:t xml:space="preserve">bool Params_Validate(const Params *p)</w:t>
-            </w:r>
-          </w:p>
-        </w:tc>
-        <w:tc>
-          <w:tcPr/>
-          <w:p>
-            <w:pPr>
-              <w:pStyle w:val="Compact"/>
-              <w:spacing w:line="240" w:lineRule="auto" w:after="40"/>
-              <w:ind w:firstLine="0"/>
-              <w:jc w:val="left"/>
-            </w:pPr>
-            <w:r>
-              <w:rPr>
-                <w:sz w:val="21"/>
-              </w:rPr>
-              <w:t xml:space="preserve">阈值与时间参数</w:t>
-            </w:r>
-          </w:p>
-        </w:tc>
-        <w:tc>
-          <w:tcPr/>
-          <w:p>
-            <w:pPr>
-              <w:pStyle w:val="Compact"/>
-              <w:spacing w:line="240" w:lineRule="auto" w:after="40"/>
-              <w:ind w:firstLine="0"/>
-              <w:jc w:val="left"/>
-            </w:pPr>
-            <w:r>
-              <w:rPr>
-                <w:sz w:val="21"/>
-              </w:rPr>
-              <w:t xml:space="preserve">检查回差顺序、量程和互锁</w:t>
-            </w:r>
-          </w:p>
-        </w:tc>
-      </w:tr>
-      <w:tr>
-        <w:trPr>
-          <w:cantSplit/>
-        </w:trPr>
-        <w:tc>
-          <w:tcPr/>
-          <w:p>
-            <w:pPr>
-              <w:pStyle w:val="Compact"/>
-              <w:spacing w:line="240" w:lineRule="auto" w:after="40"/>
-              <w:ind w:firstLine="0"/>
-              <w:jc w:val="left"/>
-            </w:pPr>
-            <w:r>
-              <w:rPr>
-                <w:rStyle w:val="VerbatimChar"/>
-                <w:sz w:val="21"/>
-              </w:rPr>
-              <w:t xml:space="preserve">bool Record_Encode(const Record *r, uint8_t out[32])</w:t>
-            </w:r>
-          </w:p>
-        </w:tc>
-        <w:tc>
-          <w:tcPr/>
-          <w:p>
-            <w:pPr>
-              <w:pStyle w:val="Compact"/>
-              <w:spacing w:line="240" w:lineRule="auto" w:after="40"/>
-              <w:ind w:firstLine="0"/>
-              <w:jc w:val="left"/>
-            </w:pPr>
-            <w:r>
-              <w:rPr>
-                <w:sz w:val="21"/>
-              </w:rPr>
-              <w:t xml:space="preserve">单条记录</w:t>
-            </w:r>
-          </w:p>
-        </w:tc>
-        <w:tc>
-          <w:tcPr/>
-          <w:p>
-            <w:pPr>
-              <w:pStyle w:val="Compact"/>
-              <w:spacing w:line="240" w:lineRule="auto" w:after="40"/>
-              <w:ind w:firstLine="0"/>
-              <w:jc w:val="left"/>
-            </w:pPr>
-            <w:r>
-              <w:rPr>
-                <w:sz w:val="21"/>
-              </w:rPr>
-              <w:t xml:space="preserve">编码、CRC；不负责擦写</w:t>
-            </w:r>
-          </w:p>
-        </w:tc>
-      </w:tr>
-      <w:tr>
-        <w:trPr>
-          <w:cantSplit/>
-        </w:trPr>
-        <w:tc>
-          <w:tcPr/>
-          <w:p>
-            <w:pPr>
-              <w:pStyle w:val="Compact"/>
-              <w:spacing w:line="240" w:lineRule="auto" w:after="40"/>
-              <w:ind w:firstLine="0"/>
-              <w:jc w:val="left"/>
-            </w:pPr>
-            <w:r>
-              <w:rPr>
-                <w:rStyle w:val="VerbatimChar"/>
-                <w:sz w:val="21"/>
-              </w:rPr>
-              <w:t xml:space="preserve">size_t Modbus_Process(const uint8_t *rx, size_t n, uint8_t *tx)</w:t>
-            </w:r>
-          </w:p>
-        </w:tc>
-        <w:tc>
-          <w:tcPr/>
-          <w:p>
-            <w:pPr>
-              <w:pStyle w:val="Compact"/>
-              <w:spacing w:line="240" w:lineRule="auto" w:after="40"/>
-              <w:ind w:firstLine="0"/>
-              <w:jc w:val="left"/>
-            </w:pPr>
-            <w:r>
-              <w:rPr>
-                <w:sz w:val="21"/>
-              </w:rPr>
-              <w:t xml:space="preserve">完整帧</w:t>
-            </w:r>
-          </w:p>
-        </w:tc>
-        <w:tc>
-          <w:tcPr/>
-          <w:p>
-            <w:pPr>
-              <w:pStyle w:val="Compact"/>
-              <w:spacing w:line="240" w:lineRule="auto" w:after="40"/>
-              <w:ind w:firstLine="0"/>
-              <w:jc w:val="left"/>
-            </w:pPr>
-            <w:r>
-              <w:rPr>
-                <w:sz w:val="21"/>
-              </w:rPr>
-              <w:t xml:space="preserve">返回响应长度，坏CRC不应答</w:t>
-            </w:r>
-          </w:p>
-        </w:tc>
-      </w:tr>
-      <w:tr>
-        <w:trPr>
-          <w:cantSplit/>
-        </w:trPr>
-        <w:tc>
-          <w:tcPr/>
-          <w:p>
-            <w:pPr>
-              <w:pStyle w:val="Compact"/>
-              <w:spacing w:line="240" w:lineRule="auto" w:after="40"/>
-              <w:ind w:firstLine="0"/>
-              <w:jc w:val="left"/>
-            </w:pPr>
-            <w:r>
-              <w:rPr>
-                <w:rStyle w:val="VerbatimChar"/>
-                <w:sz w:val="21"/>
-              </w:rPr>
-              <w:t xml:space="preserve">void Outputs_Apply(const Outputs *o)</w:t>
-            </w:r>
-          </w:p>
-        </w:tc>
-        <w:tc>
-          <w:tcPr/>
-          <w:p>
-            <w:pPr>
-              <w:pStyle w:val="Compact"/>
-              <w:spacing w:line="240" w:lineRule="auto" w:after="40"/>
-              <w:ind w:firstLine="0"/>
-              <w:jc w:val="left"/>
-            </w:pPr>
-            <w:r>
-              <w:rPr>
-                <w:sz w:val="21"/>
-              </w:rPr>
-              <w:t xml:space="preserve">已仲裁输出</w:t>
-            </w:r>
-          </w:p>
-        </w:tc>
-        <w:tc>
-          <w:tcPr/>
-          <w:p>
-            <w:pPr>
-              <w:pStyle w:val="Compact"/>
-              <w:spacing w:line="240" w:lineRule="auto" w:after="40"/>
-              <w:ind w:firstLine="0"/>
-              <w:jc w:val="left"/>
-            </w:pPr>
-            <w:r>
-              <w:rPr>
-                <w:sz w:val="21"/>
-              </w:rPr>
-              <w:t xml:space="preserve">仅CtrlTask调用，含PA8低有效映射</w:t>
-            </w:r>
-          </w:p>
-        </w:tc>
-      </w:tr>
-    </w:tbl>
-    <w:p>
-      <w:pPr>
-        <w:pStyle w:val="BodyText"/>
-      </w:pPr>
-      <w:r>
-        <w:t xml:space="preserve">这些原型定义目标固件边界，配套Python程序是行为与格式参考，不是上述固件的编译产物。底层函数还需依据小组已有源码适配。控制步骤建议先保持纯函数或显式状态更新，再调用输出适配器，使逻辑测试能够避开GPIO依赖。</w:t>
-      </w:r>
-    </w:p>
-    <w:bookmarkEnd w:id="57"/>
-    <w:bookmarkEnd w:id="58"/>
-    <w:bookmarkStart w:id="65" w:name="数据处理控制与关键实现"/>
-    <w:p>
-      <w:pPr>
-        <w:pStyle w:val="Heading1"/>
-      </w:pPr>
-      <w:r>
-        <w:t xml:space="preserve">6 数据处理、控制与关键实现</w:t>
-      </w:r>
-    </w:p>
-    <w:bookmarkStart w:id="59" w:name="数据校验与滤波"/>
-    <w:p>
-      <w:pPr>
-        <w:pStyle w:val="Heading2"/>
-      </w:pPr>
-      <w:r>
-        <w:t xml:space="preserve">6.1 数据校验与滤波</w:t>
-      </w:r>
-    </w:p>
-    <w:p>
-      <w:pPr>
-        <w:pStyle w:val="FirstParagraph"/>
-      </w:pPr>
-      <w:r>
-        <w:t xml:space="preserve">数字传感器先校验通信结果，再做量程检查和时间戳更新；温度读取失败不能沿用旧值却刷新时间。模拟光照可先取5点中值，再做一阶平滑：</w:t>
-      </w:r>
-    </w:p>
-    <w:p>
-      <w:pPr>
-        <w:pStyle w:val="BodyText"/>
-      </w:pPr>
-      <m:oMathPara>
-        <m:oMathParaPr>
-          <m:jc m:val="center"/>
-        </m:oMathParaPr>
-        <m:oMath>
-          <m:sSub>
-            <m:e>
-              <m:r>
-                <m:t>y</m:t>
-              </m:r>
-            </m:e>
-            <m:sub>
-              <m:r>
-                <m:t>k</m:t>
-              </m:r>
-            </m:sub>
-          </m:sSub>
-          <m:r>
-            <m:rPr>
-              <m:sty m:val="p"/>
-            </m:rPr>
-            <m:t>=</m:t>
-          </m:r>
-          <m:r>
-            <m:t>α</m:t>
-          </m:r>
-          <m:sSub>
-            <m:e>
-              <m:r>
-                <m:t>x</m:t>
-              </m:r>
-            </m:e>
-            <m:sub>
-              <m:r>
-                <m:t>k</m:t>
-              </m:r>
-            </m:sub>
-          </m:sSub>
-          <m:r>
-            <m:rPr>
-              <m:sty m:val="p"/>
-            </m:rPr>
-            <m:t>+</m:t>
-          </m:r>
-          <m:d>
-            <m:dPr>
-              <m:begChr m:val="("/>
-              <m:endChr m:val=")"/>
-              <m:sepChr m:val=""/>
-              <m:grow/>
-            </m:dPr>
-            <m:e>
-              <m:r>
-                <m:t>1</m:t>
-              </m:r>
-              <m:r>
-                <m:rPr>
-                  <m:sty m:val="p"/>
-                </m:rPr>
-                <m:t>−</m:t>
-              </m:r>
-              <m:r>
-                <m:t>α</m:t>
-              </m:r>
-            </m:e>
-          </m:d>
-          <m:sSub>
-            <m:e>
-              <m:r>
-                <m:t>y</m:t>
-              </m:r>
-            </m:e>
-            <m:sub>
-              <m:r>
-                <m:t>k</m:t>
-              </m:r>
-              <m:r>
-                <m:rPr>
-                  <m:sty m:val="p"/>
-                </m:rPr>
-                <m:t>−</m:t>
-              </m:r>
-              <m:r>
-                <m:t>1</m:t>
-              </m:r>
-            </m:sub>
-          </m:sSub>
-          <m:r>
-            <m:rPr>
-              <m:sty m:val="p"/>
-            </m:rPr>
-            <m:t>,</m:t>
-          </m:r>
-          <m:r>
-            <m:t>  </m:t>
-          </m:r>
-          <m:r>
-            <m:t>α</m:t>
-          </m:r>
-          <m:r>
-            <m:rPr>
-              <m:sty m:val="p"/>
-            </m:rPr>
-            <m:t>=</m:t>
-          </m:r>
-          <m:r>
-            <m:t>0.2</m:t>
-          </m:r>
-          <m:r>
-            <m:rPr>
-              <m:sty m:val="p"/>
-            </m:rPr>
-            <m:t>.</m:t>
-          </m:r>
-        </m:oMath>
-      </m:oMathPara>
+      </w:pPr>
+      <w:r>
+        <w:tab/>
+      </w:r>
+      <m:oMath>
+        <m:sSub>
+          <m:e>
+            <m:r>
+              <m:t>y</m:t>
+            </m:r>
+          </m:e>
+          <m:sub>
+            <m:r>
+              <m:t>k</m:t>
+            </m:r>
+          </m:sub>
+        </m:sSub>
+        <m:r>
+          <m:rPr>
+            <m:sty m:val="p"/>
+          </m:rPr>
+          <m:t>=</m:t>
+        </m:r>
+        <m:r>
+          <m:t>α</m:t>
+        </m:r>
+        <m:sSub>
+          <m:e>
+            <m:r>
+              <m:t>x</m:t>
+            </m:r>
+          </m:e>
+          <m:sub>
+            <m:r>
+              <m:t>k</m:t>
+            </m:r>
+          </m:sub>
+        </m:sSub>
+        <m:r>
+          <m:rPr>
+            <m:sty m:val="p"/>
+          </m:rPr>
+          <m:t>+</m:t>
+        </m:r>
+        <m:d>
+          <m:dPr>
+            <m:begChr m:val="("/>
+            <m:endChr m:val=")"/>
+            <m:sepChr m:val=""/>
+            <m:grow/>
+          </m:dPr>
+          <m:e>
+            <m:r>
+              <m:t>1</m:t>
+            </m:r>
+            <m:r>
+              <m:rPr>
+                <m:sty m:val="p"/>
+              </m:rPr>
+              <m:t>−</m:t>
+            </m:r>
+            <m:r>
+              <m:t>α</m:t>
+            </m:r>
+          </m:e>
+        </m:d>
+        <m:sSub>
+          <m:e>
+            <m:r>
+              <m:t>y</m:t>
+            </m:r>
+          </m:e>
+          <m:sub>
+            <m:r>
+              <m:t>k</m:t>
+            </m:r>
+            <m:r>
+              <m:rPr>
+                <m:sty m:val="p"/>
+              </m:rPr>
+              <m:t>−</m:t>
+            </m:r>
+            <m:r>
+              <m:t>1</m:t>
+            </m:r>
+          </m:sub>
+        </m:sSub>
+        <m:r>
+          <m:rPr>
+            <m:sty m:val="p"/>
+          </m:rPr>
+          <m:t>,</m:t>
+        </m:r>
+        <m:r>
+          <m:t>  </m:t>
+        </m:r>
+        <m:r>
+          <m:t>α</m:t>
+        </m:r>
+        <m:r>
+          <m:rPr>
+            <m:sty m:val="p"/>
+          </m:rPr>
+          <m:t>=</m:t>
+        </m:r>
+        <m:r>
+          <m:t>0.2</m:t>
+        </m:r>
+        <m:r>
+          <m:rPr>
+            <m:sty m:val="p"/>
+          </m:rPr>
+          <m:t>.</m:t>
+        </m:r>
+      </m:oMath>
+      <w:r>
+        <w:tab/>
+        <w:t>(5-1)</w:t>
+      </w:r>
     </w:p>
     <w:p>
       <w:pPr>
@@ -5376,14 +3989,14 @@
         <w:t xml:space="preserve">m/s。无回波、脉冲超时或不合理值标为无效，不当作0 cm；安装角度、反射面和温度都会影响测量，不宜仅根据公式给出整机距离精度。</w:t>
       </w:r>
     </w:p>
-    <w:bookmarkEnd w:id="59"/>
-    <w:bookmarkStart w:id="60" w:name="温度与光照回差控制"/>
+    <w:bookmarkEnd w:id="48"/>
+    <w:bookmarkStart w:id="49" w:name="温度与光照回差控制"/>
     <w:p>
       <w:pPr>
         <w:pStyle w:val="Heading2"/>
       </w:pPr>
       <w:r>
-        <w:t xml:space="preserve">6.2 温度与光照回差控制</w:t>
+        <w:t xml:space="preserve">5.2 温度与光照回差控制</w:t>
       </w:r>
     </w:p>
     <w:p>
@@ -5524,14 +4137,14 @@
         <w:t xml:space="preserve">回差减少临界值附近的反复开关。它不能消除大幅传感器噪声，也不能证明控制精度。由于热源以LED模拟，本文不报告升温时间、稳态误差或PID超调量。若后续使用真实安全低压热源，才可建立温度动力学模型、选取采样周期并验证PID或其他闭环策略。</w:t>
       </w:r>
     </w:p>
-    <w:bookmarkEnd w:id="60"/>
-    <w:bookmarkStart w:id="61" w:name="手动控制保护与报警"/>
+    <w:bookmarkEnd w:id="49"/>
+    <w:bookmarkStart w:id="50" w:name="手动控制保护与报警"/>
     <w:p>
       <w:pPr>
         <w:pStyle w:val="Heading2"/>
       </w:pPr>
       <w:r>
-        <w:t xml:space="preserve">6.3 手动控制、保护与报警</w:t>
+        <w:t xml:space="preserve">5.3 手动控制、保护与报警</w:t>
       </w:r>
     </w:p>
     <w:p>
@@ -5558,14 +4171,1473 @@
         <w:t xml:space="preserve">报警与故障应分别记录。目标固件在距离无效时应显示故障并停止形成新的接近判定，不能当作“入口安全”；已有报警仍保持。主机模型已覆盖无效距离打断计数和禁止清警，但未实现距离故障显示、时间戳过期和状态位生成，这些仍须在目标固件验证。RTC失效只影响记录时间可信度，不能阻断温控和报警。暂时性故障恢复后，可继续未到期的手动命令，界面须明确提示当前有效模式。</w:t>
       </w:r>
     </w:p>
+    <w:bookmarkEnd w:id="50"/>
+    <w:bookmarkEnd w:id="51"/>
+    <w:bookmarkStart w:id="68" w:name="软件功能和设计"/>
+    <w:p>
+      <w:pPr>
+        <w:pStyle w:val="Heading1"/>
+      </w:pPr>
+      <w:r>
+        <w:t xml:space="preserve">6 软件功能和设计</w:t>
+      </w:r>
+    </w:p>
+    <w:bookmarkStart w:id="55" w:name="分层与模块关系"/>
+    <w:p>
+      <w:pPr>
+        <w:pStyle w:val="Heading2"/>
+      </w:pPr>
+      <w:r>
+        <w:t xml:space="preserve">6.1 分层与模块关系</w:t>
+      </w:r>
+    </w:p>
+    <w:p>
+      <w:pPr>
+        <w:pStyle w:val="FirstParagraph"/>
+      </w:pPr>
+      <w:r>
+        <w:t xml:space="preserve">软件分为板级支持层、外设驱动层、服务层和应用控制层。板级层设置时钟与引脚；驱动层处理电气时序和校验；服务层提供快照、记录、时钟和协议；应用层只决定模式、状态与输出。图6-1给出任务之间的数据关系。</w:t>
+      </w:r>
+    </w:p>
+    <w:p>
+      <w:pPr>
+        <w:pStyle w:val="CaptionedFigure"/>
+        <w:ind w:firstLine="0"/>
+        <w:jc w:val="center"/>
+      </w:pPr>
+      <w:r>
+        <w:drawing>
+          <wp:inline>
+            <wp:extent cx="5227320" cy="5908330"/>
+            <wp:effectExtent b="0" l="0" r="0" t="0"/>
+            <wp:docPr descr="图6-1 基于FreeRTOS的任务与数据流设计" title="" id="53" name="Picture"/>
+            <a:graphic>
+              <a:graphicData uri="http://schemas.openxmlformats.org/drawingml/2006/picture">
+                <pic:pic>
+                  <pic:nvPicPr>
+                    <pic:cNvPr descr="figures/fig2_software.png" id="54" name="Picture"/>
+                    <pic:cNvPicPr>
+                      <a:picLocks noChangeArrowheads="1" noChangeAspect="1"/>
+                    </pic:cNvPicPr>
+                  </pic:nvPicPr>
+                  <pic:blipFill>
+                    <a:blip r:embed="rId52"/>
+                    <a:stretch>
+                      <a:fillRect/>
+                    </a:stretch>
+                  </pic:blipFill>
+                  <pic:spPr bwMode="auto">
+                    <a:xfrm>
+                      <a:off x="0" y="0"/>
+                      <a:ext cx="5227320" cy="5908330"/>
+                    </a:xfrm>
+                    <a:prstGeom prst="rect">
+                      <a:avLst/>
+                    </a:prstGeom>
+                    <a:noFill/>
+                    <a:ln w="9525">
+                      <a:noFill/>
+                      <a:headEnd/>
+                      <a:tailEnd/>
+                    </a:ln>
+                  </pic:spPr>
+                </pic:pic>
+              </a:graphicData>
+            </a:graphic>
+          </wp:inline>
+        </w:drawing>
+      </w:r>
+    </w:p>
+    <w:p>
+      <w:pPr>
+        <w:pStyle w:val="ImageCaption"/>
+        <w:ind w:firstLine="0"/>
+        <w:jc w:val="center"/>
+      </w:pPr>
+      <w:r>
+        <w:t xml:space="preserve">图6-1 基于FreeRTOS的任务与数据流设计</w:t>
+      </w:r>
+    </w:p>
+    <w:p>
+      <w:pPr>
+        <w:pStyle w:val="BodyText"/>
+      </w:pPr>
+      <w:r>
+        <w:t xml:space="preserve">这种分层解决了可替换问题：换用模拟传感器时，只改变数据提供者；换用OLED时，只改变显示适配器；控制逻辑无需直接依赖某一型号液晶屏。硬件抽象不能消除器件差异，例如BMP280不是温湿度一体器件，驱动替换仍要保持接口语义一致。</w:t>
+      </w:r>
+    </w:p>
+    <w:bookmarkEnd w:id="55"/>
+    <w:bookmarkStart w:id="56" w:name="任务划分与静态资源估算"/>
+    <w:p>
+      <w:pPr>
+        <w:pStyle w:val="Heading2"/>
+      </w:pPr>
+      <w:r>
+        <w:t xml:space="preserve">6.2 任务划分与静态资源估算</w:t>
+      </w:r>
+    </w:p>
+    <w:tbl>
+      <w:tblPr>
+        <w:tblStyle w:val="Table"/>
+        <w:tblW w:type="auto" w:w="0"/>
+        <w:jc w:val="left"/>
+        <w:tblLayout w:type="fixed"/>
+        <w:tblLook w:firstRow="1" w:lastRow="0" w:firstColumn="0" w:lastColumn="0" w:noHBand="0" w:noVBand="0" w:val="0020"/>
+      </w:tblPr>
+      <w:tblGrid>
+        <w:gridCol w:w="1584"/>
+        <w:gridCol w:w="1584"/>
+        <w:gridCol w:w="1584"/>
+        <w:gridCol w:w="1584"/>
+        <w:gridCol w:w="1584"/>
+      </w:tblGrid>
+      <w:tr>
+        <w:trPr>
+          <w:tblHeader w:val="on"/>
+          <w:cantSplit/>
+          <w:tblHeader/>
+        </w:trPr>
+        <w:tc>
+          <w:tcPr/>
+          <w:p>
+            <w:pPr>
+              <w:pStyle w:val="Compact"/>
+              <w:spacing w:line="240" w:lineRule="auto" w:after="40"/>
+              <w:ind w:firstLine="0"/>
+              <w:jc w:val="left"/>
+            </w:pPr>
+            <w:r>
+              <w:rPr>
+                <w:sz w:val="21"/>
+              </w:rPr>
+              <w:t xml:space="preserve">任务</w:t>
+            </w:r>
+          </w:p>
+        </w:tc>
+        <w:tc>
+          <w:tcPr/>
+          <w:p>
+            <w:pPr>
+              <w:pStyle w:val="Compact"/>
+              <w:spacing w:line="240" w:lineRule="auto" w:after="40"/>
+              <w:ind w:firstLine="0"/>
+              <w:jc w:val="right"/>
+            </w:pPr>
+            <w:r>
+              <w:rPr>
+                <w:sz w:val="21"/>
+              </w:rPr>
+              <w:t xml:space="preserve">优先级建议</w:t>
+            </w:r>
+          </w:p>
+        </w:tc>
+        <w:tc>
+          <w:tcPr/>
+          <w:p>
+            <w:pPr>
+              <w:pStyle w:val="Compact"/>
+              <w:spacing w:line="240" w:lineRule="auto" w:after="40"/>
+              <w:ind w:firstLine="0"/>
+              <w:jc w:val="left"/>
+            </w:pPr>
+            <w:r>
+              <w:rPr>
+                <w:sz w:val="21"/>
+              </w:rPr>
+              <w:t xml:space="preserve">周期/触发</w:t>
+            </w:r>
+          </w:p>
+        </w:tc>
+        <w:tc>
+          <w:tcPr/>
+          <w:p>
+            <w:pPr>
+              <w:pStyle w:val="Compact"/>
+              <w:spacing w:line="240" w:lineRule="auto" w:after="40"/>
+              <w:ind w:firstLine="0"/>
+              <w:jc w:val="left"/>
+            </w:pPr>
+            <w:r>
+              <w:rPr>
+                <w:sz w:val="21"/>
+              </w:rPr>
+              <w:t xml:space="preserve">主要职责</w:t>
+            </w:r>
+          </w:p>
+        </w:tc>
+        <w:tc>
+          <w:tcPr/>
+          <w:p>
+            <w:pPr>
+              <w:pStyle w:val="Compact"/>
+              <w:spacing w:line="240" w:lineRule="auto" w:after="40"/>
+              <w:ind w:firstLine="0"/>
+              <w:jc w:val="right"/>
+            </w:pPr>
+            <w:r>
+              <w:rPr>
+                <w:sz w:val="21"/>
+              </w:rPr>
+              <w:t xml:space="preserve">栈深度建议/word</w:t>
+            </w:r>
+          </w:p>
+        </w:tc>
+      </w:tr>
+      <w:tr>
+        <w:trPr>
+          <w:cantSplit/>
+        </w:trPr>
+        <w:tc>
+          <w:tcPr/>
+          <w:p>
+            <w:pPr>
+              <w:pStyle w:val="Compact"/>
+              <w:spacing w:line="240" w:lineRule="auto" w:after="40"/>
+              <w:ind w:firstLine="0"/>
+              <w:jc w:val="left"/>
+            </w:pPr>
+            <w:r>
+              <w:rPr>
+                <w:sz w:val="21"/>
+              </w:rPr>
+              <w:t xml:space="preserve">CtrlTask</w:t>
+            </w:r>
+          </w:p>
+        </w:tc>
+        <w:tc>
+          <w:tcPr/>
+          <w:p>
+            <w:pPr>
+              <w:pStyle w:val="Compact"/>
+              <w:spacing w:line="240" w:lineRule="auto" w:after="40"/>
+              <w:ind w:firstLine="0"/>
+              <w:jc w:val="right"/>
+            </w:pPr>
+            <w:r>
+              <w:rPr>
+                <w:sz w:val="21"/>
+              </w:rPr>
+              <w:t xml:space="preserve">5</w:t>
+            </w:r>
+          </w:p>
+        </w:tc>
+        <w:tc>
+          <w:tcPr/>
+          <w:p>
+            <w:pPr>
+              <w:pStyle w:val="Compact"/>
+              <w:spacing w:line="240" w:lineRule="auto" w:after="40"/>
+              <w:ind w:firstLine="0"/>
+              <w:jc w:val="left"/>
+            </w:pPr>
+            <w:r>
+              <w:rPr>
+                <w:sz w:val="21"/>
+              </w:rPr>
+              <w:t xml:space="preserve">50 ms及命令事件</w:t>
+            </w:r>
+          </w:p>
+        </w:tc>
+        <w:tc>
+          <w:tcPr/>
+          <w:p>
+            <w:pPr>
+              <w:pStyle w:val="Compact"/>
+              <w:spacing w:line="240" w:lineRule="auto" w:after="40"/>
+              <w:ind w:firstLine="0"/>
+              <w:jc w:val="left"/>
+            </w:pPr>
+            <w:r>
+              <w:rPr>
+                <w:sz w:val="21"/>
+              </w:rPr>
+              <w:t xml:space="preserve">快照判定、仲裁、唯一输出写入</w:t>
+            </w:r>
+          </w:p>
+        </w:tc>
+        <w:tc>
+          <w:tcPr/>
+          <w:p>
+            <w:pPr>
+              <w:pStyle w:val="Compact"/>
+              <w:spacing w:line="240" w:lineRule="auto" w:after="40"/>
+              <w:ind w:firstLine="0"/>
+              <w:jc w:val="right"/>
+            </w:pPr>
+            <w:r>
+              <w:rPr>
+                <w:sz w:val="21"/>
+              </w:rPr>
+              <w:t xml:space="preserve">384</w:t>
+            </w:r>
+          </w:p>
+        </w:tc>
+      </w:tr>
+      <w:tr>
+        <w:trPr>
+          <w:cantSplit/>
+        </w:trPr>
+        <w:tc>
+          <w:tcPr/>
+          <w:p>
+            <w:pPr>
+              <w:pStyle w:val="Compact"/>
+              <w:spacing w:line="240" w:lineRule="auto" w:after="40"/>
+              <w:ind w:firstLine="0"/>
+              <w:jc w:val="left"/>
+            </w:pPr>
+            <w:r>
+              <w:rPr>
+                <w:sz w:val="21"/>
+              </w:rPr>
+              <w:t xml:space="preserve">AcquireTask</w:t>
+            </w:r>
+          </w:p>
+        </w:tc>
+        <w:tc>
+          <w:tcPr/>
+          <w:p>
+            <w:pPr>
+              <w:pStyle w:val="Compact"/>
+              <w:spacing w:line="240" w:lineRule="auto" w:after="40"/>
+              <w:ind w:firstLine="0"/>
+              <w:jc w:val="right"/>
+            </w:pPr>
+            <w:r>
+              <w:rPr>
+                <w:sz w:val="21"/>
+              </w:rPr>
+              <w:t xml:space="preserve">4</w:t>
+            </w:r>
+          </w:p>
+        </w:tc>
+        <w:tc>
+          <w:tcPr/>
+          <w:p>
+            <w:pPr>
+              <w:pStyle w:val="Compact"/>
+              <w:spacing w:line="240" w:lineRule="auto" w:after="40"/>
+              <w:ind w:firstLine="0"/>
+              <w:jc w:val="left"/>
+            </w:pPr>
+            <w:r>
+              <w:rPr>
+                <w:sz w:val="21"/>
+              </w:rPr>
+              <w:t xml:space="preserve">多速率采样</w:t>
+            </w:r>
+          </w:p>
+        </w:tc>
+        <w:tc>
+          <w:tcPr/>
+          <w:p>
+            <w:pPr>
+              <w:pStyle w:val="Compact"/>
+              <w:spacing w:line="240" w:lineRule="auto" w:after="40"/>
+              <w:ind w:firstLine="0"/>
+              <w:jc w:val="left"/>
+            </w:pPr>
+            <w:r>
+              <w:rPr>
+                <w:sz w:val="21"/>
+              </w:rPr>
+              <w:t xml:space="preserve">调度传感器转换、超时与快照</w:t>
+            </w:r>
+          </w:p>
+        </w:tc>
+        <w:tc>
+          <w:tcPr/>
+          <w:p>
+            <w:pPr>
+              <w:pStyle w:val="Compact"/>
+              <w:spacing w:line="240" w:lineRule="auto" w:after="40"/>
+              <w:ind w:firstLine="0"/>
+              <w:jc w:val="right"/>
+            </w:pPr>
+            <w:r>
+              <w:rPr>
+                <w:sz w:val="21"/>
+              </w:rPr>
+              <w:t xml:space="preserve">512</w:t>
+            </w:r>
+          </w:p>
+        </w:tc>
+      </w:tr>
+      <w:tr>
+        <w:trPr>
+          <w:cantSplit/>
+        </w:trPr>
+        <w:tc>
+          <w:tcPr/>
+          <w:p>
+            <w:pPr>
+              <w:pStyle w:val="Compact"/>
+              <w:spacing w:line="240" w:lineRule="auto" w:after="40"/>
+              <w:ind w:firstLine="0"/>
+              <w:jc w:val="left"/>
+            </w:pPr>
+            <w:r>
+              <w:rPr>
+                <w:sz w:val="21"/>
+              </w:rPr>
+              <w:t xml:space="preserve">KeyTask</w:t>
+            </w:r>
+          </w:p>
+        </w:tc>
+        <w:tc>
+          <w:tcPr/>
+          <w:p>
+            <w:pPr>
+              <w:pStyle w:val="Compact"/>
+              <w:spacing w:line="240" w:lineRule="auto" w:after="40"/>
+              <w:ind w:firstLine="0"/>
+              <w:jc w:val="right"/>
+            </w:pPr>
+            <w:r>
+              <w:rPr>
+                <w:sz w:val="21"/>
+              </w:rPr>
+              <w:t xml:space="preserve">3</w:t>
+            </w:r>
+          </w:p>
+        </w:tc>
+        <w:tc>
+          <w:tcPr/>
+          <w:p>
+            <w:pPr>
+              <w:pStyle w:val="Compact"/>
+              <w:spacing w:line="240" w:lineRule="auto" w:after="40"/>
+              <w:ind w:firstLine="0"/>
+              <w:jc w:val="left"/>
+            </w:pPr>
+            <w:r>
+              <w:rPr>
+                <w:sz w:val="21"/>
+              </w:rPr>
+              <w:t xml:space="preserve">10 ms</w:t>
+            </w:r>
+          </w:p>
+        </w:tc>
+        <w:tc>
+          <w:tcPr/>
+          <w:p>
+            <w:pPr>
+              <w:pStyle w:val="Compact"/>
+              <w:spacing w:line="240" w:lineRule="auto" w:after="40"/>
+              <w:ind w:firstLine="0"/>
+              <w:jc w:val="left"/>
+            </w:pPr>
+            <w:r>
+              <w:rPr>
+                <w:sz w:val="21"/>
+              </w:rPr>
+              <w:t xml:space="preserve">按键去抖、菜单命令</w:t>
+            </w:r>
+          </w:p>
+        </w:tc>
+        <w:tc>
+          <w:tcPr/>
+          <w:p>
+            <w:pPr>
+              <w:pStyle w:val="Compact"/>
+              <w:spacing w:line="240" w:lineRule="auto" w:after="40"/>
+              <w:ind w:firstLine="0"/>
+              <w:jc w:val="right"/>
+            </w:pPr>
+            <w:r>
+              <w:rPr>
+                <w:sz w:val="21"/>
+              </w:rPr>
+              <w:t xml:space="preserve">192</w:t>
+            </w:r>
+          </w:p>
+        </w:tc>
+      </w:tr>
+      <w:tr>
+        <w:trPr>
+          <w:cantSplit/>
+        </w:trPr>
+        <w:tc>
+          <w:tcPr/>
+          <w:p>
+            <w:pPr>
+              <w:pStyle w:val="Compact"/>
+              <w:spacing w:line="240" w:lineRule="auto" w:after="40"/>
+              <w:ind w:firstLine="0"/>
+              <w:jc w:val="left"/>
+            </w:pPr>
+            <w:r>
+              <w:rPr>
+                <w:sz w:val="21"/>
+              </w:rPr>
+              <w:t xml:space="preserve">CommTask</w:t>
+            </w:r>
+          </w:p>
+        </w:tc>
+        <w:tc>
+          <w:tcPr/>
+          <w:p>
+            <w:pPr>
+              <w:pStyle w:val="Compact"/>
+              <w:spacing w:line="240" w:lineRule="auto" w:after="40"/>
+              <w:ind w:firstLine="0"/>
+              <w:jc w:val="right"/>
+            </w:pPr>
+            <w:r>
+              <w:rPr>
+                <w:sz w:val="21"/>
+              </w:rPr>
+              <w:t xml:space="preserve">2</w:t>
+            </w:r>
+          </w:p>
+        </w:tc>
+        <w:tc>
+          <w:tcPr/>
+          <w:p>
+            <w:pPr>
+              <w:pStyle w:val="Compact"/>
+              <w:spacing w:line="240" w:lineRule="auto" w:after="40"/>
+              <w:ind w:firstLine="0"/>
+              <w:jc w:val="left"/>
+            </w:pPr>
+            <w:r>
+              <w:rPr>
+                <w:sz w:val="21"/>
+              </w:rPr>
+              <w:t xml:space="preserve">串口接收事件</w:t>
+            </w:r>
+          </w:p>
+        </w:tc>
+        <w:tc>
+          <w:tcPr/>
+          <w:p>
+            <w:pPr>
+              <w:pStyle w:val="Compact"/>
+              <w:spacing w:line="240" w:lineRule="auto" w:after="40"/>
+              <w:ind w:firstLine="0"/>
+              <w:jc w:val="left"/>
+            </w:pPr>
+            <w:r>
+              <w:rPr>
+                <w:sz w:val="21"/>
+              </w:rPr>
+              <w:t xml:space="preserve">RTU成帧、只读快照</w:t>
+            </w:r>
+          </w:p>
+        </w:tc>
+        <w:tc>
+          <w:tcPr/>
+          <w:p>
+            <w:pPr>
+              <w:pStyle w:val="Compact"/>
+              <w:spacing w:line="240" w:lineRule="auto" w:after="40"/>
+              <w:ind w:firstLine="0"/>
+              <w:jc w:val="right"/>
+            </w:pPr>
+            <w:r>
+              <w:rPr>
+                <w:sz w:val="21"/>
+              </w:rPr>
+              <w:t xml:space="preserve">384</w:t>
+            </w:r>
+          </w:p>
+        </w:tc>
+      </w:tr>
+      <w:tr>
+        <w:trPr>
+          <w:cantSplit/>
+        </w:trPr>
+        <w:tc>
+          <w:tcPr/>
+          <w:p>
+            <w:pPr>
+              <w:pStyle w:val="Compact"/>
+              <w:spacing w:line="240" w:lineRule="auto" w:after="40"/>
+              <w:ind w:firstLine="0"/>
+              <w:jc w:val="left"/>
+            </w:pPr>
+            <w:r>
+              <w:rPr>
+                <w:sz w:val="21"/>
+              </w:rPr>
+              <w:t xml:space="preserve">LogTask</w:t>
+            </w:r>
+          </w:p>
+        </w:tc>
+        <w:tc>
+          <w:tcPr/>
+          <w:p>
+            <w:pPr>
+              <w:pStyle w:val="Compact"/>
+              <w:spacing w:line="240" w:lineRule="auto" w:after="40"/>
+              <w:ind w:firstLine="0"/>
+              <w:jc w:val="right"/>
+            </w:pPr>
+            <w:r>
+              <w:rPr>
+                <w:sz w:val="21"/>
+              </w:rPr>
+              <w:t xml:space="preserve">2</w:t>
+            </w:r>
+          </w:p>
+        </w:tc>
+        <w:tc>
+          <w:tcPr/>
+          <w:p>
+            <w:pPr>
+              <w:pStyle w:val="Compact"/>
+              <w:spacing w:line="240" w:lineRule="auto" w:after="40"/>
+              <w:ind w:firstLine="0"/>
+              <w:jc w:val="left"/>
+            </w:pPr>
+            <w:r>
+              <w:rPr>
+                <w:sz w:val="21"/>
+              </w:rPr>
+              <w:t xml:space="preserve">60 s及存储请求</w:t>
+            </w:r>
+          </w:p>
+        </w:tc>
+        <w:tc>
+          <w:tcPr/>
+          <w:p>
+            <w:pPr>
+              <w:pStyle w:val="Compact"/>
+              <w:spacing w:line="240" w:lineRule="auto" w:after="40"/>
+              <w:ind w:firstLine="0"/>
+              <w:jc w:val="left"/>
+            </w:pPr>
+            <w:r>
+              <w:rPr>
+                <w:sz w:val="21"/>
+              </w:rPr>
+              <w:t xml:space="preserve">记录写入、历史检索</w:t>
+            </w:r>
+          </w:p>
+        </w:tc>
+        <w:tc>
+          <w:tcPr/>
+          <w:p>
+            <w:pPr>
+              <w:pStyle w:val="Compact"/>
+              <w:spacing w:line="240" w:lineRule="auto" w:after="40"/>
+              <w:ind w:firstLine="0"/>
+              <w:jc w:val="right"/>
+            </w:pPr>
+            <w:r>
+              <w:rPr>
+                <w:sz w:val="21"/>
+              </w:rPr>
+              <w:t xml:space="preserve">384</w:t>
+            </w:r>
+          </w:p>
+        </w:tc>
+      </w:tr>
+      <w:tr>
+        <w:trPr>
+          <w:cantSplit/>
+        </w:trPr>
+        <w:tc>
+          <w:tcPr/>
+          <w:p>
+            <w:pPr>
+              <w:pStyle w:val="Compact"/>
+              <w:spacing w:line="240" w:lineRule="auto" w:after="40"/>
+              <w:ind w:firstLine="0"/>
+              <w:jc w:val="left"/>
+            </w:pPr>
+            <w:r>
+              <w:rPr>
+                <w:sz w:val="21"/>
+              </w:rPr>
+              <w:t xml:space="preserve">UiTask</w:t>
+            </w:r>
+          </w:p>
+        </w:tc>
+        <w:tc>
+          <w:tcPr/>
+          <w:p>
+            <w:pPr>
+              <w:pStyle w:val="Compact"/>
+              <w:spacing w:line="240" w:lineRule="auto" w:after="40"/>
+              <w:ind w:firstLine="0"/>
+              <w:jc w:val="right"/>
+            </w:pPr>
+            <w:r>
+              <w:rPr>
+                <w:sz w:val="21"/>
+              </w:rPr>
+              <w:t xml:space="preserve">1</w:t>
+            </w:r>
+          </w:p>
+        </w:tc>
+        <w:tc>
+          <w:tcPr/>
+          <w:p>
+            <w:pPr>
+              <w:pStyle w:val="Compact"/>
+              <w:spacing w:line="240" w:lineRule="auto" w:after="40"/>
+              <w:ind w:firstLine="0"/>
+              <w:jc w:val="left"/>
+            </w:pPr>
+            <w:r>
+              <w:rPr>
+                <w:sz w:val="21"/>
+              </w:rPr>
+              <w:t xml:space="preserve">200 ms</w:t>
+            </w:r>
+          </w:p>
+        </w:tc>
+        <w:tc>
+          <w:tcPr/>
+          <w:p>
+            <w:pPr>
+              <w:pStyle w:val="Compact"/>
+              <w:spacing w:line="240" w:lineRule="auto" w:after="40"/>
+              <w:ind w:firstLine="0"/>
+              <w:jc w:val="left"/>
+            </w:pPr>
+            <w:r>
+              <w:rPr>
+                <w:sz w:val="21"/>
+              </w:rPr>
+              <w:t xml:space="preserve">局部刷新、故障提示</w:t>
+            </w:r>
+          </w:p>
+        </w:tc>
+        <w:tc>
+          <w:tcPr/>
+          <w:p>
+            <w:pPr>
+              <w:pStyle w:val="Compact"/>
+              <w:spacing w:line="240" w:lineRule="auto" w:after="40"/>
+              <w:ind w:firstLine="0"/>
+              <w:jc w:val="right"/>
+            </w:pPr>
+            <w:r>
+              <w:rPr>
+                <w:sz w:val="21"/>
+              </w:rPr>
+              <w:t xml:space="preserve">384</w:t>
+            </w:r>
+          </w:p>
+        </w:tc>
+      </w:tr>
+      <w:tr>
+        <w:trPr>
+          <w:cantSplit/>
+        </w:trPr>
+        <w:tc>
+          <w:tcPr/>
+          <w:p>
+            <w:pPr>
+              <w:pStyle w:val="Compact"/>
+              <w:spacing w:line="240" w:lineRule="auto" w:after="40"/>
+              <w:ind w:firstLine="0"/>
+              <w:jc w:val="left"/>
+            </w:pPr>
+            <w:r>
+              <w:rPr>
+                <w:sz w:val="21"/>
+              </w:rPr>
+              <w:t xml:space="preserve">HealthTask</w:t>
+            </w:r>
+          </w:p>
+        </w:tc>
+        <w:tc>
+          <w:tcPr/>
+          <w:p>
+            <w:pPr>
+              <w:pStyle w:val="Compact"/>
+              <w:spacing w:line="240" w:lineRule="auto" w:after="40"/>
+              <w:ind w:firstLine="0"/>
+              <w:jc w:val="right"/>
+            </w:pPr>
+            <w:r>
+              <w:rPr>
+                <w:sz w:val="21"/>
+              </w:rPr>
+              <w:t xml:space="preserve">1</w:t>
+            </w:r>
+          </w:p>
+        </w:tc>
+        <w:tc>
+          <w:tcPr/>
+          <w:p>
+            <w:pPr>
+              <w:pStyle w:val="Compact"/>
+              <w:spacing w:line="240" w:lineRule="auto" w:after="40"/>
+              <w:ind w:firstLine="0"/>
+              <w:jc w:val="left"/>
+            </w:pPr>
+            <w:r>
+              <w:rPr>
+                <w:sz w:val="21"/>
+              </w:rPr>
+              <w:t xml:space="preserve">500 ms</w:t>
+            </w:r>
+          </w:p>
+        </w:tc>
+        <w:tc>
+          <w:tcPr/>
+          <w:p>
+            <w:pPr>
+              <w:pStyle w:val="Compact"/>
+              <w:spacing w:line="240" w:lineRule="auto" w:after="40"/>
+              <w:ind w:firstLine="0"/>
+              <w:jc w:val="left"/>
+            </w:pPr>
+            <w:r>
+              <w:rPr>
+                <w:sz w:val="21"/>
+              </w:rPr>
+              <w:t xml:space="preserve">心跳核查、看门狗喂狗</w:t>
+            </w:r>
+          </w:p>
+        </w:tc>
+        <w:tc>
+          <w:tcPr/>
+          <w:p>
+            <w:pPr>
+              <w:pStyle w:val="Compact"/>
+              <w:spacing w:line="240" w:lineRule="auto" w:after="40"/>
+              <w:ind w:firstLine="0"/>
+              <w:jc w:val="right"/>
+            </w:pPr>
+            <w:r>
+              <w:rPr>
+                <w:sz w:val="21"/>
+              </w:rPr>
+              <w:t xml:space="preserve">192</w:t>
+            </w:r>
+          </w:p>
+        </w:tc>
+      </w:tr>
+    </w:tbl>
+    <w:p>
+      <w:pPr>
+        <w:pStyle w:val="BodyText"/>
+      </w:pPr>
+      <w:r>
+        <w:t xml:space="preserve">优先级数值越大表示优先级越高，配置须覆盖这些级别。所有任务必须周期阻塞或等待事件，不能让高优先级任务持续占用CPU。栈深度单位按本Cortex-M3移植为32位word，不是字节；7个任务合计2432 word，即9728 B，再考虑空闲任务、TCB、队列、行缓冲、日志和中断主栈。该值为初始预算，不是实测峰值，应通过链接映射和栈高水位调整。</w:t>
+      </w:r>
+    </w:p>
+    <w:p>
+      <w:pPr>
+        <w:pStyle w:val="BodyText"/>
+      </w:pPr>
+      <w:r>
+        <w:t xml:space="preserve">建议优先采用静态任务和队列，禁用不用的软件定时器和动态对象，避免同时预留过大的RTOS堆。设计目标为静态数据、任务栈等不超过16 KB，并给中断主栈及运行余量预留约4 KB；若链接结果超限，应削减缓存和可选功能，不通过假定芯片有更大SRAM解决。固件Flash容量同样需要检查，不能仅由源码行数推断。</w:t>
+      </w:r>
+    </w:p>
+    <w:bookmarkEnd w:id="56"/>
+    <w:bookmarkStart w:id="57" w:name="生产者消费者与快照一致性"/>
+    <w:p>
+      <w:pPr>
+        <w:pStyle w:val="Heading2"/>
+      </w:pPr>
+      <w:r>
+        <w:t xml:space="preserve">6.3 生产者—消费者与快照一致性</w:t>
+      </w:r>
+    </w:p>
+    <w:p>
+      <w:pPr>
+        <w:pStyle w:val="FirstParagraph"/>
+      </w:pPr>
+      <w:r>
+        <w:t xml:space="preserve">AcquireTask是传感快照的生产者，CtrlTask是控制消费者，队列只传递结构化样本或固定大小快照，不传递临时局部变量地址。显示、记录、通信使用控制完成后的只读状态副本。FreeRTOS普通队列不是广播通道：若多个任务从同一队列取走元素，它们会竞争消费，而非各自得到全部数据。因此本设计为订阅者提供独立通知/覆盖队列，或以短临界区复制共享快照。</w:t>
+      </w:r>
+    </w:p>
+    <w:p>
+      <w:pPr>
+        <w:pStyle w:val="BodyText"/>
+      </w:pPr>
+      <w:r>
+        <w:t xml:space="preserve">传感快照允许覆盖过旧值，以避免控制处理积压历史数据；按键命令则采用有界FIFO和失败反馈，不应无声丢弃“确认报警”请求。传感器状态与命令渠道分离，防止高频采样挤占操作事件。中断只记录边沿、接收字节并发出FromISR通知，不在中断中刷新屏幕、执行Flash擦除或等待DHT11。</w:t>
+      </w:r>
+    </w:p>
+    <w:bookmarkEnd w:id="57"/>
+    <w:bookmarkStart w:id="61" w:name="状态机与单一写入者"/>
+    <w:p>
+      <w:pPr>
+        <w:pStyle w:val="Heading2"/>
+      </w:pPr>
+      <w:r>
+        <w:t xml:space="preserve">6.4 状态机与单一写入者</w:t>
+      </w:r>
+    </w:p>
+    <w:p>
+      <w:pPr>
+        <w:pStyle w:val="FirstParagraph"/>
+      </w:pPr>
+      <w:r>
+        <w:t xml:space="preserve">用户模式为AUTO或MANUAL，报警锁存和各传感器故障为正交状态标志。它们不是互斥枚举：手动模式下仍可能同时存在报警和湿度故障。界面应显示当前用户模式及异常标志，不能用“当前是手动”隐藏报警。状态模式在这里体现为显式状态、明确转换条件与统一入口。</w:t>
+      </w:r>
+    </w:p>
+    <w:p>
+      <w:pPr>
+        <w:pStyle w:val="BodyText"/>
+      </w:pPr>
+      <w:r>
+        <w:t xml:space="preserve">CtrlTask是执行器命令的唯一写入者。其他任务只能提交操作请求，不能直接控制风扇、灯或蜂鸣器。这样可避免参考毕设中多个功能分支分别写同一外设时出现“刚报警就被另一个任务关闭”的覆盖风险[3]。输出仲裁先处理锁存报警，其次处理温度无效与高温保护，再应用手动/自动策略；光照失效单独覆盖补光。仲裁关系见图6-2。</w:t>
+      </w:r>
+    </w:p>
+    <w:p>
+      <w:pPr>
+        <w:pStyle w:val="CaptionedFigure"/>
+        <w:ind w:firstLine="0"/>
+        <w:jc w:val="center"/>
+      </w:pPr>
+      <w:r>
+        <w:drawing>
+          <wp:inline>
+            <wp:extent cx="5334000" cy="7374032"/>
+            <wp:effectExtent b="0" l="0" r="0" t="0"/>
+            <wp:docPr descr="图6-2 执行器输出仲裁流程" title="" id="59" name="Picture"/>
+            <a:graphic>
+              <a:graphicData uri="http://schemas.openxmlformats.org/drawingml/2006/picture">
+                <pic:pic>
+                  <pic:nvPicPr>
+                    <pic:cNvPr descr="figures/fig3_arbitration.png" id="60" name="Picture"/>
+                    <pic:cNvPicPr>
+                      <a:picLocks noChangeArrowheads="1" noChangeAspect="1"/>
+                    </pic:cNvPicPr>
+                  </pic:nvPicPr>
+                  <pic:blipFill>
+                    <a:blip r:embed="rId58"/>
+                    <a:stretch>
+                      <a:fillRect/>
+                    </a:stretch>
+                  </pic:blipFill>
+                  <pic:spPr bwMode="auto">
+                    <a:xfrm>
+                      <a:off x="0" y="0"/>
+                      <a:ext cx="5334000" cy="7374032"/>
+                    </a:xfrm>
+                    <a:prstGeom prst="rect">
+                      <a:avLst/>
+                    </a:prstGeom>
+                    <a:noFill/>
+                    <a:ln w="9525">
+                      <a:noFill/>
+                      <a:headEnd/>
+                      <a:tailEnd/>
+                    </a:ln>
+                  </pic:spPr>
+                </pic:pic>
+              </a:graphicData>
+            </a:graphic>
+          </wp:inline>
+        </w:drawing>
+      </w:r>
+    </w:p>
+    <w:p>
+      <w:pPr>
+        <w:pStyle w:val="ImageCaption"/>
+        <w:ind w:firstLine="0"/>
+        <w:jc w:val="center"/>
+      </w:pPr>
+      <w:r>
+        <w:t xml:space="preserve">图6-2 执行器输出仲裁流程</w:t>
+      </w:r>
+    </w:p>
     <w:bookmarkEnd w:id="61"/>
-    <w:bookmarkStart w:id="62" w:name="日历记录与flash组织"/>
+    <w:bookmarkStart w:id="62" w:name="接口与约束"/>
     <w:p>
       <w:pPr>
         <w:pStyle w:val="Heading2"/>
       </w:pPr>
       <w:r>
-        <w:t xml:space="preserve">6.4 日历记录与Flash组织</w:t>
+        <w:t xml:space="preserve">6.5 接口与约束</w:t>
+      </w:r>
+    </w:p>
+    <w:tbl>
+      <w:tblPr>
+        <w:tblStyle w:val="Table"/>
+        <w:tblW w:type="pct" w:w="5000"/>
+        <w:jc w:val="left"/>
+        <w:tblLayout w:type="fixed"/>
+        <w:tblLook w:firstRow="1" w:lastRow="0" w:firstColumn="0" w:lastColumn="0" w:noHBand="0" w:noVBand="0" w:val="0020"/>
+      </w:tblPr>
+      <w:tblGrid>
+        <w:gridCol w:w="2640"/>
+        <w:gridCol w:w="2640"/>
+        <w:gridCol w:w="2640"/>
+      </w:tblGrid>
+      <w:tr>
+        <w:trPr>
+          <w:tblHeader w:val="on"/>
+          <w:cantSplit/>
+          <w:tblHeader/>
+        </w:trPr>
+        <w:tc>
+          <w:tcPr/>
+          <w:p>
+            <w:pPr>
+              <w:pStyle w:val="Compact"/>
+              <w:spacing w:line="240" w:lineRule="auto" w:after="40"/>
+              <w:ind w:firstLine="0"/>
+              <w:jc w:val="left"/>
+            </w:pPr>
+            <w:r>
+              <w:rPr>
+                <w:sz w:val="21"/>
+              </w:rPr>
+              <w:t xml:space="preserve">接口原型（设计）</w:t>
+            </w:r>
+          </w:p>
+        </w:tc>
+        <w:tc>
+          <w:tcPr/>
+          <w:p>
+            <w:pPr>
+              <w:pStyle w:val="Compact"/>
+              <w:spacing w:line="240" w:lineRule="auto" w:after="40"/>
+              <w:ind w:firstLine="0"/>
+              <w:jc w:val="left"/>
+            </w:pPr>
+            <w:r>
+              <w:rPr>
+                <w:sz w:val="21"/>
+              </w:rPr>
+              <w:t xml:space="preserve">输入</w:t>
+            </w:r>
+          </w:p>
+        </w:tc>
+        <w:tc>
+          <w:tcPr/>
+          <w:p>
+            <w:pPr>
+              <w:pStyle w:val="Compact"/>
+              <w:spacing w:line="240" w:lineRule="auto" w:after="40"/>
+              <w:ind w:firstLine="0"/>
+              <w:jc w:val="left"/>
+            </w:pPr>
+            <w:r>
+              <w:rPr>
+                <w:sz w:val="21"/>
+              </w:rPr>
+              <w:t xml:space="preserve">输出与限制</w:t>
+            </w:r>
+          </w:p>
+        </w:tc>
+      </w:tr>
+      <w:tr>
+        <w:trPr>
+          <w:cantSplit/>
+        </w:trPr>
+        <w:tc>
+          <w:tcPr/>
+          <w:p>
+            <w:pPr>
+              <w:pStyle w:val="Compact"/>
+              <w:spacing w:line="240" w:lineRule="auto" w:after="40"/>
+              <w:ind w:firstLine="0"/>
+              <w:jc w:val="left"/>
+            </w:pPr>
+            <w:r>
+              <w:rPr>
+                <w:rStyle w:val="VerbatimChar"/>
+                <w:sz w:val="21"/>
+              </w:rPr>
+              <w:t xml:space="preserve">bool Sensor_Read(SensorId id, Sample *out)</w:t>
+            </w:r>
+          </w:p>
+        </w:tc>
+        <w:tc>
+          <w:tcPr/>
+          <w:p>
+            <w:pPr>
+              <w:pStyle w:val="Compact"/>
+              <w:spacing w:line="240" w:lineRule="auto" w:after="40"/>
+              <w:ind w:firstLine="0"/>
+              <w:jc w:val="left"/>
+            </w:pPr>
+            <w:r>
+              <w:rPr>
+                <w:sz w:val="21"/>
+              </w:rPr>
+              <w:t xml:space="preserve">传感器标识、输出地址</w:t>
+            </w:r>
+          </w:p>
+        </w:tc>
+        <w:tc>
+          <w:tcPr/>
+          <w:p>
+            <w:pPr>
+              <w:pStyle w:val="Compact"/>
+              <w:spacing w:line="240" w:lineRule="auto" w:after="40"/>
+              <w:ind w:firstLine="0"/>
+              <w:jc w:val="left"/>
+            </w:pPr>
+            <w:r>
+              <w:rPr>
+                <w:sz w:val="21"/>
+              </w:rPr>
+              <w:t xml:space="preserve">返回有效性；不得无期限阻塞</w:t>
+            </w:r>
+          </w:p>
+        </w:tc>
+      </w:tr>
+      <w:tr>
+        <w:trPr>
+          <w:cantSplit/>
+        </w:trPr>
+        <w:tc>
+          <w:tcPr/>
+          <w:p>
+            <w:pPr>
+              <w:pStyle w:val="Compact"/>
+              <w:spacing w:line="240" w:lineRule="auto" w:after="40"/>
+              <w:ind w:firstLine="0"/>
+              <w:jc w:val="left"/>
+            </w:pPr>
+            <w:r>
+              <w:rPr>
+                <w:rStyle w:val="VerbatimChar"/>
+                <w:sz w:val="21"/>
+              </w:rPr>
+              <w:t xml:space="preserve">bool Snapshot_Copy(SystemSnapshot *out)</w:t>
+            </w:r>
+          </w:p>
+        </w:tc>
+        <w:tc>
+          <w:tcPr/>
+          <w:p>
+            <w:pPr>
+              <w:pStyle w:val="Compact"/>
+              <w:spacing w:line="240" w:lineRule="auto" w:after="40"/>
+              <w:ind w:firstLine="0"/>
+              <w:jc w:val="left"/>
+            </w:pPr>
+            <w:r>
+              <w:rPr>
+                <w:sz w:val="21"/>
+              </w:rPr>
+              <w:t xml:space="preserve">输出地址</w:t>
+            </w:r>
+          </w:p>
+        </w:tc>
+        <w:tc>
+          <w:tcPr/>
+          <w:p>
+            <w:pPr>
+              <w:pStyle w:val="Compact"/>
+              <w:spacing w:line="240" w:lineRule="auto" w:after="40"/>
+              <w:ind w:firstLine="0"/>
+              <w:jc w:val="left"/>
+            </w:pPr>
+            <w:r>
+              <w:rPr>
+                <w:sz w:val="21"/>
+              </w:rPr>
+              <w:t xml:space="preserve">复制同一序号的数值及状态</w:t>
+            </w:r>
+          </w:p>
+        </w:tc>
+      </w:tr>
+      <w:tr>
+        <w:trPr>
+          <w:cantSplit/>
+        </w:trPr>
+        <w:tc>
+          <w:tcPr/>
+          <w:p>
+            <w:pPr>
+              <w:pStyle w:val="Compact"/>
+              <w:spacing w:line="240" w:lineRule="auto" w:after="40"/>
+              <w:ind w:firstLine="0"/>
+              <w:jc w:val="left"/>
+            </w:pPr>
+            <w:r>
+              <w:rPr>
+                <w:rStyle w:val="VerbatimChar"/>
+                <w:sz w:val="21"/>
+              </w:rPr>
+              <w:t xml:space="preserve">void Control_Step(const SystemSnapshot *in, const Command *cmd, Outputs *out)</w:t>
+            </w:r>
+          </w:p>
+        </w:tc>
+        <w:tc>
+          <w:tcPr/>
+          <w:p>
+            <w:pPr>
+              <w:pStyle w:val="Compact"/>
+              <w:spacing w:line="240" w:lineRule="auto" w:after="40"/>
+              <w:ind w:firstLine="0"/>
+              <w:jc w:val="left"/>
+            </w:pPr>
+            <w:r>
+              <w:rPr>
+                <w:sz w:val="21"/>
+              </w:rPr>
+              <w:t xml:space="preserve">快照、可空命令</w:t>
+            </w:r>
+          </w:p>
+        </w:tc>
+        <w:tc>
+          <w:tcPr/>
+          <w:p>
+            <w:pPr>
+              <w:pStyle w:val="Compact"/>
+              <w:spacing w:line="240" w:lineRule="auto" w:after="40"/>
+              <w:ind w:firstLine="0"/>
+              <w:jc w:val="left"/>
+            </w:pPr>
+            <w:r>
+              <w:rPr>
+                <w:sz w:val="21"/>
+              </w:rPr>
+              <w:t xml:space="preserve">计算输出，无直接GPIO副作用</w:t>
+            </w:r>
+          </w:p>
+        </w:tc>
+      </w:tr>
+      <w:tr>
+        <w:trPr>
+          <w:cantSplit/>
+        </w:trPr>
+        <w:tc>
+          <w:tcPr/>
+          <w:p>
+            <w:pPr>
+              <w:pStyle w:val="Compact"/>
+              <w:spacing w:line="240" w:lineRule="auto" w:after="40"/>
+              <w:ind w:firstLine="0"/>
+              <w:jc w:val="left"/>
+            </w:pPr>
+            <w:r>
+              <w:rPr>
+                <w:rStyle w:val="VerbatimChar"/>
+                <w:sz w:val="21"/>
+              </w:rPr>
+              <w:t xml:space="preserve">bool Params_Validate(const Params *p)</w:t>
+            </w:r>
+          </w:p>
+        </w:tc>
+        <w:tc>
+          <w:tcPr/>
+          <w:p>
+            <w:pPr>
+              <w:pStyle w:val="Compact"/>
+              <w:spacing w:line="240" w:lineRule="auto" w:after="40"/>
+              <w:ind w:firstLine="0"/>
+              <w:jc w:val="left"/>
+            </w:pPr>
+            <w:r>
+              <w:rPr>
+                <w:sz w:val="21"/>
+              </w:rPr>
+              <w:t xml:space="preserve">阈值与时间参数</w:t>
+            </w:r>
+          </w:p>
+        </w:tc>
+        <w:tc>
+          <w:tcPr/>
+          <w:p>
+            <w:pPr>
+              <w:pStyle w:val="Compact"/>
+              <w:spacing w:line="240" w:lineRule="auto" w:after="40"/>
+              <w:ind w:firstLine="0"/>
+              <w:jc w:val="left"/>
+            </w:pPr>
+            <w:r>
+              <w:rPr>
+                <w:sz w:val="21"/>
+              </w:rPr>
+              <w:t xml:space="preserve">检查回差顺序、量程和互锁</w:t>
+            </w:r>
+          </w:p>
+        </w:tc>
+      </w:tr>
+      <w:tr>
+        <w:trPr>
+          <w:cantSplit/>
+        </w:trPr>
+        <w:tc>
+          <w:tcPr/>
+          <w:p>
+            <w:pPr>
+              <w:pStyle w:val="Compact"/>
+              <w:spacing w:line="240" w:lineRule="auto" w:after="40"/>
+              <w:ind w:firstLine="0"/>
+              <w:jc w:val="left"/>
+            </w:pPr>
+            <w:r>
+              <w:rPr>
+                <w:rStyle w:val="VerbatimChar"/>
+                <w:sz w:val="21"/>
+              </w:rPr>
+              <w:t xml:space="preserve">bool Record_Encode(const Record *r, uint8_t out[32])</w:t>
+            </w:r>
+          </w:p>
+        </w:tc>
+        <w:tc>
+          <w:tcPr/>
+          <w:p>
+            <w:pPr>
+              <w:pStyle w:val="Compact"/>
+              <w:spacing w:line="240" w:lineRule="auto" w:after="40"/>
+              <w:ind w:firstLine="0"/>
+              <w:jc w:val="left"/>
+            </w:pPr>
+            <w:r>
+              <w:rPr>
+                <w:sz w:val="21"/>
+              </w:rPr>
+              <w:t xml:space="preserve">单条记录</w:t>
+            </w:r>
+          </w:p>
+        </w:tc>
+        <w:tc>
+          <w:tcPr/>
+          <w:p>
+            <w:pPr>
+              <w:pStyle w:val="Compact"/>
+              <w:spacing w:line="240" w:lineRule="auto" w:after="40"/>
+              <w:ind w:firstLine="0"/>
+              <w:jc w:val="left"/>
+            </w:pPr>
+            <w:r>
+              <w:rPr>
+                <w:sz w:val="21"/>
+              </w:rPr>
+              <w:t xml:space="preserve">编码、CRC；不负责擦写</w:t>
+            </w:r>
+          </w:p>
+        </w:tc>
+      </w:tr>
+      <w:tr>
+        <w:trPr>
+          <w:cantSplit/>
+        </w:trPr>
+        <w:tc>
+          <w:tcPr/>
+          <w:p>
+            <w:pPr>
+              <w:pStyle w:val="Compact"/>
+              <w:spacing w:line="240" w:lineRule="auto" w:after="40"/>
+              <w:ind w:firstLine="0"/>
+              <w:jc w:val="left"/>
+            </w:pPr>
+            <w:r>
+              <w:rPr>
+                <w:rStyle w:val="VerbatimChar"/>
+                <w:sz w:val="21"/>
+              </w:rPr>
+              <w:t xml:space="preserve">size_t Modbus_Process(const uint8_t *rx, size_t n, uint8_t *tx)</w:t>
+            </w:r>
+          </w:p>
+        </w:tc>
+        <w:tc>
+          <w:tcPr/>
+          <w:p>
+            <w:pPr>
+              <w:pStyle w:val="Compact"/>
+              <w:spacing w:line="240" w:lineRule="auto" w:after="40"/>
+              <w:ind w:firstLine="0"/>
+              <w:jc w:val="left"/>
+            </w:pPr>
+            <w:r>
+              <w:rPr>
+                <w:sz w:val="21"/>
+              </w:rPr>
+              <w:t xml:space="preserve">完整帧</w:t>
+            </w:r>
+          </w:p>
+        </w:tc>
+        <w:tc>
+          <w:tcPr/>
+          <w:p>
+            <w:pPr>
+              <w:pStyle w:val="Compact"/>
+              <w:spacing w:line="240" w:lineRule="auto" w:after="40"/>
+              <w:ind w:firstLine="0"/>
+              <w:jc w:val="left"/>
+            </w:pPr>
+            <w:r>
+              <w:rPr>
+                <w:sz w:val="21"/>
+              </w:rPr>
+              <w:t xml:space="preserve">返回响应长度，坏CRC不应答</w:t>
+            </w:r>
+          </w:p>
+        </w:tc>
+      </w:tr>
+      <w:tr>
+        <w:trPr>
+          <w:cantSplit/>
+        </w:trPr>
+        <w:tc>
+          <w:tcPr/>
+          <w:p>
+            <w:pPr>
+              <w:pStyle w:val="Compact"/>
+              <w:spacing w:line="240" w:lineRule="auto" w:after="40"/>
+              <w:ind w:firstLine="0"/>
+              <w:jc w:val="left"/>
+            </w:pPr>
+            <w:r>
+              <w:rPr>
+                <w:rStyle w:val="VerbatimChar"/>
+                <w:sz w:val="21"/>
+              </w:rPr>
+              <w:t xml:space="preserve">void Outputs_Apply(const Outputs *o)</w:t>
+            </w:r>
+          </w:p>
+        </w:tc>
+        <w:tc>
+          <w:tcPr/>
+          <w:p>
+            <w:pPr>
+              <w:pStyle w:val="Compact"/>
+              <w:spacing w:line="240" w:lineRule="auto" w:after="40"/>
+              <w:ind w:firstLine="0"/>
+              <w:jc w:val="left"/>
+            </w:pPr>
+            <w:r>
+              <w:rPr>
+                <w:sz w:val="21"/>
+              </w:rPr>
+              <w:t xml:space="preserve">已仲裁输出</w:t>
+            </w:r>
+          </w:p>
+        </w:tc>
+        <w:tc>
+          <w:tcPr/>
+          <w:p>
+            <w:pPr>
+              <w:pStyle w:val="Compact"/>
+              <w:spacing w:line="240" w:lineRule="auto" w:after="40"/>
+              <w:ind w:firstLine="0"/>
+              <w:jc w:val="left"/>
+            </w:pPr>
+            <w:r>
+              <w:rPr>
+                <w:sz w:val="21"/>
+              </w:rPr>
+              <w:t xml:space="preserve">仅CtrlTask调用，含PA8低有效映射</w:t>
+            </w:r>
+          </w:p>
+        </w:tc>
+      </w:tr>
+    </w:tbl>
+    <w:p>
+      <w:pPr>
+        <w:pStyle w:val="BodyText"/>
+      </w:pPr>
+      <w:r>
+        <w:t xml:space="preserve">这些原型定义目标固件边界，配套Python程序是行为与格式参考，不是上述固件的编译产物。底层函数还需依据小组已有源码适配。控制步骤建议先保持纯函数或显式状态更新，再调用输出适配器，使逻辑测试能够避开GPIO依赖。</w:t>
+      </w:r>
+    </w:p>
+    <w:bookmarkEnd w:id="62"/>
+    <w:bookmarkStart w:id="63" w:name="日历记录与flash组织"/>
+    <w:p>
+      <w:pPr>
+        <w:pStyle w:val="Heading2"/>
+      </w:pPr>
+      <w:r>
+        <w:t xml:space="preserve">6.6 日历记录与Flash组织</w:t>
       </w:r>
     </w:p>
     <w:p>
@@ -5626,14 +5698,14 @@
         <w:t xml:space="preserve">环形存储以扇区为擦除单位，优先在后台准备备用扇区，以序号和CRC恢复末尾；掉电后对记录执行格式与CRC检查，不通过时丢弃。CRC只能辅助识别损坏，不保证写入原子性；回卷覆盖、序号溢出和连续掉电仍需专项实测。当前参考程序只验证记录编码和解码，并未模拟W25Q16擦写状态机或验证掉电恢复。</w:t>
       </w:r>
     </w:p>
-    <w:bookmarkEnd w:id="62"/>
-    <w:bookmarkStart w:id="63" w:name="rs485-modbus-rtu接口"/>
+    <w:bookmarkEnd w:id="63"/>
+    <w:bookmarkStart w:id="64" w:name="rs485-modbus-rtu接口"/>
     <w:p>
       <w:pPr>
         <w:pStyle w:val="Heading2"/>
       </w:pPr>
       <w:r>
-        <w:t xml:space="preserve">6.5 RS485 Modbus RTU接口</w:t>
+        <w:t xml:space="preserve">6.7 RS485 Modbus RTU接口</w:t>
       </w:r>
     </w:p>
     <w:p>
@@ -5669,14 +5741,14 @@
         <w:t xml:space="preserve">。坏CRC或非本站地址静默丢弃；非法功能返回01异常码，地址越界返回02，数量不合法返回03。9600、8N2时每字符11 bit，3.5字符约4.01 ms；固件还需按协议处理帧间隔和接收缓存。本稿的主机测试以完整字节帧为输入，不包含实际UART收发与总线冲突验证。</w:t>
       </w:r>
     </w:p>
-    <w:bookmarkEnd w:id="63"/>
-    <w:bookmarkStart w:id="64" w:name="看门狗与可靠性"/>
+    <w:bookmarkEnd w:id="64"/>
+    <w:bookmarkStart w:id="65" w:name="看门狗与可靠性"/>
     <w:p>
       <w:pPr>
         <w:pStyle w:val="Heading2"/>
       </w:pPr>
       <w:r>
-        <w:t xml:space="preserve">6.6 看门狗与可靠性</w:t>
+        <w:t xml:space="preserve">6.8 看门狗与可靠性</w:t>
       </w:r>
     </w:p>
     <w:p>
@@ -5695,86 +5767,576 @@
         <w:t xml:space="preserve">初始化时先将热源、灯和电机驱动设为安全态，完成GPIO与任务创建后再允许控制输出。中断优先级和可调用FromISR API的级别应遵守Cortex-M3移植约束；检查队列创建结果、栈溢出钩子和断言。看门狗超时受LSI偏差影响，不能把名义配置时间当作准确实测值。</w:t>
       </w:r>
     </w:p>
-    <w:bookmarkEnd w:id="64"/>
     <w:bookmarkEnd w:id="65"/>
-    <w:bookmarkStart w:id="71" w:name="编码组织调试与验证"/>
+    <w:bookmarkStart w:id="66" w:name="程序组织和验证方法"/>
+    <w:p>
+      <w:pPr>
+        <w:pStyle w:val="Heading2"/>
+      </w:pPr>
+      <w:r>
+        <w:t xml:space="preserve">6.9 程序组织和验证方法</w:t>
+      </w:r>
+    </w:p>
+    <w:p>
+      <w:pPr>
+        <w:pStyle w:val="FirstParagraph"/>
+      </w:pPr>
+      <w:r>
+        <w:t xml:space="preserve">目标工程建议按</w:t>
+      </w:r>
+      <w:r>
+        <w:rPr>
+          <w:rStyle w:val="VerbatimChar"/>
+        </w:rPr>
+        <w:t xml:space="preserve">bsp/</w:t>
+      </w:r>
+      <w:r>
+        <w:t xml:space="preserve">、</w:t>
+      </w:r>
+      <w:r>
+        <w:rPr>
+          <w:rStyle w:val="VerbatimChar"/>
+        </w:rPr>
+        <w:t xml:space="preserve">drivers/</w:t>
+      </w:r>
+      <w:r>
+        <w:t xml:space="preserve">、</w:t>
+      </w:r>
+      <w:r>
+        <w:rPr>
+          <w:rStyle w:val="VerbatimChar"/>
+        </w:rPr>
+        <w:t xml:space="preserve">services/</w:t>
+      </w:r>
+      <w:r>
+        <w:t xml:space="preserve">、</w:t>
+      </w:r>
+      <w:r>
+        <w:rPr>
+          <w:rStyle w:val="VerbatimChar"/>
+        </w:rPr>
+        <w:t xml:space="preserve">app/</w:t>
+      </w:r>
+      <w:r>
+        <w:t xml:space="preserve">分层，控制参数集中定义，避免在多个任务中散布互不一致的阈值。完整固件应从小组现有工程整理，不将参考毕设中的程序片段拼接后宣称已通过移植。附录给出关键流程，配套目录提供可运行的主机端参考代码。</w:t>
+      </w:r>
+    </w:p>
+    <w:p>
+      <w:pPr>
+        <w:pStyle w:val="BodyText"/>
+      </w:pPr>
+      <w:r>
+        <w:t xml:space="preserve">本稿额外建立两类可复现验证：控制模型验证规则、状态转移和记录节拍；接口模型验证CRC、寄存器、异常帧和二进制记录。两类程序均使用Python标准库运行，保留逐项日志和机器可读结果。这一方法能够在没有连接开发板时提前发现逻辑与格式问题，但不会替代硬件和固件验证。</w:t>
+      </w:r>
+    </w:p>
+    <w:bookmarkEnd w:id="66"/>
+    <w:bookmarkStart w:id="67" w:name="关键接口的处理流程"/>
+    <w:p>
+      <w:pPr>
+        <w:pStyle w:val="Heading2"/>
+      </w:pPr>
+      <w:r>
+        <w:t xml:space="preserve">6.10 关键接口的处理流程</w:t>
+      </w:r>
+    </w:p>
+    <w:p>
+      <w:pPr>
+        <w:pStyle w:val="FirstParagraph"/>
+      </w:pPr>
+      <w:r>
+        <w:t xml:space="preserve">下表补充各接口的内部流程。它与接口原型、入参和出参表共同构成详细设计；板级实现应按实际工程核验，不能据接口设计表推断已完成驱动。</w:t>
+      </w:r>
+    </w:p>
+    <w:tbl>
+      <w:tblPr>
+        <w:tblStyle w:val="Table"/>
+        <w:tblW w:type="pct" w:w="5000"/>
+        <w:jc w:val="left"/>
+        <w:tblLayout w:type="fixed"/>
+        <w:tblLook w:firstRow="1" w:lastRow="0" w:firstColumn="0" w:lastColumn="0" w:noHBand="0" w:noVBand="0" w:val="0020"/>
+      </w:tblPr>
+      <w:tblGrid>
+        <w:gridCol w:w="2640"/>
+        <w:gridCol w:w="2640"/>
+        <w:gridCol w:w="2640"/>
+      </w:tblGrid>
+      <w:tr>
+        <w:trPr>
+          <w:tblHeader w:val="on"/>
+          <w:cantSplit/>
+          <w:tblHeader/>
+        </w:trPr>
+        <w:tc>
+          <w:tcPr/>
+          <w:p>
+            <w:pPr>
+              <w:pStyle w:val="Compact"/>
+              <w:spacing w:line="240" w:lineRule="auto" w:after="40"/>
+              <w:ind w:firstLine="0"/>
+              <w:jc w:val="left"/>
+            </w:pPr>
+            <w:r>
+              <w:rPr>
+                <w:sz w:val="21"/>
+              </w:rPr>
+              <w:t xml:space="preserve">接口</w:t>
+            </w:r>
+          </w:p>
+        </w:tc>
+        <w:tc>
+          <w:tcPr/>
+          <w:p>
+            <w:pPr>
+              <w:pStyle w:val="Compact"/>
+              <w:spacing w:line="240" w:lineRule="auto" w:after="40"/>
+              <w:ind w:firstLine="0"/>
+              <w:jc w:val="left"/>
+            </w:pPr>
+            <w:r>
+              <w:rPr>
+                <w:sz w:val="21"/>
+              </w:rPr>
+              <w:t xml:space="preserve">伪代码流程</w:t>
+            </w:r>
+          </w:p>
+        </w:tc>
+        <w:tc>
+          <w:tcPr/>
+          <w:p>
+            <w:pPr>
+              <w:pStyle w:val="Compact"/>
+              <w:spacing w:line="240" w:lineRule="auto" w:after="40"/>
+              <w:ind w:firstLine="0"/>
+              <w:jc w:val="left"/>
+            </w:pPr>
+            <w:r>
+              <w:rPr>
+                <w:sz w:val="21"/>
+              </w:rPr>
+              <w:t xml:space="preserve">调用关系与约束</w:t>
+            </w:r>
+          </w:p>
+        </w:tc>
+      </w:tr>
+      <w:tr>
+        <w:trPr>
+          <w:cantSplit/>
+        </w:trPr>
+        <w:tc>
+          <w:tcPr/>
+          <w:p>
+            <w:pPr>
+              <w:pStyle w:val="Compact"/>
+              <w:spacing w:line="240" w:lineRule="auto" w:after="40"/>
+              <w:ind w:firstLine="0"/>
+              <w:jc w:val="left"/>
+            </w:pPr>
+            <w:r>
+              <w:rPr>
+                <w:sz w:val="21"/>
+              </w:rPr>
+              <w:t xml:space="preserve">Sensor_Read</w:t>
+            </w:r>
+          </w:p>
+        </w:tc>
+        <w:tc>
+          <w:tcPr/>
+          <w:p>
+            <w:pPr>
+              <w:pStyle w:val="Compact"/>
+              <w:spacing w:line="240" w:lineRule="auto" w:after="40"/>
+              <w:ind w:firstLine="0"/>
+              <w:jc w:val="left"/>
+            </w:pPr>
+            <w:r>
+              <w:rPr>
+                <w:sz w:val="21"/>
+              </w:rPr>
+              <w:t xml:space="preserve">检查id与指针→发起/检查转换→限时读取→校验与量程检查→填写数值、时间、有效位→返回</w:t>
+            </w:r>
+          </w:p>
+        </w:tc>
+        <w:tc>
+          <w:tcPr/>
+          <w:p>
+            <w:pPr>
+              <w:pStyle w:val="Compact"/>
+              <w:spacing w:line="240" w:lineRule="auto" w:after="40"/>
+              <w:ind w:firstLine="0"/>
+              <w:jc w:val="left"/>
+            </w:pPr>
+            <w:r>
+              <w:rPr>
+                <w:sz w:val="21"/>
+              </w:rPr>
+              <w:t xml:space="preserve">由AcquireTask调用；失效不刷新旧值时间；微秒协议由驱动处理</w:t>
+            </w:r>
+          </w:p>
+        </w:tc>
+      </w:tr>
+      <w:tr>
+        <w:trPr>
+          <w:cantSplit/>
+        </w:trPr>
+        <w:tc>
+          <w:tcPr/>
+          <w:p>
+            <w:pPr>
+              <w:pStyle w:val="Compact"/>
+              <w:spacing w:line="240" w:lineRule="auto" w:after="40"/>
+              <w:ind w:firstLine="0"/>
+              <w:jc w:val="left"/>
+            </w:pPr>
+            <w:r>
+              <w:rPr>
+                <w:sz w:val="21"/>
+              </w:rPr>
+              <w:t xml:space="preserve">Snapshot_Copy</w:t>
+            </w:r>
+          </w:p>
+        </w:tc>
+        <w:tc>
+          <w:tcPr/>
+          <w:p>
+            <w:pPr>
+              <w:pStyle w:val="Compact"/>
+              <w:spacing w:line="240" w:lineRule="auto" w:after="40"/>
+              <w:ind w:firstLine="0"/>
+              <w:jc w:val="left"/>
+            </w:pPr>
+            <w:r>
+              <w:rPr>
+                <w:sz w:val="21"/>
+              </w:rPr>
+              <w:t xml:space="preserve">检查输出地址→进入短保护区→复制同一序号数据→退出保护区→返回成功</w:t>
+            </w:r>
+          </w:p>
+        </w:tc>
+        <w:tc>
+          <w:tcPr/>
+          <w:p>
+            <w:pPr>
+              <w:pStyle w:val="Compact"/>
+              <w:spacing w:line="240" w:lineRule="auto" w:after="40"/>
+              <w:ind w:firstLine="0"/>
+              <w:jc w:val="left"/>
+            </w:pPr>
+            <w:r>
+              <w:rPr>
+                <w:sz w:val="21"/>
+              </w:rPr>
+              <w:t xml:space="preserve">控制、UI、通信可调用；保护区内无总线等待</w:t>
+            </w:r>
+          </w:p>
+        </w:tc>
+      </w:tr>
+      <w:tr>
+        <w:trPr>
+          <w:cantSplit/>
+        </w:trPr>
+        <w:tc>
+          <w:tcPr/>
+          <w:p>
+            <w:pPr>
+              <w:pStyle w:val="Compact"/>
+              <w:spacing w:line="240" w:lineRule="auto" w:after="40"/>
+              <w:ind w:firstLine="0"/>
+              <w:jc w:val="left"/>
+            </w:pPr>
+            <w:r>
+              <w:rPr>
+                <w:sz w:val="21"/>
+              </w:rPr>
+              <w:t xml:space="preserve">Control_Step</w:t>
+            </w:r>
+          </w:p>
+        </w:tc>
+        <w:tc>
+          <w:tcPr/>
+          <w:p>
+            <w:pPr>
+              <w:pStyle w:val="Compact"/>
+              <w:spacing w:line="240" w:lineRule="auto" w:after="40"/>
+              <w:ind w:firstLine="0"/>
+              <w:jc w:val="left"/>
+            </w:pPr>
+            <w:r>
+              <w:rPr>
+                <w:sz w:val="21"/>
+              </w:rPr>
+              <w:t xml:space="preserve">校验时间→消费合法命令→更新模式/计数→计算自动候选值→保护仲裁→生成输出和状态</w:t>
+            </w:r>
+          </w:p>
+        </w:tc>
+        <w:tc>
+          <w:tcPr/>
+          <w:p>
+            <w:pPr>
+              <w:pStyle w:val="Compact"/>
+              <w:spacing w:line="240" w:lineRule="auto" w:after="40"/>
+              <w:ind w:firstLine="0"/>
+              <w:jc w:val="left"/>
+            </w:pPr>
+            <w:r>
+              <w:rPr>
+                <w:sz w:val="21"/>
+              </w:rPr>
+              <w:t xml:space="preserve">只改显式控制状态；不直接写GPIO；具体优先级见仲裁图</w:t>
+            </w:r>
+          </w:p>
+        </w:tc>
+      </w:tr>
+      <w:tr>
+        <w:trPr>
+          <w:cantSplit/>
+        </w:trPr>
+        <w:tc>
+          <w:tcPr/>
+          <w:p>
+            <w:pPr>
+              <w:pStyle w:val="Compact"/>
+              <w:spacing w:line="240" w:lineRule="auto" w:after="40"/>
+              <w:ind w:firstLine="0"/>
+              <w:jc w:val="left"/>
+            </w:pPr>
+            <w:r>
+              <w:rPr>
+                <w:sz w:val="21"/>
+              </w:rPr>
+              <w:t xml:space="preserve">Params_Validate</w:t>
+            </w:r>
+          </w:p>
+        </w:tc>
+        <w:tc>
+          <w:tcPr/>
+          <w:p>
+            <w:pPr>
+              <w:pStyle w:val="Compact"/>
+              <w:spacing w:line="240" w:lineRule="auto" w:after="40"/>
+              <w:ind w:firstLine="0"/>
+              <w:jc w:val="left"/>
+            </w:pPr>
+            <w:r>
+              <w:rPr>
+                <w:sz w:val="21"/>
+              </w:rPr>
+              <w:t xml:space="preserve">校验指针→检查量程→比较回差上下限→检查超时/周期→全部通过才返回true</w:t>
+            </w:r>
+          </w:p>
+        </w:tc>
+        <w:tc>
+          <w:tcPr/>
+          <w:p>
+            <w:pPr>
+              <w:pStyle w:val="Compact"/>
+              <w:spacing w:line="240" w:lineRule="auto" w:after="40"/>
+              <w:ind w:firstLine="0"/>
+              <w:jc w:val="left"/>
+            </w:pPr>
+            <w:r>
+              <w:rPr>
+                <w:sz w:val="21"/>
+              </w:rPr>
+              <w:t xml:space="preserve">设置服务调用；失败保留旧参数；持久化还需版本和CRC</w:t>
+            </w:r>
+          </w:p>
+        </w:tc>
+      </w:tr>
+      <w:tr>
+        <w:trPr>
+          <w:cantSplit/>
+        </w:trPr>
+        <w:tc>
+          <w:tcPr/>
+          <w:p>
+            <w:pPr>
+              <w:pStyle w:val="Compact"/>
+              <w:spacing w:line="240" w:lineRule="auto" w:after="40"/>
+              <w:ind w:firstLine="0"/>
+              <w:jc w:val="left"/>
+            </w:pPr>
+            <w:r>
+              <w:rPr>
+                <w:sz w:val="21"/>
+              </w:rPr>
+              <w:t xml:space="preserve">Record_Encode</w:t>
+            </w:r>
+          </w:p>
+        </w:tc>
+        <w:tc>
+          <w:tcPr/>
+          <w:p>
+            <w:pPr>
+              <w:pStyle w:val="Compact"/>
+              <w:spacing w:line="240" w:lineRule="auto" w:after="40"/>
+              <w:ind w:firstLine="0"/>
+              <w:jc w:val="left"/>
+            </w:pPr>
+            <w:r>
+              <w:rPr>
+                <w:sz w:val="21"/>
+              </w:rPr>
+              <w:t xml:space="preserve">检查字段→转换为规定单位→写32B布局前30B→算CRC→追加低高字节→返回</w:t>
+            </w:r>
+          </w:p>
+        </w:tc>
+        <w:tc>
+          <w:tcPr/>
+          <w:p>
+            <w:pPr>
+              <w:pStyle w:val="Compact"/>
+              <w:spacing w:line="240" w:lineRule="auto" w:after="40"/>
+              <w:ind w:firstLine="0"/>
+              <w:jc w:val="left"/>
+            </w:pPr>
+            <w:r>
+              <w:rPr>
+                <w:sz w:val="21"/>
+              </w:rPr>
+              <w:t xml:space="preserve">LogTask调用；RTC有效性由上层门控；不负责Flash擦写</w:t>
+            </w:r>
+          </w:p>
+        </w:tc>
+      </w:tr>
+      <w:tr>
+        <w:trPr>
+          <w:cantSplit/>
+        </w:trPr>
+        <w:tc>
+          <w:tcPr/>
+          <w:p>
+            <w:pPr>
+              <w:pStyle w:val="Compact"/>
+              <w:spacing w:line="240" w:lineRule="auto" w:after="40"/>
+              <w:ind w:firstLine="0"/>
+              <w:jc w:val="left"/>
+            </w:pPr>
+            <w:r>
+              <w:rPr>
+                <w:sz w:val="21"/>
+              </w:rPr>
+              <w:t xml:space="preserve">Modbus_Process</w:t>
+            </w:r>
+          </w:p>
+        </w:tc>
+        <w:tc>
+          <w:tcPr/>
+          <w:p>
+            <w:pPr>
+              <w:pStyle w:val="Compact"/>
+              <w:spacing w:line="240" w:lineRule="auto" w:after="40"/>
+              <w:ind w:firstLine="0"/>
+              <w:jc w:val="left"/>
+            </w:pPr>
+            <w:r>
+              <w:rPr>
+                <w:sz w:val="21"/>
+              </w:rPr>
+              <w:t xml:space="preserve">检查长度/CRC/地址→解析功能→校验范围→复制快照→编码数据或异常→追加CRC</w:t>
+            </w:r>
+          </w:p>
+        </w:tc>
+        <w:tc>
+          <w:tcPr/>
+          <w:p>
+            <w:pPr>
+              <w:pStyle w:val="Compact"/>
+              <w:spacing w:line="240" w:lineRule="auto" w:after="40"/>
+              <w:ind w:firstLine="0"/>
+              <w:jc w:val="left"/>
+            </w:pPr>
+            <w:r>
+              <w:rPr>
+                <w:sz w:val="21"/>
+              </w:rPr>
+              <w:t xml:space="preserve">CommTask调用；坏帧无应答；调用者须提供足够的tx容量</w:t>
+            </w:r>
+          </w:p>
+        </w:tc>
+      </w:tr>
+      <w:tr>
+        <w:trPr>
+          <w:cantSplit/>
+        </w:trPr>
+        <w:tc>
+          <w:tcPr/>
+          <w:p>
+            <w:pPr>
+              <w:pStyle w:val="Compact"/>
+              <w:spacing w:line="240" w:lineRule="auto" w:after="40"/>
+              <w:ind w:firstLine="0"/>
+              <w:jc w:val="left"/>
+            </w:pPr>
+            <w:r>
+              <w:rPr>
+                <w:sz w:val="21"/>
+              </w:rPr>
+              <w:t xml:space="preserve">Outputs_Apply</w:t>
+            </w:r>
+          </w:p>
+        </w:tc>
+        <w:tc>
+          <w:tcPr/>
+          <w:p>
+            <w:pPr>
+              <w:pStyle w:val="Compact"/>
+              <w:spacing w:line="240" w:lineRule="auto" w:after="40"/>
+              <w:ind w:firstLine="0"/>
+              <w:jc w:val="left"/>
+            </w:pPr>
+            <w:r>
+              <w:rPr>
+                <w:sz w:val="21"/>
+              </w:rPr>
+              <w:t xml:space="preserve">限制占空比→映射逻辑电平→写PWM与GPIO→同步输出状态</w:t>
+            </w:r>
+          </w:p>
+        </w:tc>
+        <w:tc>
+          <w:tcPr/>
+          <w:p>
+            <w:pPr>
+              <w:pStyle w:val="Compact"/>
+              <w:spacing w:line="240" w:lineRule="auto" w:after="40"/>
+              <w:ind w:firstLine="0"/>
+              <w:jc w:val="left"/>
+            </w:pPr>
+            <w:r>
+              <w:rPr>
+                <w:sz w:val="21"/>
+              </w:rPr>
+              <w:t xml:space="preserve">CtrlTask唯一调用；PA8低有效；开机先写安全态</w:t>
+            </w:r>
+          </w:p>
+        </w:tc>
+      </w:tr>
+    </w:tbl>
+    <w:p>
+      <w:pPr>
+        <w:pStyle w:val="BodyText"/>
+      </w:pPr>
+      <w:r>
+        <w:t xml:space="preserve">TFT显示、历史回查和健康监督分别依赖快照、记录服务与心跳，不应相互持有嵌套锁。SPI与串口服务必须有超时，参数保存不得在高优先级控制任务中执行长时擦除。</w:t>
+      </w:r>
+    </w:p>
+    <w:bookmarkEnd w:id="67"/>
+    <w:bookmarkEnd w:id="68"/>
+    <w:bookmarkStart w:id="72" w:name="测量结果与分析改进措施"/>
     <w:p>
       <w:pPr>
         <w:pStyle w:val="Heading1"/>
       </w:pPr>
       <w:r>
-        <w:t xml:space="preserve">7 编码组织、调试与验证</w:t>
-      </w:r>
-    </w:p>
-    <w:bookmarkStart w:id="66" w:name="程序组织和验证方法"/>
+        <w:t xml:space="preserve">7 测量结果与分析、改进措施</w:t>
+      </w:r>
+    </w:p>
+    <w:bookmarkStart w:id="69" w:name="主机端已执行结果"/>
     <w:p>
       <w:pPr>
         <w:pStyle w:val="Heading2"/>
       </w:pPr>
       <w:r>
-        <w:t xml:space="preserve">7.1 程序组织和验证方法</w:t>
-      </w:r>
-    </w:p>
-    <w:p>
-      <w:pPr>
-        <w:pStyle w:val="FirstParagraph"/>
-      </w:pPr>
-      <w:r>
-        <w:t xml:space="preserve">目标工程建议按</w:t>
-      </w:r>
-      <w:r>
-        <w:rPr>
-          <w:rStyle w:val="VerbatimChar"/>
-        </w:rPr>
-        <w:t xml:space="preserve">bsp/</w:t>
-      </w:r>
-      <w:r>
-        <w:t xml:space="preserve">、</w:t>
-      </w:r>
-      <w:r>
-        <w:rPr>
-          <w:rStyle w:val="VerbatimChar"/>
-        </w:rPr>
-        <w:t xml:space="preserve">drivers/</w:t>
-      </w:r>
-      <w:r>
-        <w:t xml:space="preserve">、</w:t>
-      </w:r>
-      <w:r>
-        <w:rPr>
-          <w:rStyle w:val="VerbatimChar"/>
-        </w:rPr>
-        <w:t xml:space="preserve">services/</w:t>
-      </w:r>
-      <w:r>
-        <w:t xml:space="preserve">、</w:t>
-      </w:r>
-      <w:r>
-        <w:rPr>
-          <w:rStyle w:val="VerbatimChar"/>
-        </w:rPr>
-        <w:t xml:space="preserve">app/</w:t>
-      </w:r>
-      <w:r>
-        <w:t xml:space="preserve">分层，控制参数集中定义，避免在多个任务中散布互不一致的阈值。完整固件应从小组现有工程整理，不将参考毕设中的程序片段拼接后宣称已通过移植。附录给出关键流程，配套目录提供可运行的主机端参考代码。</w:t>
-      </w:r>
-    </w:p>
-    <w:p>
-      <w:pPr>
-        <w:pStyle w:val="BodyText"/>
-      </w:pPr>
-      <w:r>
-        <w:t xml:space="preserve">本稿额外建立两类可复现验证：控制模型验证规则、状态转移和记录节拍；接口模型验证CRC、寄存器、异常帧和二进制记录。两类程序均使用Python标准库运行，保留逐项日志和机器可读结果。这一方法能够在没有连接开发板时提前发现逻辑与格式问题，但不会替代硬件和固件验证。</w:t>
-      </w:r>
-    </w:p>
-    <w:bookmarkEnd w:id="66"/>
-    <w:bookmarkStart w:id="67" w:name="主机端已执行结果"/>
-    <w:p>
-      <w:pPr>
-        <w:pStyle w:val="Heading2"/>
-      </w:pPr>
-      <w:r>
-        <w:t xml:space="preserve">7.2 主机端已执行结果</w:t>
+        <w:t xml:space="preserve">7.1 主机端已执行结果</w:t>
       </w:r>
     </w:p>
     <w:tbl>
@@ -6249,14 +6811,14 @@
         <w:t xml:space="preserve">的结果为0x4B37；读8寄存器请求及样例响应保存在配套文件中。28项控制测试覆盖ADC方向和边界、温度/光照回差、传感器缺失与恢复、故障隔离、手动超时、执行器互锁、高温覆盖、报警确认及记录漏周期等。25项接口测试覆盖CRC、坏帧、地址/数量异常、负温度、无效值、记录长度和校验错误等。</w:t>
       </w:r>
     </w:p>
-    <w:bookmarkEnd w:id="67"/>
-    <w:bookmarkStart w:id="68" w:name="典型构造场景分析"/>
+    <w:bookmarkEnd w:id="69"/>
+    <w:bookmarkStart w:id="70" w:name="典型构造场景分析"/>
     <w:p>
       <w:pPr>
         <w:pStyle w:val="Heading2"/>
       </w:pPr>
       <w:r>
-        <w:t xml:space="preserve">7.3 典型构造场景分析</w:t>
+        <w:t xml:space="preserve">7.2 典型构造场景分析</w:t>
       </w:r>
     </w:p>
     <w:tbl>
@@ -6731,14 +7293,14 @@
         <w:t xml:space="preserve">该表来自人为设定输入的程序执行，不能标为温室实测。它说明回差能够保留区间状态，高温和失效能覆盖手动操作，远离不会单独清除报警。模型将光照输入视为已处理采样值，未计入滤波、驱动、总线和RTOS延迟，故不能以表中的1 s步长计算硬件响应时间。</w:t>
       </w:r>
     </w:p>
-    <w:bookmarkEnd w:id="68"/>
-    <w:bookmarkStart w:id="69" w:name="实物测试方案与待填记录"/>
+    <w:bookmarkEnd w:id="70"/>
+    <w:bookmarkStart w:id="71" w:name="实物测试方案与待填记录"/>
     <w:p>
       <w:pPr>
         <w:pStyle w:val="Heading2"/>
       </w:pPr>
       <w:r>
-        <w:t xml:space="preserve">7.4 实物测试方案与待填记录</w:t>
+        <w:t xml:space="preserve">7.3 实物测试方案与待填记录</w:t>
       </w:r>
     </w:p>
     <w:p>
@@ -7457,14 +8019,24 @@
         <w:t xml:space="preserve">给出均值与最大绝对误差；结果还须说明参考仪表误差、测点和稳定时间。响应时间从“有效采样完成”与“真实环境变化”两个起点分别测量，避免把算法处理时间称为整机检测时间。48 h或更长稳定性只能在实际运行完成后报告，不能由2 h外推。</w:t>
       </w:r>
     </w:p>
-    <w:bookmarkEnd w:id="69"/>
-    <w:bookmarkStart w:id="70" w:name="已识别风险与改进"/>
+    <w:bookmarkEnd w:id="71"/>
+    <w:bookmarkEnd w:id="72"/>
+    <w:bookmarkStart w:id="75" w:name="电路连接及程序调试过程"/>
+    <w:p>
+      <w:pPr>
+        <w:pStyle w:val="Heading1"/>
+      </w:pPr>
+      <w:r>
+        <w:t xml:space="preserve">8 电路连接及程序调试过程</w:t>
+      </w:r>
+    </w:p>
+    <w:bookmarkStart w:id="73" w:name="分阶段调试方案"/>
     <w:p>
       <w:pPr>
         <w:pStyle w:val="Heading2"/>
       </w:pPr>
       <w:r>
-        <w:t xml:space="preserve">7.5 已识别风险与改进</w:t>
+        <w:t xml:space="preserve">8.1 分阶段调试方案</w:t>
       </w:r>
     </w:p>
     <w:p>
@@ -7472,69 +8044,7 @@
         <w:pStyle w:val="FirstParagraph"/>
       </w:pPr>
       <w:r>
-        <w:t xml:space="preserve">首先，多个任务直接写输出会引起冲突，因此采用单写入者；这是设计核查发现的结构风险，不声称已经在本组实物上复现故障。其次，TFT全帧缓存超出SRAM，故改用局部刷新。再次，5 V回波与模拟输入存在电平风险，必须先保护再连接。最后，将传感器失效返回0会产生误控制，因此使用有效位和时效判断。</w:t>
-      </w:r>
-    </w:p>
-    <w:p>
-      <w:pPr>
-        <w:pStyle w:val="BodyText"/>
-      </w:pPr>
-      <w:r>
-        <w:t xml:space="preserve">仍需关注DHT11微秒驱动对中断的影响、SPI互斥造成的阻塞、Flash擦除期间的记录丢失，以及风扇低占空比不起转等问题。每个问题都应通过一次可复现现象、原因定位、修改记录和复测结果闭环；未获得现象记录时，应称为“风险与测试项目”，不能写成虚构调试经历。</w:t>
-      </w:r>
-    </w:p>
-    <w:bookmarkEnd w:id="70"/>
-    <w:bookmarkEnd w:id="71"/>
-    <w:bookmarkStart w:id="74" w:name="操作方法与分工"/>
-    <w:p>
-      <w:pPr>
-        <w:pStyle w:val="Heading1"/>
-      </w:pPr>
-      <w:r>
-        <w:t xml:space="preserve">8 操作方法与分工</w:t>
-      </w:r>
-    </w:p>
-    <w:bookmarkStart w:id="72" w:name="上电与菜单操作"/>
-    <w:p>
-      <w:pPr>
-        <w:pStyle w:val="Heading2"/>
-      </w:pPr>
-      <w:r>
-        <w:t xml:space="preserve">8.1 上电与菜单操作</w:t>
-      </w:r>
-    </w:p>
-    <w:p>
-      <w:pPr>
-        <w:pStyle w:val="FirstParagraph"/>
-      </w:pPr>
-      <w:r>
-        <w:t xml:space="preserve">上电前核对共地、3.3 V逻辑、5 V负载和驱动连接，确认热源仅为指示LED。上电后显示自检状态，检查传感器、RTC及存储；失败项显示故障名称，其余独立功能可继续运行。默认进入AUTO且撤防，RTC未校时提示用户设置。</w:t>
-      </w:r>
-    </w:p>
-    <w:p>
-      <w:pPr>
-        <w:pStyle w:val="BodyText"/>
-      </w:pPr>
-      <w:r>
-        <w:t xml:space="preserve">PA0作为确认键，PC13作为切换键，外接PB15作为返回键。短按切换页面或递增数值，长按进入设置，确认后校验参数再保存。参数范围须满足加热开启阈值低于关闭阈值、风扇关闭阈值低于开启阈值且低于高温保护阈值；光照开启阈值小于关闭阈值。非法组合不保存，并显示原因。</w:t>
-      </w:r>
-    </w:p>
-    <w:p>
-      <w:pPr>
-        <w:pStyle w:val="BodyText"/>
-      </w:pPr>
-      <w:r>
-        <w:t xml:space="preserve">手动页显示剩余有效时间及保护覆盖状态；历史页按记录序号回查日期、数据与输出。布防页由明确确认启用，报警解除要求距离满足清除条件后再次确认，普通翻页不清除报警。RS485主站读取寄存器时不改变系统模式。具体按键时长与页面排布须与小组最终程序一致。</w:t>
-      </w:r>
-    </w:p>
-    <w:bookmarkEnd w:id="72"/>
-    <w:bookmarkStart w:id="73" w:name="分工与个人报告"/>
-    <w:p>
-      <w:pPr>
-        <w:pStyle w:val="Heading2"/>
-      </w:pPr>
-      <w:r>
-        <w:t xml:space="preserve">8.2 分工与个人报告</w:t>
+        <w:t xml:space="preserve">按照电源与核心板、传感器、执行器、显示存储、总线通信、RTOS联合功能的顺序调试。每一步通过后记录版本和现象，再进入下一步；联合调试失败时可回退到单模块定位。以下是待与小组实际调试材料对应的过程说明。</w:t>
       </w:r>
     </w:p>
     <w:tbl>
@@ -7569,41 +8079,41 @@
               <w:rPr>
                 <w:sz w:val="21"/>
               </w:rPr>
-              <w:t xml:space="preserve">成员</w:t>
-            </w:r>
-          </w:p>
-        </w:tc>
-        <w:tc>
-          <w:tcPr/>
-          <w:p>
-            <w:pPr>
-              <w:pStyle w:val="Compact"/>
-              <w:spacing w:line="240" w:lineRule="auto" w:after="40"/>
-              <w:ind w:firstLine="0"/>
-              <w:jc w:val="left"/>
-            </w:pPr>
-            <w:r>
-              <w:rPr>
-                <w:sz w:val="21"/>
-              </w:rPr>
-              <w:t xml:space="preserve">拟定职责，须按实际填写</w:t>
-            </w:r>
-          </w:p>
-        </w:tc>
-        <w:tc>
-          <w:tcPr/>
-          <w:p>
-            <w:pPr>
-              <w:pStyle w:val="Compact"/>
-              <w:spacing w:line="240" w:lineRule="auto" w:after="40"/>
-              <w:ind w:firstLine="0"/>
-              <w:jc w:val="left"/>
-            </w:pPr>
-            <w:r>
-              <w:rPr>
-                <w:sz w:val="21"/>
-              </w:rPr>
-              <w:t xml:space="preserve">应附证据</w:t>
+              <w:t xml:space="preserve">阶段</w:t>
+            </w:r>
+          </w:p>
+        </w:tc>
+        <w:tc>
+          <w:tcPr/>
+          <w:p>
+            <w:pPr>
+              <w:pStyle w:val="Compact"/>
+              <w:spacing w:line="240" w:lineRule="auto" w:after="40"/>
+              <w:ind w:firstLine="0"/>
+              <w:jc w:val="left"/>
+            </w:pPr>
+            <w:r>
+              <w:rPr>
+                <w:sz w:val="21"/>
+              </w:rPr>
+              <w:t xml:space="preserve">操作与观察</w:t>
+            </w:r>
+          </w:p>
+        </w:tc>
+        <w:tc>
+          <w:tcPr/>
+          <w:p>
+            <w:pPr>
+              <w:pStyle w:val="Compact"/>
+              <w:spacing w:line="240" w:lineRule="auto" w:after="40"/>
+              <w:ind w:firstLine="0"/>
+              <w:jc w:val="left"/>
+            </w:pPr>
+            <w:r>
+              <w:rPr>
+                <w:sz w:val="21"/>
+              </w:rPr>
+              <w:t xml:space="preserve">必须保存的证据</w:t>
             </w:r>
           </w:p>
         </w:tc>
@@ -7625,41 +8135,41 @@
               <w:rPr>
                 <w:sz w:val="21"/>
               </w:rPr>
-              <w:t xml:space="preserve">成员A：姓名/学号待填</w:t>
-            </w:r>
-          </w:p>
-        </w:tc>
-        <w:tc>
-          <w:tcPr/>
-          <w:p>
-            <w:pPr>
-              <w:pStyle w:val="Compact"/>
-              <w:spacing w:line="240" w:lineRule="auto" w:after="40"/>
-              <w:ind w:firstLine="0"/>
-              <w:jc w:val="left"/>
-            </w:pPr>
-            <w:r>
-              <w:rPr>
-                <w:sz w:val="21"/>
-              </w:rPr>
-              <w:t xml:space="preserve">硬件连接、供电与传感器驱动</w:t>
-            </w:r>
-          </w:p>
-        </w:tc>
-        <w:tc>
-          <w:tcPr/>
-          <w:p>
-            <w:pPr>
-              <w:pStyle w:val="Compact"/>
-              <w:spacing w:line="240" w:lineRule="auto" w:after="40"/>
-              <w:ind w:firstLine="0"/>
-              <w:jc w:val="left"/>
-            </w:pPr>
-            <w:r>
-              <w:rPr>
-                <w:sz w:val="21"/>
-              </w:rPr>
-              <w:t xml:space="preserve">原理图、接线照片、驱动调试记录</w:t>
+              <w:t xml:space="preserve">电源和核心板</w:t>
+            </w:r>
+          </w:p>
+        </w:tc>
+        <w:tc>
+          <w:tcPr/>
+          <w:p>
+            <w:pPr>
+              <w:pStyle w:val="Compact"/>
+              <w:spacing w:line="240" w:lineRule="auto" w:after="40"/>
+              <w:ind w:firstLine="0"/>
+              <w:jc w:val="left"/>
+            </w:pPr>
+            <w:r>
+              <w:rPr>
+                <w:sz w:val="21"/>
+              </w:rPr>
+              <w:t xml:space="preserve">断电核对引脚；上电测3.3V/5V；检查SWD连接和默认输出</w:t>
+            </w:r>
+          </w:p>
+        </w:tc>
+        <w:tc>
+          <w:tcPr/>
+          <w:p>
+            <w:pPr>
+              <w:pStyle w:val="Compact"/>
+              <w:spacing w:line="240" w:lineRule="auto" w:after="40"/>
+              <w:ind w:firstLine="0"/>
+              <w:jc w:val="left"/>
+            </w:pPr>
+            <w:r>
+              <w:rPr>
+                <w:sz w:val="21"/>
+              </w:rPr>
+              <w:t xml:space="preserve">最终接线图、电压记录、整体照片</w:t>
             </w:r>
           </w:p>
         </w:tc>
@@ -7681,41 +8191,41 @@
               <w:rPr>
                 <w:sz w:val="21"/>
               </w:rPr>
-              <w:t xml:space="preserve">成员B：姓名/学号待填</w:t>
-            </w:r>
-          </w:p>
-        </w:tc>
-        <w:tc>
-          <w:tcPr/>
-          <w:p>
-            <w:pPr>
-              <w:pStyle w:val="Compact"/>
-              <w:spacing w:line="240" w:lineRule="auto" w:after="40"/>
-              <w:ind w:firstLine="0"/>
-              <w:jc w:val="left"/>
-            </w:pPr>
-            <w:r>
-              <w:rPr>
-                <w:sz w:val="21"/>
-              </w:rPr>
-              <w:t xml:space="preserve">FreeRTOS、状态机、执行器控制</w:t>
-            </w:r>
-          </w:p>
-        </w:tc>
-        <w:tc>
-          <w:tcPr/>
-          <w:p>
-            <w:pPr>
-              <w:pStyle w:val="Compact"/>
-              <w:spacing w:line="240" w:lineRule="auto" w:after="40"/>
-              <w:ind w:firstLine="0"/>
-              <w:jc w:val="left"/>
-            </w:pPr>
-            <w:r>
-              <w:rPr>
-                <w:sz w:val="21"/>
-              </w:rPr>
-              <w:t xml:space="preserve">源码提交、时序与故障测试</w:t>
+              <w:t xml:space="preserve">单传感器</w:t>
+            </w:r>
+          </w:p>
+        </w:tc>
+        <w:tc>
+          <w:tcPr/>
+          <w:p>
+            <w:pPr>
+              <w:pStyle w:val="Compact"/>
+              <w:spacing w:line="240" w:lineRule="auto" w:after="40"/>
+              <w:ind w:firstLine="0"/>
+              <w:jc w:val="left"/>
+            </w:pPr>
+            <w:r>
+              <w:rPr>
+                <w:sz w:val="21"/>
+              </w:rPr>
+              <w:t xml:space="preserve">分别读取温度、湿度、气压、ADC和回波；断开单个传感器观察超时</w:t>
+            </w:r>
+          </w:p>
+        </w:tc>
+        <w:tc>
+          <w:tcPr/>
+          <w:p>
+            <w:pPr>
+              <w:pStyle w:val="Compact"/>
+              <w:spacing w:line="240" w:lineRule="auto" w:after="40"/>
+              <w:ind w:firstLine="0"/>
+              <w:jc w:val="left"/>
+            </w:pPr>
+            <w:r>
+              <w:rPr>
+                <w:sz w:val="21"/>
+              </w:rPr>
+              <w:t xml:space="preserve">原始串口数据、参考值、故障截图</w:t>
             </w:r>
           </w:p>
         </w:tc>
@@ -7737,41 +8247,41 @@
               <w:rPr>
                 <w:sz w:val="21"/>
               </w:rPr>
-              <w:t xml:space="preserve">成员C：姓名/学号待填</w:t>
-            </w:r>
-          </w:p>
-        </w:tc>
-        <w:tc>
-          <w:tcPr/>
-          <w:p>
-            <w:pPr>
-              <w:pStyle w:val="Compact"/>
-              <w:spacing w:line="240" w:lineRule="auto" w:after="40"/>
-              <w:ind w:firstLine="0"/>
-              <w:jc w:val="left"/>
-            </w:pPr>
-            <w:r>
-              <w:rPr>
-                <w:sz w:val="21"/>
-              </w:rPr>
-              <w:t xml:space="preserve">TFT、历史记录、485及联合测试</w:t>
-            </w:r>
-          </w:p>
-        </w:tc>
-        <w:tc>
-          <w:tcPr/>
-          <w:p>
-            <w:pPr>
-              <w:pStyle w:val="Compact"/>
-              <w:spacing w:line="240" w:lineRule="auto" w:after="40"/>
-              <w:ind w:firstLine="0"/>
-              <w:jc w:val="left"/>
-            </w:pPr>
-            <w:r>
-              <w:rPr>
-                <w:sz w:val="21"/>
-              </w:rPr>
-              <w:t xml:space="preserve">页面照片、协议抓包、日志</w:t>
+              <w:t xml:space="preserve">单执行器</w:t>
+            </w:r>
+          </w:p>
+        </w:tc>
+        <w:tc>
+          <w:tcPr/>
+          <w:p>
+            <w:pPr>
+              <w:pStyle w:val="Compact"/>
+              <w:spacing w:line="240" w:lineRule="auto" w:after="40"/>
+              <w:ind w:firstLine="0"/>
+              <w:jc w:val="left"/>
+            </w:pPr>
+            <w:r>
+              <w:rPr>
+                <w:sz w:val="21"/>
+              </w:rPr>
+              <w:t xml:space="preserve">设置开关和PWM，测风扇起转及驱动负载</w:t>
+            </w:r>
+          </w:p>
+        </w:tc>
+        <w:tc>
+          <w:tcPr/>
+          <w:p>
+            <w:pPr>
+              <w:pStyle w:val="Compact"/>
+              <w:spacing w:line="240" w:lineRule="auto" w:after="40"/>
+              <w:ind w:firstLine="0"/>
+              <w:jc w:val="left"/>
+            </w:pPr>
+            <w:r>
+              <w:rPr>
+                <w:sz w:val="21"/>
+              </w:rPr>
+              <w:t xml:space="preserve">输出波形、供电电流、运行照片</w:t>
             </w:r>
           </w:p>
         </w:tc>
@@ -7793,63 +8303,857 @@
               <w:rPr>
                 <w:sz w:val="21"/>
               </w:rPr>
-              <w:t xml:space="preserve">共同工作</w:t>
-            </w:r>
-          </w:p>
-        </w:tc>
-        <w:tc>
-          <w:tcPr/>
-          <w:p>
-            <w:pPr>
-              <w:pStyle w:val="Compact"/>
-              <w:spacing w:line="240" w:lineRule="auto" w:after="40"/>
-              <w:ind w:firstLine="0"/>
-              <w:jc w:val="left"/>
-            </w:pPr>
-            <w:r>
-              <w:rPr>
-                <w:sz w:val="21"/>
-              </w:rPr>
-              <w:t xml:space="preserve">需求讨论、联调、报告审核与答辩</w:t>
-            </w:r>
-          </w:p>
-        </w:tc>
-        <w:tc>
-          <w:tcPr/>
-          <w:p>
-            <w:pPr>
-              <w:pStyle w:val="Compact"/>
-              <w:spacing w:line="240" w:lineRule="auto" w:after="40"/>
-              <w:ind w:firstLine="0"/>
-              <w:jc w:val="left"/>
-            </w:pPr>
-            <w:r>
-              <w:rPr>
-                <w:sz w:val="21"/>
-              </w:rPr>
-              <w:t xml:space="preserve">分工确认及问题闭环记录</w:t>
+              <w:t xml:space="preserve">服务联调</w:t>
+            </w:r>
+          </w:p>
+        </w:tc>
+        <w:tc>
+          <w:tcPr/>
+          <w:p>
+            <w:pPr>
+              <w:pStyle w:val="Compact"/>
+              <w:spacing w:line="240" w:lineRule="auto" w:after="40"/>
+              <w:ind w:firstLine="0"/>
+              <w:jc w:val="left"/>
+            </w:pPr>
+            <w:r>
+              <w:rPr>
+                <w:sz w:val="21"/>
+              </w:rPr>
+              <w:t xml:space="preserve">验证TFT局部刷新、校时、记录/回查、485读取</w:t>
+            </w:r>
+          </w:p>
+        </w:tc>
+        <w:tc>
+          <w:tcPr/>
+          <w:p>
+            <w:pPr>
+              <w:pStyle w:val="Compact"/>
+              <w:spacing w:line="240" w:lineRule="auto" w:after="40"/>
+              <w:ind w:firstLine="0"/>
+              <w:jc w:val="left"/>
+            </w:pPr>
+            <w:r>
+              <w:rPr>
+                <w:sz w:val="21"/>
+              </w:rPr>
+              <w:t xml:space="preserve">页面照片、日志文件、通信抓包</w:t>
+            </w:r>
+          </w:p>
+        </w:tc>
+      </w:tr>
+      <w:tr>
+        <w:trPr>
+          <w:cantSplit/>
+        </w:trPr>
+        <w:tc>
+          <w:tcPr/>
+          <w:p>
+            <w:pPr>
+              <w:pStyle w:val="Compact"/>
+              <w:spacing w:line="240" w:lineRule="auto" w:after="40"/>
+              <w:ind w:firstLine="0"/>
+              <w:jc w:val="left"/>
+            </w:pPr>
+            <w:r>
+              <w:rPr>
+                <w:sz w:val="21"/>
+              </w:rPr>
+              <w:t xml:space="preserve">RTOS联合</w:t>
+            </w:r>
+          </w:p>
+        </w:tc>
+        <w:tc>
+          <w:tcPr/>
+          <w:p>
+            <w:pPr>
+              <w:pStyle w:val="Compact"/>
+              <w:spacing w:line="240" w:lineRule="auto" w:after="40"/>
+              <w:ind w:firstLine="0"/>
+              <w:jc w:val="left"/>
+            </w:pPr>
+            <w:r>
+              <w:rPr>
+                <w:sz w:val="21"/>
+              </w:rPr>
+              <w:t xml:space="preserve">检查任务周期、栈高水位、仲裁和看门狗</w:t>
+            </w:r>
+          </w:p>
+        </w:tc>
+        <w:tc>
+          <w:tcPr/>
+          <w:p>
+            <w:pPr>
+              <w:pStyle w:val="Compact"/>
+              <w:spacing w:line="240" w:lineRule="auto" w:after="40"/>
+              <w:ind w:firstLine="0"/>
+              <w:jc w:val="left"/>
+            </w:pPr>
+            <w:r>
+              <w:rPr>
+                <w:sz w:val="21"/>
+              </w:rPr>
+              <w:t xml:space="preserve">编译结果、版本、时序与复位记录</w:t>
             </w:r>
           </w:p>
         </w:tc>
       </w:tr>
     </w:tbl>
+    <w:bookmarkEnd w:id="73"/>
+    <w:bookmarkStart w:id="74" w:name="实物照片与工程记录位置"/>
+    <w:p>
+      <w:pPr>
+        <w:pStyle w:val="Heading2"/>
+      </w:pPr>
+      <w:r>
+        <w:t xml:space="preserve">8.2 实物照片与工程记录位置</w:t>
+      </w:r>
+    </w:p>
+    <w:p>
+      <w:pPr>
+        <w:pStyle w:val="FirstParagraph"/>
+      </w:pPr>
+      <w:r>
+        <w:rPr>
+          <w:b/>
+          <w:bCs/>
+        </w:rPr>
+        <w:t xml:space="preserve">待补图8-1：系统整体连接照片；图8-2：传感器及驱动细节；图8-3：运行显示、报警和历史回查画面。</w:t>
+      </w:r>
+      <w:r>
+        <w:t xml:space="preserve"> </w:t>
+      </w:r>
+      <w:r>
+        <w:t xml:space="preserve">每张图注明所用固件版本、场景和观察结果，不能用组员另一课题的照片替代本系统照片。</w:t>
+      </w:r>
+    </w:p>
     <w:p>
       <w:pPr>
         <w:pStyle w:val="BodyText"/>
       </w:pPr>
       <w:r>
+        <w:t xml:space="preserve">小组已说明具有相应资料。本稿尚未收到工程、照片及原始记录，故暂未叙述实际焊接、下载成功或排障经过。补充后按“现象—检查—原因—修改—复测”的顺序撰写，并将关键源文件列入附录。</w:t>
+      </w:r>
+    </w:p>
+    <w:bookmarkEnd w:id="74"/>
+    <w:bookmarkEnd w:id="75"/>
+    <w:bookmarkStart w:id="78" w:name="设计中遇到的问题及解决方法"/>
+    <w:p>
+      <w:pPr>
+        <w:pStyle w:val="Heading1"/>
+      </w:pPr>
+      <w:r>
+        <w:t xml:space="preserve">9 设计中遇到的问题及解决方法</w:t>
+      </w:r>
+    </w:p>
+    <w:bookmarkStart w:id="76" w:name="已识别的设计问题与处理"/>
+    <w:p>
+      <w:pPr>
+        <w:pStyle w:val="Heading2"/>
+      </w:pPr>
+      <w:r>
+        <w:t xml:space="preserve">9.1 已识别的设计问题与处理</w:t>
+      </w:r>
+    </w:p>
+    <w:p>
+      <w:pPr>
+        <w:pStyle w:val="FirstParagraph"/>
+      </w:pPr>
+      <w:r>
+        <w:t xml:space="preserve">首先，多个任务直接写输出会引起冲突，因此采用单写入者；这是设计核查发现的结构风险，不声称已经在本组实物上复现故障。其次，TFT全帧缓存超出SRAM，故改用局部刷新。再次，5 V回波与模拟输入存在电平风险，必须先保护再连接。最后，将传感器失效返回0会产生误控制，因此使用有效位和时效判断。</w:t>
+      </w:r>
+    </w:p>
+    <w:p>
+      <w:pPr>
+        <w:pStyle w:val="BodyText"/>
+      </w:pPr>
+      <w:r>
+        <w:t xml:space="preserve">仍需关注DHT11微秒驱动对中断的影响、SPI互斥造成的阻塞、Flash擦除期间的记录丢失，以及风扇低占空比不起转等问题。每个问题都应通过一次可复现现象、原因定位、修改记录和复测结果闭环；未获得现象记录时，应称为“风险与测试项目”，不能写成虚构调试经历。</w:t>
+      </w:r>
+    </w:p>
+    <w:bookmarkEnd w:id="76"/>
+    <w:bookmarkStart w:id="77" w:name="实际调试问题记录模板"/>
+    <w:p>
+      <w:pPr>
+        <w:pStyle w:val="Heading2"/>
+      </w:pPr>
+      <w:r>
+        <w:t xml:space="preserve">9.2 实际调试问题记录模板</w:t>
+      </w:r>
+    </w:p>
+    <w:tbl>
+      <w:tblPr>
+        <w:tblStyle w:val="Table"/>
+        <w:tblW w:type="pct" w:w="5000"/>
+        <w:jc w:val="left"/>
+        <w:tblLayout w:type="fixed"/>
+        <w:tblLook w:firstRow="1" w:lastRow="0" w:firstColumn="0" w:lastColumn="0" w:noHBand="0" w:noVBand="0" w:val="0020"/>
+      </w:tblPr>
+      <w:tblGrid>
+        <w:gridCol w:w="1584"/>
+        <w:gridCol w:w="1584"/>
+        <w:gridCol w:w="1584"/>
+        <w:gridCol w:w="1584"/>
+        <w:gridCol w:w="1584"/>
+      </w:tblGrid>
+      <w:tr>
+        <w:trPr>
+          <w:tblHeader w:val="on"/>
+          <w:cantSplit/>
+          <w:tblHeader/>
+        </w:trPr>
+        <w:tc>
+          <w:tcPr/>
+          <w:p>
+            <w:pPr>
+              <w:pStyle w:val="Compact"/>
+              <w:spacing w:line="240" w:lineRule="auto" w:after="40"/>
+              <w:ind w:firstLine="0"/>
+              <w:jc w:val="left"/>
+            </w:pPr>
+            <w:r>
+              <w:rPr>
+                <w:sz w:val="21"/>
+              </w:rPr>
+              <w:t xml:space="preserve">问题编号</w:t>
+            </w:r>
+          </w:p>
+        </w:tc>
+        <w:tc>
+          <w:tcPr/>
+          <w:p>
+            <w:pPr>
+              <w:pStyle w:val="Compact"/>
+              <w:spacing w:line="240" w:lineRule="auto" w:after="40"/>
+              <w:ind w:firstLine="0"/>
+              <w:jc w:val="left"/>
+            </w:pPr>
+            <w:r>
+              <w:rPr>
+                <w:sz w:val="21"/>
+              </w:rPr>
+              <w:t xml:space="preserve">实际现象与复现步骤</w:t>
+            </w:r>
+          </w:p>
+        </w:tc>
+        <w:tc>
+          <w:tcPr/>
+          <w:p>
+            <w:pPr>
+              <w:pStyle w:val="Compact"/>
+              <w:spacing w:line="240" w:lineRule="auto" w:after="40"/>
+              <w:ind w:firstLine="0"/>
+              <w:jc w:val="left"/>
+            </w:pPr>
+            <w:r>
+              <w:rPr>
+                <w:sz w:val="21"/>
+              </w:rPr>
+              <w:t xml:space="preserve">原因定位依据</w:t>
+            </w:r>
+          </w:p>
+        </w:tc>
+        <w:tc>
+          <w:tcPr/>
+          <w:p>
+            <w:pPr>
+              <w:pStyle w:val="Compact"/>
+              <w:spacing w:line="240" w:lineRule="auto" w:after="40"/>
+              <w:ind w:firstLine="0"/>
+              <w:jc w:val="left"/>
+            </w:pPr>
+            <w:r>
+              <w:rPr>
+                <w:sz w:val="21"/>
+              </w:rPr>
+              <w:t xml:space="preserve">修改位置</w:t>
+            </w:r>
+          </w:p>
+        </w:tc>
+        <w:tc>
+          <w:tcPr/>
+          <w:p>
+            <w:pPr>
+              <w:pStyle w:val="Compact"/>
+              <w:spacing w:line="240" w:lineRule="auto" w:after="40"/>
+              <w:ind w:firstLine="0"/>
+              <w:jc w:val="left"/>
+            </w:pPr>
+            <w:r>
+              <w:rPr>
+                <w:sz w:val="21"/>
+              </w:rPr>
+              <w:t xml:space="preserve">复测结果</w:t>
+            </w:r>
+          </w:p>
+        </w:tc>
+      </w:tr>
+      <w:tr>
+        <w:trPr>
+          <w:cantSplit/>
+        </w:trPr>
+        <w:tc>
+          <w:tcPr/>
+          <w:p>
+            <w:pPr>
+              <w:pStyle w:val="Compact"/>
+              <w:spacing w:line="240" w:lineRule="auto" w:after="40"/>
+              <w:ind w:firstLine="0"/>
+              <w:jc w:val="left"/>
+            </w:pPr>
+            <w:r>
+              <w:rPr>
+                <w:sz w:val="21"/>
+              </w:rPr>
+              <w:t xml:space="preserve">P1</w:t>
+            </w:r>
+          </w:p>
+        </w:tc>
+        <w:tc>
+          <w:tcPr/>
+          <w:p>
+            <w:pPr>
+              <w:pStyle w:val="Compact"/>
+              <w:spacing w:line="240" w:lineRule="auto" w:after="40"/>
+              <w:ind w:firstLine="0"/>
+              <w:jc w:val="left"/>
+            </w:pPr>
+            <w:r>
+              <w:rPr>
+                <w:sz w:val="21"/>
+              </w:rPr>
+              <w:t xml:space="preserve">待填实际遇到的问题</w:t>
+            </w:r>
+          </w:p>
+        </w:tc>
+        <w:tc>
+          <w:tcPr/>
+          <w:p>
+            <w:pPr>
+              <w:pStyle w:val="Compact"/>
+              <w:spacing w:line="240" w:lineRule="auto" w:after="40"/>
+              <w:ind w:firstLine="0"/>
+              <w:jc w:val="left"/>
+            </w:pPr>
+            <w:r>
+              <w:rPr>
+                <w:sz w:val="21"/>
+              </w:rPr>
+              <w:t xml:space="preserve">待填测量、日志或代码依据</w:t>
+            </w:r>
+          </w:p>
+        </w:tc>
+        <w:tc>
+          <w:tcPr/>
+          <w:p>
+            <w:pPr>
+              <w:pStyle w:val="Compact"/>
+              <w:spacing w:line="240" w:lineRule="auto" w:after="40"/>
+              <w:ind w:firstLine="0"/>
+              <w:jc w:val="left"/>
+            </w:pPr>
+            <w:r>
+              <w:rPr>
+                <w:sz w:val="21"/>
+              </w:rPr>
+              <w:t xml:space="preserve">待填文件/电路位置</w:t>
+            </w:r>
+          </w:p>
+        </w:tc>
+        <w:tc>
+          <w:tcPr/>
+          <w:p>
+            <w:pPr>
+              <w:pStyle w:val="Compact"/>
+              <w:spacing w:line="240" w:lineRule="auto" w:after="40"/>
+              <w:ind w:firstLine="0"/>
+              <w:jc w:val="left"/>
+            </w:pPr>
+            <w:r>
+              <w:rPr>
+                <w:sz w:val="21"/>
+              </w:rPr>
+              <w:t xml:space="preserve">待填版本与结果</w:t>
+            </w:r>
+          </w:p>
+        </w:tc>
+      </w:tr>
+      <w:tr>
+        <w:trPr>
+          <w:cantSplit/>
+        </w:trPr>
+        <w:tc>
+          <w:tcPr/>
+          <w:p>
+            <w:pPr>
+              <w:pStyle w:val="Compact"/>
+              <w:spacing w:line="240" w:lineRule="auto" w:after="40"/>
+              <w:ind w:firstLine="0"/>
+              <w:jc w:val="left"/>
+            </w:pPr>
+            <w:r>
+              <w:rPr>
+                <w:sz w:val="21"/>
+              </w:rPr>
+              <w:t xml:space="preserve">P2</w:t>
+            </w:r>
+          </w:p>
+        </w:tc>
+        <w:tc>
+          <w:tcPr/>
+          <w:p>
+            <w:pPr>
+              <w:pStyle w:val="Compact"/>
+              <w:spacing w:line="240" w:lineRule="auto" w:after="40"/>
+              <w:ind w:firstLine="0"/>
+              <w:jc w:val="left"/>
+            </w:pPr>
+            <w:r>
+              <w:rPr>
+                <w:sz w:val="21"/>
+              </w:rPr>
+              <w:t xml:space="preserve">待填；没有第二项则删除</w:t>
+            </w:r>
+          </w:p>
+        </w:tc>
+        <w:tc>
+          <w:tcPr/>
+          <w:p>
+            <w:pPr>
+              <w:pStyle w:val="Compact"/>
+              <w:spacing w:line="240" w:lineRule="auto" w:after="40"/>
+              <w:ind w:firstLine="0"/>
+              <w:jc w:val="left"/>
+            </w:pPr>
+            <w:r>
+              <w:rPr>
+                <w:sz w:val="21"/>
+              </w:rPr>
+              <w:t xml:space="preserve">待填</w:t>
+            </w:r>
+          </w:p>
+        </w:tc>
+        <w:tc>
+          <w:tcPr/>
+          <w:p>
+            <w:pPr>
+              <w:pStyle w:val="Compact"/>
+              <w:spacing w:line="240" w:lineRule="auto" w:after="40"/>
+              <w:ind w:firstLine="0"/>
+              <w:jc w:val="left"/>
+            </w:pPr>
+            <w:r>
+              <w:rPr>
+                <w:sz w:val="21"/>
+              </w:rPr>
+              <w:t xml:space="preserve">待填</w:t>
+            </w:r>
+          </w:p>
+        </w:tc>
+        <w:tc>
+          <w:tcPr/>
+          <w:p>
+            <w:pPr>
+              <w:pStyle w:val="Compact"/>
+              <w:spacing w:line="240" w:lineRule="auto" w:after="40"/>
+              <w:ind w:firstLine="0"/>
+              <w:jc w:val="left"/>
+            </w:pPr>
+            <w:r>
+              <w:rPr>
+                <w:sz w:val="21"/>
+              </w:rPr>
+              <w:t xml:space="preserve">待填</w:t>
+            </w:r>
+          </w:p>
+        </w:tc>
+      </w:tr>
+    </w:tbl>
+    <w:p>
+      <w:pPr>
+        <w:pStyle w:val="BodyText"/>
+      </w:pPr>
+      <w:r>
+        <w:t xml:space="preserve">此表用于归纳已有调试经验，没有发生的问题不补写成经历。设计风险与已发生故障在最终稿中应保持明确区别。</w:t>
+      </w:r>
+    </w:p>
+    <w:bookmarkEnd w:id="77"/>
+    <w:bookmarkEnd w:id="78"/>
+    <w:bookmarkStart w:id="80" w:name="所设计系统的操作方法"/>
+    <w:p>
+      <w:pPr>
+        <w:pStyle w:val="Heading1"/>
+      </w:pPr>
+      <w:r>
+        <w:t xml:space="preserve">10 所设计系统的操作方法</w:t>
+      </w:r>
+    </w:p>
+    <w:bookmarkStart w:id="79" w:name="上电与菜单操作"/>
+    <w:p>
+      <w:pPr>
+        <w:pStyle w:val="Heading2"/>
+      </w:pPr>
+      <w:r>
+        <w:t xml:space="preserve">10.1 上电与菜单操作</w:t>
+      </w:r>
+    </w:p>
+    <w:p>
+      <w:pPr>
+        <w:pStyle w:val="FirstParagraph"/>
+      </w:pPr>
+      <w:r>
+        <w:t xml:space="preserve">上电前核对共地、3.3 V逻辑、5 V负载和驱动连接，确认热源仅为指示LED。上电后显示自检状态，检查传感器、RTC及存储；失败项显示故障名称，其余独立功能可继续运行。默认进入AUTO且撤防，RTC未校时提示用户设置。</w:t>
+      </w:r>
+    </w:p>
+    <w:p>
+      <w:pPr>
+        <w:pStyle w:val="BodyText"/>
+      </w:pPr>
+      <w:r>
+        <w:t xml:space="preserve">PA0作为确认键，PC13作为切换键，外接PB15作为返回键。短按切换页面或递增数值，长按进入设置，确认后校验参数再保存。参数范围须满足加热开启阈值低于关闭阈值、风扇关闭阈值低于开启阈值且低于高温保护阈值；光照开启阈值小于关闭阈值。非法组合不保存，并显示原因。</w:t>
+      </w:r>
+    </w:p>
+    <w:p>
+      <w:pPr>
+        <w:pStyle w:val="BodyText"/>
+      </w:pPr>
+      <w:r>
+        <w:t xml:space="preserve">手动页显示剩余有效时间及保护覆盖状态；历史页按记录序号回查日期、数据与输出。布防页由明确确认启用，报警解除要求距离满足清除条件后再次确认，普通翻页不清除报警。RS485主站读取寄存器时不改变系统模式。具体按键时长与页面排布须与小组最终程序一致。</w:t>
+      </w:r>
+    </w:p>
+    <w:bookmarkEnd w:id="79"/>
+    <w:bookmarkEnd w:id="80"/>
+    <w:bookmarkStart w:id="82" w:name="分工与合作"/>
+    <w:p>
+      <w:pPr>
+        <w:pStyle w:val="Heading1"/>
+      </w:pPr>
+      <w:r>
+        <w:t xml:space="preserve">11 分工与合作</w:t>
+      </w:r>
+    </w:p>
+    <w:bookmarkStart w:id="81" w:name="分工与个人报告"/>
+    <w:p>
+      <w:pPr>
+        <w:pStyle w:val="Heading2"/>
+      </w:pPr>
+      <w:r>
+        <w:t xml:space="preserve">11.1 分工与个人报告</w:t>
+      </w:r>
+    </w:p>
+    <w:tbl>
+      <w:tblPr>
+        <w:tblStyle w:val="Table"/>
+        <w:tblW w:type="pct" w:w="5000"/>
+        <w:jc w:val="left"/>
+        <w:tblLayout w:type="fixed"/>
+        <w:tblLook w:firstRow="1" w:lastRow="0" w:firstColumn="0" w:lastColumn="0" w:noHBand="0" w:noVBand="0" w:val="0020"/>
+      </w:tblPr>
+      <w:tblGrid>
+        <w:gridCol w:w="2640"/>
+        <w:gridCol w:w="2640"/>
+        <w:gridCol w:w="2640"/>
+      </w:tblGrid>
+      <w:tr>
+        <w:trPr>
+          <w:tblHeader w:val="on"/>
+          <w:cantSplit/>
+          <w:tblHeader/>
+        </w:trPr>
+        <w:tc>
+          <w:tcPr/>
+          <w:p>
+            <w:pPr>
+              <w:pStyle w:val="Compact"/>
+              <w:spacing w:line="240" w:lineRule="auto" w:after="40"/>
+              <w:ind w:firstLine="0"/>
+              <w:jc w:val="left"/>
+            </w:pPr>
+            <w:r>
+              <w:rPr>
+                <w:sz w:val="21"/>
+              </w:rPr>
+              <w:t xml:space="preserve">成员</w:t>
+            </w:r>
+          </w:p>
+        </w:tc>
+        <w:tc>
+          <w:tcPr/>
+          <w:p>
+            <w:pPr>
+              <w:pStyle w:val="Compact"/>
+              <w:spacing w:line="240" w:lineRule="auto" w:after="40"/>
+              <w:ind w:firstLine="0"/>
+              <w:jc w:val="left"/>
+            </w:pPr>
+            <w:r>
+              <w:rPr>
+                <w:sz w:val="21"/>
+              </w:rPr>
+              <w:t xml:space="preserve">拟定职责，须按实际填写</w:t>
+            </w:r>
+          </w:p>
+        </w:tc>
+        <w:tc>
+          <w:tcPr/>
+          <w:p>
+            <w:pPr>
+              <w:pStyle w:val="Compact"/>
+              <w:spacing w:line="240" w:lineRule="auto" w:after="40"/>
+              <w:ind w:firstLine="0"/>
+              <w:jc w:val="left"/>
+            </w:pPr>
+            <w:r>
+              <w:rPr>
+                <w:sz w:val="21"/>
+              </w:rPr>
+              <w:t xml:space="preserve">应附证据</w:t>
+            </w:r>
+          </w:p>
+        </w:tc>
+      </w:tr>
+      <w:tr>
+        <w:trPr>
+          <w:cantSplit/>
+        </w:trPr>
+        <w:tc>
+          <w:tcPr/>
+          <w:p>
+            <w:pPr>
+              <w:pStyle w:val="Compact"/>
+              <w:spacing w:line="240" w:lineRule="auto" w:after="40"/>
+              <w:ind w:firstLine="0"/>
+              <w:jc w:val="left"/>
+            </w:pPr>
+            <w:r>
+              <w:rPr>
+                <w:sz w:val="21"/>
+              </w:rPr>
+              <w:t xml:space="preserve">成员A：姓名/学号待填</w:t>
+            </w:r>
+          </w:p>
+        </w:tc>
+        <w:tc>
+          <w:tcPr/>
+          <w:p>
+            <w:pPr>
+              <w:pStyle w:val="Compact"/>
+              <w:spacing w:line="240" w:lineRule="auto" w:after="40"/>
+              <w:ind w:firstLine="0"/>
+              <w:jc w:val="left"/>
+            </w:pPr>
+            <w:r>
+              <w:rPr>
+                <w:sz w:val="21"/>
+              </w:rPr>
+              <w:t xml:space="preserve">硬件连接、供电与传感器驱动</w:t>
+            </w:r>
+          </w:p>
+        </w:tc>
+        <w:tc>
+          <w:tcPr/>
+          <w:p>
+            <w:pPr>
+              <w:pStyle w:val="Compact"/>
+              <w:spacing w:line="240" w:lineRule="auto" w:after="40"/>
+              <w:ind w:firstLine="0"/>
+              <w:jc w:val="left"/>
+            </w:pPr>
+            <w:r>
+              <w:rPr>
+                <w:sz w:val="21"/>
+              </w:rPr>
+              <w:t xml:space="preserve">原理图、接线照片、驱动调试记录</w:t>
+            </w:r>
+          </w:p>
+        </w:tc>
+      </w:tr>
+      <w:tr>
+        <w:trPr>
+          <w:cantSplit/>
+        </w:trPr>
+        <w:tc>
+          <w:tcPr/>
+          <w:p>
+            <w:pPr>
+              <w:pStyle w:val="Compact"/>
+              <w:spacing w:line="240" w:lineRule="auto" w:after="40"/>
+              <w:ind w:firstLine="0"/>
+              <w:jc w:val="left"/>
+            </w:pPr>
+            <w:r>
+              <w:rPr>
+                <w:sz w:val="21"/>
+              </w:rPr>
+              <w:t xml:space="preserve">成员B：姓名/学号待填</w:t>
+            </w:r>
+          </w:p>
+        </w:tc>
+        <w:tc>
+          <w:tcPr/>
+          <w:p>
+            <w:pPr>
+              <w:pStyle w:val="Compact"/>
+              <w:spacing w:line="240" w:lineRule="auto" w:after="40"/>
+              <w:ind w:firstLine="0"/>
+              <w:jc w:val="left"/>
+            </w:pPr>
+            <w:r>
+              <w:rPr>
+                <w:sz w:val="21"/>
+              </w:rPr>
+              <w:t xml:space="preserve">FreeRTOS、状态机、执行器控制</w:t>
+            </w:r>
+          </w:p>
+        </w:tc>
+        <w:tc>
+          <w:tcPr/>
+          <w:p>
+            <w:pPr>
+              <w:pStyle w:val="Compact"/>
+              <w:spacing w:line="240" w:lineRule="auto" w:after="40"/>
+              <w:ind w:firstLine="0"/>
+              <w:jc w:val="left"/>
+            </w:pPr>
+            <w:r>
+              <w:rPr>
+                <w:sz w:val="21"/>
+              </w:rPr>
+              <w:t xml:space="preserve">源码提交、时序与故障测试</w:t>
+            </w:r>
+          </w:p>
+        </w:tc>
+      </w:tr>
+      <w:tr>
+        <w:trPr>
+          <w:cantSplit/>
+        </w:trPr>
+        <w:tc>
+          <w:tcPr/>
+          <w:p>
+            <w:pPr>
+              <w:pStyle w:val="Compact"/>
+              <w:spacing w:line="240" w:lineRule="auto" w:after="40"/>
+              <w:ind w:firstLine="0"/>
+              <w:jc w:val="left"/>
+            </w:pPr>
+            <w:r>
+              <w:rPr>
+                <w:sz w:val="21"/>
+              </w:rPr>
+              <w:t xml:space="preserve">成员C：姓名/学号待填</w:t>
+            </w:r>
+          </w:p>
+        </w:tc>
+        <w:tc>
+          <w:tcPr/>
+          <w:p>
+            <w:pPr>
+              <w:pStyle w:val="Compact"/>
+              <w:spacing w:line="240" w:lineRule="auto" w:after="40"/>
+              <w:ind w:firstLine="0"/>
+              <w:jc w:val="left"/>
+            </w:pPr>
+            <w:r>
+              <w:rPr>
+                <w:sz w:val="21"/>
+              </w:rPr>
+              <w:t xml:space="preserve">TFT、历史记录、485及联合测试</w:t>
+            </w:r>
+          </w:p>
+        </w:tc>
+        <w:tc>
+          <w:tcPr/>
+          <w:p>
+            <w:pPr>
+              <w:pStyle w:val="Compact"/>
+              <w:spacing w:line="240" w:lineRule="auto" w:after="40"/>
+              <w:ind w:firstLine="0"/>
+              <w:jc w:val="left"/>
+            </w:pPr>
+            <w:r>
+              <w:rPr>
+                <w:sz w:val="21"/>
+              </w:rPr>
+              <w:t xml:space="preserve">页面照片、协议抓包、日志</w:t>
+            </w:r>
+          </w:p>
+        </w:tc>
+      </w:tr>
+      <w:tr>
+        <w:trPr>
+          <w:cantSplit/>
+        </w:trPr>
+        <w:tc>
+          <w:tcPr/>
+          <w:p>
+            <w:pPr>
+              <w:pStyle w:val="Compact"/>
+              <w:spacing w:line="240" w:lineRule="auto" w:after="40"/>
+              <w:ind w:firstLine="0"/>
+              <w:jc w:val="left"/>
+            </w:pPr>
+            <w:r>
+              <w:rPr>
+                <w:sz w:val="21"/>
+              </w:rPr>
+              <w:t xml:space="preserve">共同工作</w:t>
+            </w:r>
+          </w:p>
+        </w:tc>
+        <w:tc>
+          <w:tcPr/>
+          <w:p>
+            <w:pPr>
+              <w:pStyle w:val="Compact"/>
+              <w:spacing w:line="240" w:lineRule="auto" w:after="40"/>
+              <w:ind w:firstLine="0"/>
+              <w:jc w:val="left"/>
+            </w:pPr>
+            <w:r>
+              <w:rPr>
+                <w:sz w:val="21"/>
+              </w:rPr>
+              <w:t xml:space="preserve">需求讨论、联调、报告审核与答辩</w:t>
+            </w:r>
+          </w:p>
+        </w:tc>
+        <w:tc>
+          <w:tcPr/>
+          <w:p>
+            <w:pPr>
+              <w:pStyle w:val="Compact"/>
+              <w:spacing w:line="240" w:lineRule="auto" w:after="40"/>
+              <w:ind w:firstLine="0"/>
+              <w:jc w:val="left"/>
+            </w:pPr>
+            <w:r>
+              <w:rPr>
+                <w:sz w:val="21"/>
+              </w:rPr>
+              <w:t xml:space="preserve">分工确认及问题闭环记录</w:t>
+            </w:r>
+          </w:p>
+        </w:tc>
+      </w:tr>
+    </w:tbl>
+    <w:p>
+      <w:pPr>
+        <w:pStyle w:val="BodyText"/>
+      </w:pPr>
+      <w:r>
         <w:t xml:space="preserve">上表是填写模板，不代表三名成员已经分别完成这些工作；人数和职责应按真实小组修改。指导书要求每人提交报告并说明自己的部分，最终个人稿应补充本人负责模块的接口、关键设计决策和测试证据，而不是仅替换封面姓名。</w:t>
       </w:r>
     </w:p>
-    <w:bookmarkEnd w:id="73"/>
-    <w:bookmarkEnd w:id="74"/>
-    <w:bookmarkStart w:id="75" w:name="总结与建议"/>
+    <w:bookmarkEnd w:id="81"/>
+    <w:bookmarkEnd w:id="82"/>
+    <w:bookmarkStart w:id="84" w:name="总结与体会"/>
     <w:p>
       <w:pPr>
         <w:pStyle w:val="Heading1"/>
       </w:pPr>
       <w:r>
-        <w:t xml:space="preserve">9 总结与建议</w:t>
+        <w:t xml:space="preserve">12 总结与体会</w:t>
       </w:r>
     </w:p>
     <w:p>
@@ -7868,54 +9172,93 @@
         <w:t xml:space="preserve">目前不能由这些结果得出整机已经通过课程验收的结论。小组已有实物与程序仍需和本文方案核对，并补入最终原理图、照片、编译与资源结果、测量误差、响应时间以及存储/通信测试证据。若现有固件功能与设计不同，应如实调整需求追踪和结论，不通过更改测试描述掩盖差异。</w:t>
       </w:r>
     </w:p>
+    <w:bookmarkStart w:id="83" w:name="个人设计体会待本人补充"/>
+    <w:p>
+      <w:pPr>
+        <w:pStyle w:val="Heading2"/>
+      </w:pPr>
+      <w:r>
+        <w:t xml:space="preserve">12.1 个人设计体会（待本人补充）</w:t>
+      </w:r>
+    </w:p>
+    <w:p>
+      <w:pPr>
+        <w:pStyle w:val="FirstParagraph"/>
+      </w:pPr>
+      <w:r>
+        <w:t xml:space="preserve">请结合实际负责的模块说明一次关键选择、最困难的问题、解决依据和仍需改进的能力，避免仅写“收获很大”。例如可围绕采样时序、任务竞争、存储可靠性或实物测量展开；本位置不代写未提供的个人经历。</w:t>
+      </w:r>
+    </w:p>
+    <w:bookmarkEnd w:id="83"/>
+    <w:bookmarkEnd w:id="84"/>
+    <w:bookmarkStart w:id="85" w:name="建议"/>
+    <w:p>
+      <w:pPr>
+        <w:pStyle w:val="Heading1"/>
+      </w:pPr>
+      <w:r>
+        <w:t xml:space="preserve">13 建议</w:t>
+      </w:r>
+    </w:p>
+    <w:p>
+      <w:pPr>
+        <w:pStyle w:val="FirstParagraph"/>
+      </w:pPr>
+      <w:r>
+        <w:t xml:space="preserve">从设计方法看，将“数据是否可信”</w:t>
+      </w:r>
+      <w:r>
+        <w:t xml:space="preserve">“</w:t>
+      </w:r>
+      <w:r>
+        <w:t xml:space="preserve">谁有权改变输出</w:t>
+      </w:r>
+      <w:r>
+        <w:t xml:space="preserve">”</w:t>
+      </w:r>
+      <w:r>
+        <w:t xml:space="preserve">“</w:t>
+      </w:r>
+      <w:r>
+        <w:t xml:space="preserve">异常如何清除</w:t>
+      </w:r>
+      <w:r>
+        <w:t xml:space="preserve">”</w:t>
+      </w:r>
+      <w:r>
+        <w:t xml:space="preserve">明确下来，比增加外围功能更能提高系统的可解释性。建议课程验收采用场景化测试和故障注入，同时检查个人贡献和原始记录；后续在完成安全低压热对象与标定后，再考虑真实PID控制、连续补光调节及联网扩展。</w:t>
+      </w:r>
+    </w:p>
+    <w:bookmarkEnd w:id="85"/>
+    <w:bookmarkStart w:id="87" w:name="参考文献"/>
+    <w:p>
+      <w:pPr>
+        <w:pStyle w:val="Heading1"/>
+      </w:pPr>
+      <w:r>
+        <w:t xml:space="preserve">14 参考文献</w:t>
+      </w:r>
+    </w:p>
+    <w:p>
+      <w:pPr>
+        <w:pStyle w:val="FirstParagraph"/>
+      </w:pPr>
+      <w:r>
+        <w:rPr>
+          <w:sz w:val="21"/>
+        </w:rPr>
+        <w:t xml:space="preserve">[1] 自动化学院. 嵌入式系统设计指导书[Z]. 用户提供课程资料, 年份未注明（含本次上传的论文格式与报告内容要求）.</w:t>
+      </w:r>
+    </w:p>
     <w:p>
       <w:pPr>
         <w:pStyle w:val="BodyText"/>
       </w:pPr>
       <w:r>
-        <w:t xml:space="preserve">从设计方法看，将“数据是否可信”</w:t>
-      </w:r>
-      <w:r>
-        <w:t xml:space="preserve">“</w:t>
-      </w:r>
-      <w:r>
-        <w:t xml:space="preserve">谁有权改变输出</w:t>
-      </w:r>
-      <w:r>
-        <w:t xml:space="preserve">”</w:t>
-      </w:r>
-      <w:r>
-        <w:t xml:space="preserve">“</w:t>
-      </w:r>
-      <w:r>
-        <w:t xml:space="preserve">异常如何清除</w:t>
-      </w:r>
-      <w:r>
-        <w:t xml:space="preserve">”</w:t>
-      </w:r>
-      <w:r>
-        <w:t xml:space="preserve">明确下来，比增加外围功能更能提高系统的可解释性。建议课程验收采用场景化测试和故障注入，同时检查个人贡献和原始记录；后续在完成安全低压热对象与标定后，再考虑真实PID控制、连续补光调节及联网扩展。</w:t>
-      </w:r>
-    </w:p>
-    <w:bookmarkEnd w:id="75"/>
-    <w:bookmarkStart w:id="77" w:name="参考文献"/>
-    <w:p>
-      <w:pPr>
-        <w:pStyle w:val="Heading1"/>
-      </w:pPr>
-      <w:r>
-        <w:t xml:space="preserve">参考文献</w:t>
-      </w:r>
-    </w:p>
-    <w:p>
-      <w:pPr>
-        <w:pStyle w:val="FirstParagraph"/>
-      </w:pPr>
-      <w:r>
         <w:rPr>
           <w:sz w:val="21"/>
         </w:rPr>
-        <w:t xml:space="preserve">[1] 自动化学院. 嵌入式系统设计指导书[Z]. 用户提供课程资料, 年份未注明.</w:t>
+        <w:t xml:space="preserve">[2] 广州市星翼电子科技有限公司. M48Z-M3最小系统板使用指南：STM32F103版V1.0[Z]. 用户提供开发板手册, 年份未注明: 8, 15-16, 82, 87, 246.</w:t>
       </w:r>
     </w:p>
     <w:p>
@@ -7926,7 +9269,7 @@
         <w:rPr>
           <w:sz w:val="21"/>
         </w:rPr>
-        <w:t xml:space="preserve">[2] 广州市星翼电子科技有限公司. M48Z-M3最小系统板使用指南：STM32F103版V1.0[Z]. 用户提供开发板手册, 年份未注明: 8, 15-16, 82, 87, 246.</w:t>
+        <w:t xml:space="preserve">[3] 钱图. 基于FreeRTOS的智能楼宇控制系统设计与实现[D]. 苏州: 苏州工学院, 2025: 19-31, 33-41.</w:t>
       </w:r>
     </w:p>
     <w:p>
@@ -7937,26 +9280,15 @@
         <w:rPr>
           <w:sz w:val="21"/>
         </w:rPr>
-        <w:t xml:space="preserve">[3] 钱图. 基于FreeRTOS的智能楼宇控制系统设计与实现[D]. 苏州: 苏州工学院, 2025: 19-31, 33-41.</w:t>
-      </w:r>
-    </w:p>
-    <w:p>
-      <w:pPr>
-        <w:pStyle w:val="BodyText"/>
-      </w:pPr>
+        <w:t xml:space="preserve">[4] FreeRTOS. FreeRTOS-Kernel V10.4.6: task.h[CP/OL]. [2026-10-28].</w:t>
+      </w:r>
       <w:r>
         <w:rPr>
           <w:sz w:val="21"/>
         </w:rPr>
-        <w:t xml:space="preserve">[4] FreeRTOS. FreeRTOS-Kernel V10.4.6: task.h[CP/OL]. [2026-10-28].</w:t>
-      </w:r>
-      <w:r>
-        <w:rPr>
-          <w:sz w:val="21"/>
-        </w:rPr>
         <w:t xml:space="preserve"> </w:t>
       </w:r>
-      <w:hyperlink r:id="rId76">
+      <w:hyperlink r:id="rId86">
         <w:r>
           <w:rPr>
             <w:rStyle w:val="Hyperlink"/>
@@ -8004,8 +9336,8 @@
         <w:t xml:space="preserve">参考文献按课程指导书所给顺序编码信息项整理，未臆填课程资料出版年份。器件最终规格应补充小组实际模块对应的数据手册版本；本文外部资料以已读取的开发板手册及FreeRTOS源码为依据，不将未经打开的网页写作实测证据。</w:t>
       </w:r>
     </w:p>
-    <w:bookmarkEnd w:id="77"/>
-    <w:bookmarkStart w:id="78" w:name="附录a-关键流程与伪代码"/>
+    <w:bookmarkEnd w:id="87"/>
+    <w:bookmarkStart w:id="89" w:name="附录a-关键流程与伪代码"/>
     <w:p>
       <w:pPr>
         <w:pStyle w:val="Heading1"/>
@@ -8240,8 +9572,775 @@
         <w:t xml:space="preserve">  不让某一任务用“循环还在运行”掩盖业务停滞</w:t>
       </w:r>
     </w:p>
-    <w:bookmarkEnd w:id="78"/>
-    <w:bookmarkStart w:id="79" w:name="附录b-数据格式与复现方法"/>
+    <w:bookmarkStart w:id="88" w:name="a.1-主要程序清单已验证的主机参考实现"/>
+    <w:p>
+      <w:pPr>
+        <w:pStyle w:val="Heading2"/>
+      </w:pPr>
+      <w:r>
+        <w:t xml:space="preserve">A.1 主要程序清单：已验证的主机参考实现</w:t>
+      </w:r>
+    </w:p>
+    <w:p>
+      <w:pPr>
+        <w:pStyle w:val="FirstParagraph"/>
+      </w:pPr>
+      <w:r>
+        <w:t xml:space="preserve">以下两段取自配套文件的真实代码，分别执行相对光照换算与Modbus CRC计算，已由配套用例验证。其余完整模型随材料包提供。</w:t>
+      </w:r>
+      <w:r>
+        <w:rPr>
+          <w:b/>
+          <w:bCs/>
+        </w:rPr>
+        <w:t xml:space="preserve">待补A.2：小组STM32工程中实际的采集、控制、显示、存储、通信和看门狗关键源码及文件路径。</w:t>
+      </w:r>
+      <w:r>
+        <w:t xml:space="preserve"> </w:t>
+      </w:r>
+      <w:r>
+        <w:t xml:space="preserve">主机参考程序不能替代该目标板程序清单。</w:t>
+      </w:r>
+    </w:p>
+    <w:p>
+      <w:pPr>
+        <w:pStyle w:val="SourceCode"/>
+      </w:pPr>
+      <w:r>
+        <w:rPr>
+          <w:rStyle w:val="KeywordTok"/>
+        </w:rPr>
+        <w:t xml:space="preserve">def</w:t>
+      </w:r>
+      <w:r>
+        <w:rPr>
+          <w:rStyle w:val="NormalTok"/>
+        </w:rPr>
+        <w:t xml:space="preserve"> light_index(adc: </w:t>
+      </w:r>
+      <w:r>
+        <w:rPr>
+          <w:rStyle w:val="BuiltInTok"/>
+        </w:rPr>
+        <w:t xml:space="preserve">int</w:t>
+      </w:r>
+      <w:r>
+        <w:rPr>
+          <w:rStyle w:val="NormalTok"/>
+        </w:rPr>
+        <w:t xml:space="preserve">) </w:t>
+      </w:r>
+      <w:r>
+        <w:rPr>
+          <w:rStyle w:val="OperatorTok"/>
+        </w:rPr>
+        <w:t xml:space="preserve">-&gt;</w:t>
+      </w:r>
+      <w:r>
+        <w:rPr>
+          <w:rStyle w:val="NormalTok"/>
+        </w:rPr>
+        <w:t xml:space="preserve"> </w:t>
+      </w:r>
+      <w:r>
+        <w:rPr>
+          <w:rStyle w:val="BuiltInTok"/>
+        </w:rPr>
+        <w:t xml:space="preserve">float</w:t>
+      </w:r>
+      <w:r>
+        <w:rPr>
+          <w:rStyle w:val="NormalTok"/>
+        </w:rPr>
+        <w:t xml:space="preserve">:</w:t>
+      </w:r>
+      <w:r>
+        <w:br/>
+      </w:r>
+      <w:r>
+        <w:rPr>
+          <w:rStyle w:val="NormalTok"/>
+        </w:rPr>
+        <w:t xml:space="preserve">    </w:t>
+      </w:r>
+      <w:r>
+        <w:rPr>
+          <w:rStyle w:val="CommentTok"/>
+        </w:rPr>
+        <w:t xml:space="preserve">"""0=dark, 100=bright for fixed pullup to 3.3 V, LDR to ground.</w:t>
+      </w:r>
+      <w:r>
+        <w:br/>
+      </w:r>
+      <w:r>
+        <w:br/>
+      </w:r>
+      <w:r>
+        <w:rPr>
+          <w:rStyle w:val="CommentTok"/>
+        </w:rPr>
+        <w:t xml:space="preserve">    ADC voltage increases when the LDR dark resistance increases, hence inverse.</w:t>
+      </w:r>
+      <w:r>
+        <w:br/>
+      </w:r>
+      <w:r>
+        <w:rPr>
+          <w:rStyle w:val="CommentTok"/>
+        </w:rPr>
+        <w:t xml:space="preserve">    This relative index is not illuminance in lux.</w:t>
+      </w:r>
+      <w:r>
+        <w:br/>
+      </w:r>
+      <w:r>
+        <w:rPr>
+          <w:rStyle w:val="CommentTok"/>
+        </w:rPr>
+        <w:t xml:space="preserve">    """</w:t>
+      </w:r>
+      <w:r>
+        <w:br/>
+      </w:r>
+      <w:r>
+        <w:rPr>
+          <w:rStyle w:val="NormalTok"/>
+        </w:rPr>
+        <w:t xml:space="preserve">    </w:t>
+      </w:r>
+      <w:r>
+        <w:rPr>
+          <w:rStyle w:val="ControlFlowTok"/>
+        </w:rPr>
+        <w:t xml:space="preserve">if</w:t>
+      </w:r>
+      <w:r>
+        <w:rPr>
+          <w:rStyle w:val="NormalTok"/>
+        </w:rPr>
+        <w:t xml:space="preserve"> </w:t>
+      </w:r>
+      <w:r>
+        <w:rPr>
+          <w:rStyle w:val="BuiltInTok"/>
+        </w:rPr>
+        <w:t xml:space="preserve">isinstance</w:t>
+      </w:r>
+      <w:r>
+        <w:rPr>
+          <w:rStyle w:val="NormalTok"/>
+        </w:rPr>
+        <w:t xml:space="preserve">(adc, </w:t>
+      </w:r>
+      <w:r>
+        <w:rPr>
+          <w:rStyle w:val="BuiltInTok"/>
+        </w:rPr>
+        <w:t xml:space="preserve">bool</w:t>
+      </w:r>
+      <w:r>
+        <w:rPr>
+          <w:rStyle w:val="NormalTok"/>
+        </w:rPr>
+        <w:t xml:space="preserve">) </w:t>
+      </w:r>
+      <w:r>
+        <w:rPr>
+          <w:rStyle w:val="KeywordTok"/>
+        </w:rPr>
+        <w:t xml:space="preserve">or</w:t>
+      </w:r>
+      <w:r>
+        <w:rPr>
+          <w:rStyle w:val="NormalTok"/>
+        </w:rPr>
+        <w:t xml:space="preserve"> </w:t>
+      </w:r>
+      <w:r>
+        <w:rPr>
+          <w:rStyle w:val="KeywordTok"/>
+        </w:rPr>
+        <w:t xml:space="preserve">not</w:t>
+      </w:r>
+      <w:r>
+        <w:rPr>
+          <w:rStyle w:val="NormalTok"/>
+        </w:rPr>
+        <w:t xml:space="preserve"> </w:t>
+      </w:r>
+      <w:r>
+        <w:rPr>
+          <w:rStyle w:val="BuiltInTok"/>
+        </w:rPr>
+        <w:t xml:space="preserve">isinstance</w:t>
+      </w:r>
+      <w:r>
+        <w:rPr>
+          <w:rStyle w:val="NormalTok"/>
+        </w:rPr>
+        <w:t xml:space="preserve">(adc, </w:t>
+      </w:r>
+      <w:r>
+        <w:rPr>
+          <w:rStyle w:val="BuiltInTok"/>
+        </w:rPr>
+        <w:t xml:space="preserve">int</w:t>
+      </w:r>
+      <w:r>
+        <w:rPr>
+          <w:rStyle w:val="NormalTok"/>
+        </w:rPr>
+        <w:t xml:space="preserve">) </w:t>
+      </w:r>
+      <w:r>
+        <w:rPr>
+          <w:rStyle w:val="KeywordTok"/>
+        </w:rPr>
+        <w:t xml:space="preserve">or</w:t>
+      </w:r>
+      <w:r>
+        <w:rPr>
+          <w:rStyle w:val="NormalTok"/>
+        </w:rPr>
+        <w:t xml:space="preserve"> </w:t>
+      </w:r>
+      <w:r>
+        <w:rPr>
+          <w:rStyle w:val="KeywordTok"/>
+        </w:rPr>
+        <w:t xml:space="preserve">not</w:t>
+      </w:r>
+      <w:r>
+        <w:rPr>
+          <w:rStyle w:val="NormalTok"/>
+        </w:rPr>
+        <w:t xml:space="preserve"> </w:t>
+      </w:r>
+      <w:r>
+        <w:rPr>
+          <w:rStyle w:val="DecValTok"/>
+        </w:rPr>
+        <w:t xml:space="preserve">0</w:t>
+      </w:r>
+      <w:r>
+        <w:rPr>
+          <w:rStyle w:val="NormalTok"/>
+        </w:rPr>
+        <w:t xml:space="preserve"> </w:t>
+      </w:r>
+      <w:r>
+        <w:rPr>
+          <w:rStyle w:val="OperatorTok"/>
+        </w:rPr>
+        <w:t xml:space="preserve">&lt;=</w:t>
+      </w:r>
+      <w:r>
+        <w:rPr>
+          <w:rStyle w:val="NormalTok"/>
+        </w:rPr>
+        <w:t xml:space="preserve"> adc </w:t>
+      </w:r>
+      <w:r>
+        <w:rPr>
+          <w:rStyle w:val="OperatorTok"/>
+        </w:rPr>
+        <w:t xml:space="preserve">&lt;=</w:t>
+      </w:r>
+      <w:r>
+        <w:rPr>
+          <w:rStyle w:val="NormalTok"/>
+        </w:rPr>
+        <w:t xml:space="preserve"> </w:t>
+      </w:r>
+      <w:r>
+        <w:rPr>
+          <w:rStyle w:val="DecValTok"/>
+        </w:rPr>
+        <w:t xml:space="preserve">4095</w:t>
+      </w:r>
+      <w:r>
+        <w:rPr>
+          <w:rStyle w:val="NormalTok"/>
+        </w:rPr>
+        <w:t xml:space="preserve">:</w:t>
+      </w:r>
+      <w:r>
+        <w:br/>
+      </w:r>
+      <w:r>
+        <w:rPr>
+          <w:rStyle w:val="NormalTok"/>
+        </w:rPr>
+        <w:t xml:space="preserve">        </w:t>
+      </w:r>
+      <w:r>
+        <w:rPr>
+          <w:rStyle w:val="ControlFlowTok"/>
+        </w:rPr>
+        <w:t xml:space="preserve">raise</w:t>
+      </w:r>
+      <w:r>
+        <w:rPr>
+          <w:rStyle w:val="NormalTok"/>
+        </w:rPr>
+        <w:t xml:space="preserve"> </w:t>
+      </w:r>
+      <w:r>
+        <w:rPr>
+          <w:rStyle w:val="PreprocessorTok"/>
+        </w:rPr>
+        <w:t xml:space="preserve">ValueError</w:t>
+      </w:r>
+      <w:r>
+        <w:rPr>
+          <w:rStyle w:val="NormalTok"/>
+        </w:rPr>
+        <w:t xml:space="preserve">(</w:t>
+      </w:r>
+      <w:r>
+        <w:rPr>
+          <w:rStyle w:val="StringTok"/>
+        </w:rPr>
+        <w:t xml:space="preserve">"ADC code must be a 12-bit integer"</w:t>
+      </w:r>
+      <w:r>
+        <w:rPr>
+          <w:rStyle w:val="NormalTok"/>
+        </w:rPr>
+        <w:t xml:space="preserve">)</w:t>
+      </w:r>
+      <w:r>
+        <w:br/>
+      </w:r>
+      <w:r>
+        <w:rPr>
+          <w:rStyle w:val="NormalTok"/>
+        </w:rPr>
+        <w:t xml:space="preserve">    </w:t>
+      </w:r>
+      <w:r>
+        <w:rPr>
+          <w:rStyle w:val="ControlFlowTok"/>
+        </w:rPr>
+        <w:t xml:space="preserve">return</w:t>
+      </w:r>
+      <w:r>
+        <w:rPr>
+          <w:rStyle w:val="NormalTok"/>
+        </w:rPr>
+        <w:t xml:space="preserve"> </w:t>
+      </w:r>
+      <w:r>
+        <w:rPr>
+          <w:rStyle w:val="FloatTok"/>
+        </w:rPr>
+        <w:t xml:space="preserve">100.0</w:t>
+      </w:r>
+      <w:r>
+        <w:rPr>
+          <w:rStyle w:val="NormalTok"/>
+        </w:rPr>
+        <w:t xml:space="preserve"> </w:t>
+      </w:r>
+      <w:r>
+        <w:rPr>
+          <w:rStyle w:val="OperatorTok"/>
+        </w:rPr>
+        <w:t xml:space="preserve">*</w:t>
+      </w:r>
+      <w:r>
+        <w:rPr>
+          <w:rStyle w:val="NormalTok"/>
+        </w:rPr>
+        <w:t xml:space="preserve"> (</w:t>
+      </w:r>
+      <w:r>
+        <w:rPr>
+          <w:rStyle w:val="DecValTok"/>
+        </w:rPr>
+        <w:t xml:space="preserve">4095</w:t>
+      </w:r>
+      <w:r>
+        <w:rPr>
+          <w:rStyle w:val="NormalTok"/>
+        </w:rPr>
+        <w:t xml:space="preserve"> </w:t>
+      </w:r>
+      <w:r>
+        <w:rPr>
+          <w:rStyle w:val="OperatorTok"/>
+        </w:rPr>
+        <w:t xml:space="preserve">-</w:t>
+      </w:r>
+      <w:r>
+        <w:rPr>
+          <w:rStyle w:val="NormalTok"/>
+        </w:rPr>
+        <w:t xml:space="preserve"> adc) </w:t>
+      </w:r>
+      <w:r>
+        <w:rPr>
+          <w:rStyle w:val="OperatorTok"/>
+        </w:rPr>
+        <w:t xml:space="preserve">/</w:t>
+      </w:r>
+      <w:r>
+        <w:rPr>
+          <w:rStyle w:val="NormalTok"/>
+        </w:rPr>
+        <w:t xml:space="preserve"> </w:t>
+      </w:r>
+      <w:r>
+        <w:rPr>
+          <w:rStyle w:val="DecValTok"/>
+        </w:rPr>
+        <w:t xml:space="preserve">4095</w:t>
+      </w:r>
+    </w:p>
+    <w:p>
+      <w:pPr>
+        <w:pStyle w:val="SourceCode"/>
+      </w:pPr>
+      <w:r>
+        <w:rPr>
+          <w:rStyle w:val="KeywordTok"/>
+        </w:rPr>
+        <w:t xml:space="preserve">def</w:t>
+      </w:r>
+      <w:r>
+        <w:rPr>
+          <w:rStyle w:val="NormalTok"/>
+        </w:rPr>
+        <w:t xml:space="preserve"> crc16_modbus(data: </w:t>
+      </w:r>
+      <w:r>
+        <w:rPr>
+          <w:rStyle w:val="BuiltInTok"/>
+        </w:rPr>
+        <w:t xml:space="preserve">bytes</w:t>
+      </w:r>
+      <w:r>
+        <w:rPr>
+          <w:rStyle w:val="NormalTok"/>
+        </w:rPr>
+        <w:t xml:space="preserve">) </w:t>
+      </w:r>
+      <w:r>
+        <w:rPr>
+          <w:rStyle w:val="OperatorTok"/>
+        </w:rPr>
+        <w:t xml:space="preserve">-&gt;</w:t>
+      </w:r>
+      <w:r>
+        <w:rPr>
+          <w:rStyle w:val="NormalTok"/>
+        </w:rPr>
+        <w:t xml:space="preserve"> </w:t>
+      </w:r>
+      <w:r>
+        <w:rPr>
+          <w:rStyle w:val="BuiltInTok"/>
+        </w:rPr>
+        <w:t xml:space="preserve">int</w:t>
+      </w:r>
+      <w:r>
+        <w:rPr>
+          <w:rStyle w:val="NormalTok"/>
+        </w:rPr>
+        <w:t xml:space="preserve">:</w:t>
+      </w:r>
+      <w:r>
+        <w:br/>
+      </w:r>
+      <w:r>
+        <w:rPr>
+          <w:rStyle w:val="NormalTok"/>
+        </w:rPr>
+        <w:t xml:space="preserve">    crc </w:t>
+      </w:r>
+      <w:r>
+        <w:rPr>
+          <w:rStyle w:val="OperatorTok"/>
+        </w:rPr>
+        <w:t xml:space="preserve">=</w:t>
+      </w:r>
+      <w:r>
+        <w:rPr>
+          <w:rStyle w:val="NormalTok"/>
+        </w:rPr>
+        <w:t xml:space="preserve"> </w:t>
+      </w:r>
+      <w:r>
+        <w:rPr>
+          <w:rStyle w:val="BaseNTok"/>
+        </w:rPr>
+        <w:t xml:space="preserve">0xFFFF</w:t>
+      </w:r>
+      <w:r>
+        <w:br/>
+      </w:r>
+      <w:r>
+        <w:rPr>
+          <w:rStyle w:val="NormalTok"/>
+        </w:rPr>
+        <w:t xml:space="preserve">    </w:t>
+      </w:r>
+      <w:r>
+        <w:rPr>
+          <w:rStyle w:val="ControlFlowTok"/>
+        </w:rPr>
+        <w:t xml:space="preserve">for</w:t>
+      </w:r>
+      <w:r>
+        <w:rPr>
+          <w:rStyle w:val="NormalTok"/>
+        </w:rPr>
+        <w:t xml:space="preserve"> byte </w:t>
+      </w:r>
+      <w:r>
+        <w:rPr>
+          <w:rStyle w:val="KeywordTok"/>
+        </w:rPr>
+        <w:t xml:space="preserve">in</w:t>
+      </w:r>
+      <w:r>
+        <w:rPr>
+          <w:rStyle w:val="NormalTok"/>
+        </w:rPr>
+        <w:t xml:space="preserve"> data:</w:t>
+      </w:r>
+      <w:r>
+        <w:br/>
+      </w:r>
+      <w:r>
+        <w:rPr>
+          <w:rStyle w:val="NormalTok"/>
+        </w:rPr>
+        <w:t xml:space="preserve">        crc </w:t>
+      </w:r>
+      <w:r>
+        <w:rPr>
+          <w:rStyle w:val="OperatorTok"/>
+        </w:rPr>
+        <w:t xml:space="preserve">^=</w:t>
+      </w:r>
+      <w:r>
+        <w:rPr>
+          <w:rStyle w:val="NormalTok"/>
+        </w:rPr>
+        <w:t xml:space="preserve"> byte</w:t>
+      </w:r>
+      <w:r>
+        <w:br/>
+      </w:r>
+      <w:r>
+        <w:rPr>
+          <w:rStyle w:val="NormalTok"/>
+        </w:rPr>
+        <w:t xml:space="preserve">        </w:t>
+      </w:r>
+      <w:r>
+        <w:rPr>
+          <w:rStyle w:val="ControlFlowTok"/>
+        </w:rPr>
+        <w:t xml:space="preserve">for</w:t>
+      </w:r>
+      <w:r>
+        <w:rPr>
+          <w:rStyle w:val="NormalTok"/>
+        </w:rPr>
+        <w:t xml:space="preserve"> _ </w:t>
+      </w:r>
+      <w:r>
+        <w:rPr>
+          <w:rStyle w:val="KeywordTok"/>
+        </w:rPr>
+        <w:t xml:space="preserve">in</w:t>
+      </w:r>
+      <w:r>
+        <w:rPr>
+          <w:rStyle w:val="NormalTok"/>
+        </w:rPr>
+        <w:t xml:space="preserve"> </w:t>
+      </w:r>
+      <w:r>
+        <w:rPr>
+          <w:rStyle w:val="BuiltInTok"/>
+        </w:rPr>
+        <w:t xml:space="preserve">range</w:t>
+      </w:r>
+      <w:r>
+        <w:rPr>
+          <w:rStyle w:val="NormalTok"/>
+        </w:rPr>
+        <w:t xml:space="preserve">(</w:t>
+      </w:r>
+      <w:r>
+        <w:rPr>
+          <w:rStyle w:val="DecValTok"/>
+        </w:rPr>
+        <w:t xml:space="preserve">8</w:t>
+      </w:r>
+      <w:r>
+        <w:rPr>
+          <w:rStyle w:val="NormalTok"/>
+        </w:rPr>
+        <w:t xml:space="preserve">):</w:t>
+      </w:r>
+      <w:r>
+        <w:br/>
+      </w:r>
+      <w:r>
+        <w:rPr>
+          <w:rStyle w:val="NormalTok"/>
+        </w:rPr>
+        <w:t xml:space="preserve">            crc </w:t>
+      </w:r>
+      <w:r>
+        <w:rPr>
+          <w:rStyle w:val="OperatorTok"/>
+        </w:rPr>
+        <w:t xml:space="preserve">=</w:t>
+      </w:r>
+      <w:r>
+        <w:rPr>
+          <w:rStyle w:val="NormalTok"/>
+        </w:rPr>
+        <w:t xml:space="preserve"> (crc </w:t>
+      </w:r>
+      <w:r>
+        <w:rPr>
+          <w:rStyle w:val="OperatorTok"/>
+        </w:rPr>
+        <w:t xml:space="preserve">&gt;&gt;</w:t>
+      </w:r>
+      <w:r>
+        <w:rPr>
+          <w:rStyle w:val="NormalTok"/>
+        </w:rPr>
+        <w:t xml:space="preserve"> </w:t>
+      </w:r>
+      <w:r>
+        <w:rPr>
+          <w:rStyle w:val="DecValTok"/>
+        </w:rPr>
+        <w:t xml:space="preserve">1</w:t>
+      </w:r>
+      <w:r>
+        <w:rPr>
+          <w:rStyle w:val="NormalTok"/>
+        </w:rPr>
+        <w:t xml:space="preserve">) </w:t>
+      </w:r>
+      <w:r>
+        <w:rPr>
+          <w:rStyle w:val="OperatorTok"/>
+        </w:rPr>
+        <w:t xml:space="preserve">^</w:t>
+      </w:r>
+      <w:r>
+        <w:rPr>
+          <w:rStyle w:val="NormalTok"/>
+        </w:rPr>
+        <w:t xml:space="preserve"> (</w:t>
+      </w:r>
+      <w:r>
+        <w:rPr>
+          <w:rStyle w:val="BaseNTok"/>
+        </w:rPr>
+        <w:t xml:space="preserve">0xA001</w:t>
+      </w:r>
+      <w:r>
+        <w:rPr>
+          <w:rStyle w:val="NormalTok"/>
+        </w:rPr>
+        <w:t xml:space="preserve"> </w:t>
+      </w:r>
+      <w:r>
+        <w:rPr>
+          <w:rStyle w:val="ControlFlowTok"/>
+        </w:rPr>
+        <w:t xml:space="preserve">if</w:t>
+      </w:r>
+      <w:r>
+        <w:rPr>
+          <w:rStyle w:val="NormalTok"/>
+        </w:rPr>
+        <w:t xml:space="preserve"> crc </w:t>
+      </w:r>
+      <w:r>
+        <w:rPr>
+          <w:rStyle w:val="OperatorTok"/>
+        </w:rPr>
+        <w:t xml:space="preserve">&amp;</w:t>
+      </w:r>
+      <w:r>
+        <w:rPr>
+          <w:rStyle w:val="NormalTok"/>
+        </w:rPr>
+        <w:t xml:space="preserve"> </w:t>
+      </w:r>
+      <w:r>
+        <w:rPr>
+          <w:rStyle w:val="DecValTok"/>
+        </w:rPr>
+        <w:t xml:space="preserve">1</w:t>
+      </w:r>
+      <w:r>
+        <w:rPr>
+          <w:rStyle w:val="NormalTok"/>
+        </w:rPr>
+        <w:t xml:space="preserve"> </w:t>
+      </w:r>
+      <w:r>
+        <w:rPr>
+          <w:rStyle w:val="ControlFlowTok"/>
+        </w:rPr>
+        <w:t xml:space="preserve">else</w:t>
+      </w:r>
+      <w:r>
+        <w:rPr>
+          <w:rStyle w:val="NormalTok"/>
+        </w:rPr>
+        <w:t xml:space="preserve"> </w:t>
+      </w:r>
+      <w:r>
+        <w:rPr>
+          <w:rStyle w:val="DecValTok"/>
+        </w:rPr>
+        <w:t xml:space="preserve">0</w:t>
+      </w:r>
+      <w:r>
+        <w:rPr>
+          <w:rStyle w:val="NormalTok"/>
+        </w:rPr>
+        <w:t xml:space="preserve">)</w:t>
+      </w:r>
+      <w:r>
+        <w:br/>
+      </w:r>
+      <w:r>
+        <w:rPr>
+          <w:rStyle w:val="NormalTok"/>
+        </w:rPr>
+        <w:t xml:space="preserve">    </w:t>
+      </w:r>
+      <w:r>
+        <w:rPr>
+          <w:rStyle w:val="ControlFlowTok"/>
+        </w:rPr>
+        <w:t xml:space="preserve">return</w:t>
+      </w:r>
+      <w:r>
+        <w:rPr>
+          <w:rStyle w:val="NormalTok"/>
+        </w:rPr>
+        <w:t xml:space="preserve"> crc</w:t>
+      </w:r>
+    </w:p>
+    <w:bookmarkEnd w:id="88"/>
+    <w:bookmarkEnd w:id="89"/>
+    <w:bookmarkStart w:id="90" w:name="附录b-数据格式与复现方法"/>
     <w:p>
       <w:pPr>
         <w:pStyle w:val="Heading1"/>
@@ -8923,8 +11022,8 @@
         <w:t xml:space="preserve">，固定32 B，详细偏移见接口目录README。与目标工程集成时应新增真实驱动与串口成帧验证，不能把这些Python脚本当成STM32固件烧录。</w:t>
       </w:r>
     </w:p>
-    <w:bookmarkEnd w:id="79"/>
-    <w:bookmarkStart w:id="80" w:name="附录c-实物材料补录清单"/>
+    <w:bookmarkEnd w:id="90"/>
+    <w:bookmarkStart w:id="91" w:name="附录c-实物材料补录清单"/>
     <w:p>
       <w:pPr>
         <w:pStyle w:val="Heading1"/>
@@ -9005,7 +11104,7 @@
         <w:t xml:space="preserve">打开Word更新目录与页码，检查奇偶页眉、图表与公式；打印前删除无用的待填提示，未完成的功能仍须如实保留状态。</w:t>
       </w:r>
     </w:p>
-    <w:bookmarkEnd w:id="80"/>
+    <w:bookmarkEnd w:id="91"/>
     <w:sectPr>
       <w:headerReference w:type="default" r:id="rId9"/>
       <w:headerReference w:type="even" r:id="rId10"/>
@@ -9088,7 +11187,7 @@
       <w:jc w:val="center"/>
     </w:pPr>
     <w:r>
-      <w:t>姓名：待填    题目：微型温室环境监测与联动控制系统</w:t>
+      <w:t>姓名：待填    题目：基于STM32与FreeRTOS的微型温室环境监测与联动控制系统设计</w:t>
     </w:r>
   </w:p>
 </w:hdr>
@@ -9768,10 +11867,14 @@
     <w:basedOn w:val="Normal"/>
     <w:link w:val="BodyTextChar"/>
     <w:pPr>
-      <w:spacing w:after="120" w:before="0"/>
+      <w:spacing w:after="120" w:before="0" w:line="240" w:lineRule="auto"/>
     </w:pPr>
     <w:rPr>
+      <w:rFonts w:ascii="Times New Roman" w:hAnsi="Times New Roman" w:eastAsia="宋体"/>
+      <w:b w:val="0"/>
       <w:i/>
+      <w:color w:val="000000"/>
+      <w:sz w:val="21"/>
     </w:rPr>
   </w:style>
   <w:style w:customStyle="1" w:styleId="TableCaption" w:type="paragraph">
@@ -9779,11 +11882,27 @@
     <w:basedOn w:val="Caption"/>
     <w:pPr>
       <w:keepNext/>
+      <w:spacing w:line="240" w:lineRule="auto"/>
     </w:pPr>
+    <w:rPr>
+      <w:rFonts w:ascii="Times New Roman" w:hAnsi="Times New Roman" w:eastAsia="宋体"/>
+      <w:b w:val="0"/>
+      <w:color w:val="000000"/>
+      <w:sz w:val="21"/>
+    </w:rPr>
   </w:style>
   <w:style w:customStyle="1" w:styleId="ImageCaption" w:type="paragraph">
     <w:name w:val="Image Caption"/>
     <w:basedOn w:val="Caption"/>
+    <w:pPr>
+      <w:spacing w:line="240" w:lineRule="auto"/>
+    </w:pPr>
+    <w:rPr>
+      <w:rFonts w:ascii="Times New Roman" w:hAnsi="Times New Roman" w:eastAsia="宋体"/>
+      <w:b w:val="0"/>
+      <w:color w:val="000000"/>
+      <w:sz w:val="21"/>
+    </w:rPr>
   </w:style>
   <w:style w:customStyle="1" w:styleId="Figure" w:type="paragraph">
     <w:name w:val="Figure"/>
